--- a/F5-P2-sample-script-lesson-Students.docx
+++ b/F5-P2-sample-script-lesson-Students.docx
@@ -202,6 +202,61 @@
         </w:tc>
       </w:tr>
     </w:tbl>
+    <w:p>
+      <w:pPr>
+        <w:spacing w:after="40"/>
+        <w:jc w:val="center"/>
+      </w:pPr>
+      <w:r>
+        <w:drawing>
+          <wp:inline xmlns:a="http://schemas.openxmlformats.org/drawingml/2006/main" xmlns:pic="http://schemas.openxmlformats.org/drawingml/2006/picture">
+            <wp:extent cx="4937760" cy="1637118"/>
+            <wp:docPr id="1" name="Picture 1"/>
+            <wp:cNvGraphicFramePr>
+              <a:graphicFrameLocks noChangeAspect="1"/>
+            </wp:cNvGraphicFramePr>
+            <a:graphic>
+              <a:graphicData uri="http://schemas.openxmlformats.org/drawingml/2006/picture">
+                <pic:pic>
+                  <pic:nvPicPr>
+                    <pic:cNvPr id="0" name="page01.png"/>
+                    <pic:cNvPicPr/>
+                  </pic:nvPicPr>
+                  <pic:blipFill>
+                    <a:blip r:embed="rId9"/>
+                    <a:stretch>
+                      <a:fillRect/>
+                    </a:stretch>
+                  </pic:blipFill>
+                  <pic:spPr>
+                    <a:xfrm>
+                      <a:off x="0" y="0"/>
+                      <a:ext cx="4937760" cy="1637118"/>
+                    </a:xfrm>
+                    <a:prstGeom prst="rect"/>
+                  </pic:spPr>
+                </pic:pic>
+              </a:graphicData>
+            </a:graphic>
+          </wp:inline>
+        </w:drawing>
+      </w:r>
+    </w:p>
+    <w:p>
+      <w:pPr>
+        <w:spacing w:after="240"/>
+        <w:jc w:val="center"/>
+      </w:pPr>
+      <w:r>
+        <w:rPr>
+          <w:rFonts w:ascii="Times New Roman" w:hAnsi="Times New Roman"/>
+          <w:b/>
+          <w:i/>
+          <w:sz w:val="19"/>
+        </w:rPr>
+        <w:t>The question as printed in the question paper.</w:t>
+      </w:r>
+    </w:p>
     <w:p>
       <w:pPr>
         <w:spacing w:after="80"/>
@@ -1007,7 +1062,7 @@
     </w:p>
     <w:p>
       <w:pPr>
-        <w:spacing w:after="80"/>
+        <w:spacing w:after="120"/>
       </w:pPr>
       <w:r>
         <w:rPr>
@@ -1015,7 +1070,7 @@
           <w:b/>
           <w:i w:val="0"/>
         </w:rPr>
-        <w:t xml:space="preserve">A. The sample script (Level 5**), </w:t>
+        <w:t xml:space="preserve">A. The sample script (Level 5**) — the original pages. </w:t>
       </w:r>
       <w:r>
         <w:rPr>
@@ -1025,107 +1080,392 @@
           <w:color w:val="595959"/>
           <w:sz w:val="19"/>
         </w:rPr>
-        <w:t>transcribed. Crossed-out words are left out and the writer’s own corrections are kept, so this is the version the marker read. The original handwritten script is on the screen.</w:t>
+        <w:t>Read the seven pages of the script below, exactly as the marker read them: they are handwritten, with the writer’s own corrections. Paragraph numbers in the captions — [1] to [7] — tell you which part of the letter each page shows.</w:t>
       </w:r>
     </w:p>
     <w:p>
       <w:pPr>
-        <w:spacing w:after="160"/>
-        <w:ind w:left="216"/>
+        <w:spacing w:after="40"/>
+        <w:jc w:val="center"/>
+      </w:pPr>
+      <w:r>
+        <w:drawing>
+          <wp:inline xmlns:a="http://schemas.openxmlformats.org/drawingml/2006/main" xmlns:pic="http://schemas.openxmlformats.org/drawingml/2006/picture">
+            <wp:extent cx="5120640" cy="4352814"/>
+            <wp:docPr id="2" name="Picture 2"/>
+            <wp:cNvGraphicFramePr>
+              <a:graphicFrameLocks noChangeAspect="1"/>
+            </wp:cNvGraphicFramePr>
+            <a:graphic>
+              <a:graphicData uri="http://schemas.openxmlformats.org/drawingml/2006/picture">
+                <pic:pic>
+                  <pic:nvPicPr>
+                    <pic:cNvPr id="0" name="page02.png"/>
+                    <pic:cNvPicPr/>
+                  </pic:nvPicPr>
+                  <pic:blipFill>
+                    <a:blip r:embed="rId10"/>
+                    <a:stretch>
+                      <a:fillRect/>
+                    </a:stretch>
+                  </pic:blipFill>
+                  <pic:spPr>
+                    <a:xfrm>
+                      <a:off x="0" y="0"/>
+                      <a:ext cx="5120640" cy="4352814"/>
+                    </a:xfrm>
+                    <a:prstGeom prst="rect"/>
+                  </pic:spPr>
+                </pic:pic>
+              </a:graphicData>
+            </a:graphic>
+          </wp:inline>
+        </w:drawing>
+      </w:r>
+    </w:p>
+    <w:p>
+      <w:pPr>
+        <w:spacing w:after="240"/>
+        <w:jc w:val="center"/>
       </w:pPr>
       <w:r>
         <w:rPr>
           <w:rFonts w:ascii="Times New Roman" w:hAnsi="Times New Roman"/>
-          <w:b w:val="0"/>
-          <w:i w:val="0"/>
+          <w:b/>
+          <w:i/>
+          <w:sz w:val="19"/>
         </w:rPr>
-        <w:t>[1]  Dear Mr. Wong,</w:t>
+        <w:t>Script page 1 of 7 — the greeting and the opening paragraph [2]</w:t>
       </w:r>
     </w:p>
     <w:p>
       <w:pPr>
-        <w:spacing w:after="160"/>
-        <w:ind w:left="216"/>
+        <w:spacing w:after="40"/>
+        <w:jc w:val="center"/>
+      </w:pPr>
+      <w:r>
+        <w:drawing>
+          <wp:inline xmlns:a="http://schemas.openxmlformats.org/drawingml/2006/main" xmlns:pic="http://schemas.openxmlformats.org/drawingml/2006/picture">
+            <wp:extent cx="5120640" cy="6247466"/>
+            <wp:docPr id="3" name="Picture 3"/>
+            <wp:cNvGraphicFramePr>
+              <a:graphicFrameLocks noChangeAspect="1"/>
+            </wp:cNvGraphicFramePr>
+            <a:graphic>
+              <a:graphicData uri="http://schemas.openxmlformats.org/drawingml/2006/picture">
+                <pic:pic>
+                  <pic:nvPicPr>
+                    <pic:cNvPr id="0" name="page03.png"/>
+                    <pic:cNvPicPr/>
+                  </pic:nvPicPr>
+                  <pic:blipFill>
+                    <a:blip r:embed="rId11"/>
+                    <a:stretch>
+                      <a:fillRect/>
+                    </a:stretch>
+                  </pic:blipFill>
+                  <pic:spPr>
+                    <a:xfrm>
+                      <a:off x="0" y="0"/>
+                      <a:ext cx="5120640" cy="6247466"/>
+                    </a:xfrm>
+                    <a:prstGeom prst="rect"/>
+                  </pic:spPr>
+                </pic:pic>
+              </a:graphicData>
+            </a:graphic>
+          </wp:inline>
+        </w:drawing>
+      </w:r>
+    </w:p>
+    <w:p>
+      <w:pPr>
+        <w:spacing w:after="240"/>
+        <w:jc w:val="center"/>
       </w:pPr>
       <w:r>
         <w:rPr>
           <w:rFonts w:ascii="Times New Roman" w:hAnsi="Times New Roman"/>
-          <w:b w:val="0"/>
-          <w:i w:val="0"/>
+          <w:b/>
+          <w:i/>
+          <w:sz w:val="19"/>
         </w:rPr>
-        <w:t>[2]  I am writing to you to express my opinion for the implementation of a four-day school week proposed by the School Management. It is an indisputable fact that almost all primary to secondary educational institutions across Hong Kong have adopted the five school days a week pattern for students for over many generations. Nonetheless, the debate of cutting the fifth school day in the week, merging with the weekends distributing one hour to the other respective school days is gaining momentum, as the one extra valid day would potentially benefit various stakeholders of the school. In my opinion, this novel pattern of school days is conducive to the students, the school and also the parents.</w:t>
+        <w:t>Script page 2 of 7 — paragraph [3], first half</w:t>
       </w:r>
     </w:p>
     <w:p>
       <w:pPr>
-        <w:spacing w:after="160"/>
-        <w:ind w:left="216"/>
+        <w:spacing w:after="40"/>
+        <w:jc w:val="center"/>
+      </w:pPr>
+      <w:r>
+        <w:drawing>
+          <wp:inline xmlns:a="http://schemas.openxmlformats.org/drawingml/2006/main" xmlns:pic="http://schemas.openxmlformats.org/drawingml/2006/picture">
+            <wp:extent cx="5120640" cy="5185871"/>
+            <wp:docPr id="4" name="Picture 4"/>
+            <wp:cNvGraphicFramePr>
+              <a:graphicFrameLocks noChangeAspect="1"/>
+            </wp:cNvGraphicFramePr>
+            <a:graphic>
+              <a:graphicData uri="http://schemas.openxmlformats.org/drawingml/2006/picture">
+                <pic:pic>
+                  <pic:nvPicPr>
+                    <pic:cNvPr id="0" name="page04.png"/>
+                    <pic:cNvPicPr/>
+                  </pic:nvPicPr>
+                  <pic:blipFill>
+                    <a:blip r:embed="rId12"/>
+                    <a:stretch>
+                      <a:fillRect/>
+                    </a:stretch>
+                  </pic:blipFill>
+                  <pic:spPr>
+                    <a:xfrm>
+                      <a:off x="0" y="0"/>
+                      <a:ext cx="5120640" cy="5185871"/>
+                    </a:xfrm>
+                    <a:prstGeom prst="rect"/>
+                  </pic:spPr>
+                </pic:pic>
+              </a:graphicData>
+            </a:graphic>
+          </wp:inline>
+        </w:drawing>
+      </w:r>
+    </w:p>
+    <w:p>
+      <w:pPr>
+        <w:spacing w:after="240"/>
+        <w:jc w:val="center"/>
       </w:pPr>
       <w:r>
         <w:rPr>
           <w:rFonts w:ascii="Times New Roman" w:hAnsi="Times New Roman"/>
-          <w:b w:val="0"/>
-          <w:i w:val="0"/>
+          <w:b/>
+          <w:i/>
+          <w:sz w:val="19"/>
         </w:rPr>
-        <w:t>[3]  First, students can achieve a holistic personal development with the four-day school week. The issue of learners in the school being only skilled in taking examinations and studying while overlooking the importance of developing an interest in other extra-curricular activities is always what parents are apprehensive towards. Though this is not done by the school or parents deliberately, students often struggle to choose between using the weekends to do what they like or spend time to prepare for the next test. With Hong Kong’s education system being immensely exam-oriented, affecting the future of students, many learners are left with no choice but to choose the latter. Because of this, students may lose their valuable opportunities to develop essential social skills, discover their own true interests and create bonds between peers. So, the one extra day pattern can provide students with more time to try out different kinds of indoor and outdoor activities, from sports to creating art works to playing music. Parents can also use the one extra day to apply for classes that teach the interests of their children. Since that day is already marked as vacant, students do not need to go to the classes after a tiring school day and could spend that day concentrating on their beloved activities and talents. In addition, the extra one day in the weekend can give learners more freedom to meet up with their friends and spend time together, such as watch a movie and so much more. This can alleviate their stress from school through socializing and doing sports. Eventually, with the lengthened weekend, students are able to acquire vital social skills while having a better chance to flourish their talents and generate a stronger bond with their peers using the extra day provided. In a word, the four days school week can help students to achieve all-rounded excellence.</w:t>
+        <w:t>Script page 3 of 7 — paragraph [3], second half</w:t>
       </w:r>
     </w:p>
     <w:p>
       <w:pPr>
-        <w:spacing w:after="160"/>
-        <w:ind w:left="216"/>
+        <w:spacing w:after="40"/>
+        <w:jc w:val="center"/>
+      </w:pPr>
+      <w:r>
+        <w:drawing>
+          <wp:inline xmlns:a="http://schemas.openxmlformats.org/drawingml/2006/main" xmlns:pic="http://schemas.openxmlformats.org/drawingml/2006/picture">
+            <wp:extent cx="5120640" cy="5860579"/>
+            <wp:docPr id="5" name="Picture 5"/>
+            <wp:cNvGraphicFramePr>
+              <a:graphicFrameLocks noChangeAspect="1"/>
+            </wp:cNvGraphicFramePr>
+            <a:graphic>
+              <a:graphicData uri="http://schemas.openxmlformats.org/drawingml/2006/picture">
+                <pic:pic>
+                  <pic:nvPicPr>
+                    <pic:cNvPr id="0" name="page05.png"/>
+                    <pic:cNvPicPr/>
+                  </pic:nvPicPr>
+                  <pic:blipFill>
+                    <a:blip r:embed="rId13"/>
+                    <a:stretch>
+                      <a:fillRect/>
+                    </a:stretch>
+                  </pic:blipFill>
+                  <pic:spPr>
+                    <a:xfrm>
+                      <a:off x="0" y="0"/>
+                      <a:ext cx="5120640" cy="5860579"/>
+                    </a:xfrm>
+                    <a:prstGeom prst="rect"/>
+                  </pic:spPr>
+                </pic:pic>
+              </a:graphicData>
+            </a:graphic>
+          </wp:inline>
+        </w:drawing>
+      </w:r>
+    </w:p>
+    <w:p>
+      <w:pPr>
+        <w:spacing w:after="240"/>
+        <w:jc w:val="center"/>
       </w:pPr>
       <w:r>
         <w:rPr>
           <w:rFonts w:ascii="Times New Roman" w:hAnsi="Times New Roman"/>
-          <w:b w:val="0"/>
-          <w:i w:val="0"/>
+          <w:b/>
+          <w:i/>
+          <w:sz w:val="19"/>
         </w:rPr>
-        <w:t>[4]  Second, schools can use the extra hours of each school day to lay down plans for students, which can help them achieve academic excellence. Without a doubt, the education system in Hong Kong is fully driven by exams, along with public exams like the DSE which determines the future of each learner. So, schools always splurge a larger sum of money and resources on providing students with remedial classes, tutorial classes and enhancement classes that are hosted by professionals outside the school in order to help learners catch up with their subjects or enhance their exam performance. Therefore, the extra one hour in the school days can let the schools use it as a buffer for students and teachers to either set extra classes in case the class is falling behind, or host a wide variety of enhancement classes to train students for the future examination and develop useful examination skills, building students’ confidence and this is very integral to students too. Moreover, the extra one day of the weekend is also one free day for the teachers and other employers of the school. They could also use the extra day to relieve the stress from work by doing what they like and take a breather. In short, the four day school week can shoulder the responsibility of the school from catching up with the progress, help the students who are in dire need and boost their performance, and also give teachers more time to relax.</w:t>
+        <w:t>Script page 4 of 7 — paragraph [4], first half</w:t>
       </w:r>
     </w:p>
     <w:p>
       <w:pPr>
-        <w:spacing w:after="160"/>
-        <w:ind w:left="216"/>
+        <w:spacing w:after="40"/>
+        <w:jc w:val="center"/>
+      </w:pPr>
+      <w:r>
+        <w:drawing>
+          <wp:inline xmlns:a="http://schemas.openxmlformats.org/drawingml/2006/main" xmlns:pic="http://schemas.openxmlformats.org/drawingml/2006/picture">
+            <wp:extent cx="5120640" cy="5950652"/>
+            <wp:docPr id="6" name="Picture 6"/>
+            <wp:cNvGraphicFramePr>
+              <a:graphicFrameLocks noChangeAspect="1"/>
+            </wp:cNvGraphicFramePr>
+            <a:graphic>
+              <a:graphicData uri="http://schemas.openxmlformats.org/drawingml/2006/picture">
+                <pic:pic>
+                  <pic:nvPicPr>
+                    <pic:cNvPr id="0" name="page06.png"/>
+                    <pic:cNvPicPr/>
+                  </pic:nvPicPr>
+                  <pic:blipFill>
+                    <a:blip r:embed="rId14"/>
+                    <a:stretch>
+                      <a:fillRect/>
+                    </a:stretch>
+                  </pic:blipFill>
+                  <pic:spPr>
+                    <a:xfrm>
+                      <a:off x="0" y="0"/>
+                      <a:ext cx="5120640" cy="5950652"/>
+                    </a:xfrm>
+                    <a:prstGeom prst="rect"/>
+                  </pic:spPr>
+                </pic:pic>
+              </a:graphicData>
+            </a:graphic>
+          </wp:inline>
+        </w:drawing>
+      </w:r>
+    </w:p>
+    <w:p>
+      <w:pPr>
+        <w:spacing w:after="240"/>
+        <w:jc w:val="center"/>
       </w:pPr>
       <w:r>
         <w:rPr>
           <w:rFonts w:ascii="Times New Roman" w:hAnsi="Times New Roman"/>
-          <w:b w:val="0"/>
-          <w:i w:val="0"/>
+          <w:b/>
+          <w:i/>
+          <w:sz w:val="19"/>
         </w:rPr>
-        <w:t>[5]  Third, the extra day can foster relationship between the parents and their child. The usual 5 days school week, with about 8-9 hours of mandatory lesson time each means parents can spend the day working without the need to worry about their children as they are under schools’ supervision. However, that also means after exhausting day of work for parents, sometimes parents return home at midnight in which even the dinner is finished by children themselves or their maid. This comes down to both not having sufficient time to spend doing activities together. To add insult to injury, family issues are often stemmed from lack of communication between parents and children, or lack of care towards the sons and daughters. Therefore, the extra day can be a great opportunity for parents to spend time with their beloved child through doing a multitude of activities together, such as going on a hiking together, shopping together, playing games together and many more. By this, parents can live up to the role of guiding their children through difficulties and giving them unconditional love, as well as having the chance to rejuvenate their relationship if it is estranged. So, the four days school week is conducive to the parents of the students, who are also a part and parcel to a school’s integrity.</w:t>
+        <w:t>Script page 5 of 7 — the end of [4] and the start of [5]</w:t>
       </w:r>
     </w:p>
     <w:p>
       <w:pPr>
-        <w:spacing w:after="160"/>
-        <w:ind w:left="216"/>
+        <w:spacing w:after="40"/>
+        <w:jc w:val="center"/>
+      </w:pPr>
+      <w:r>
+        <w:drawing>
+          <wp:inline xmlns:a="http://schemas.openxmlformats.org/drawingml/2006/main" xmlns:pic="http://schemas.openxmlformats.org/drawingml/2006/picture">
+            <wp:extent cx="5120640" cy="5766546"/>
+            <wp:docPr id="7" name="Picture 7"/>
+            <wp:cNvGraphicFramePr>
+              <a:graphicFrameLocks noChangeAspect="1"/>
+            </wp:cNvGraphicFramePr>
+            <a:graphic>
+              <a:graphicData uri="http://schemas.openxmlformats.org/drawingml/2006/picture">
+                <pic:pic>
+                  <pic:nvPicPr>
+                    <pic:cNvPr id="0" name="page07.png"/>
+                    <pic:cNvPicPr/>
+                  </pic:nvPicPr>
+                  <pic:blipFill>
+                    <a:blip r:embed="rId15"/>
+                    <a:stretch>
+                      <a:fillRect/>
+                    </a:stretch>
+                  </pic:blipFill>
+                  <pic:spPr>
+                    <a:xfrm>
+                      <a:off x="0" y="0"/>
+                      <a:ext cx="5120640" cy="5766546"/>
+                    </a:xfrm>
+                    <a:prstGeom prst="rect"/>
+                  </pic:spPr>
+                </pic:pic>
+              </a:graphicData>
+            </a:graphic>
+          </wp:inline>
+        </w:drawing>
+      </w:r>
+    </w:p>
+    <w:p>
+      <w:pPr>
+        <w:spacing w:after="240"/>
+        <w:jc w:val="center"/>
       </w:pPr>
       <w:r>
         <w:rPr>
           <w:rFonts w:ascii="Times New Roman" w:hAnsi="Times New Roman"/>
-          <w:b w:val="0"/>
-          <w:i w:val="0"/>
+          <w:b/>
+          <w:i/>
+          <w:sz w:val="19"/>
         </w:rPr>
-        <w:t>[6]  All in all, the four days school week can give students more freedom to achieve their own greatness, give school a convenient window to suit every student’s needs, and a silver bullet for the students’ parents to build a lovable family. I believe the implication of cutting one school day and adding other school days with one hour is highly possible, and have every stakeholder of the school to reap benefits from it.</w:t>
+        <w:t>Script page 6 of 7 — the end of [5] and the start of [6]</w:t>
       </w:r>
     </w:p>
     <w:p>
       <w:pPr>
-        <w:spacing w:after="160"/>
-        <w:ind w:left="216"/>
+        <w:spacing w:after="40"/>
+        <w:jc w:val="center"/>
+      </w:pPr>
+      <w:r>
+        <w:drawing>
+          <wp:inline xmlns:a="http://schemas.openxmlformats.org/drawingml/2006/main" xmlns:pic="http://schemas.openxmlformats.org/drawingml/2006/picture">
+            <wp:extent cx="5120640" cy="1791225"/>
+            <wp:docPr id="8" name="Picture 8"/>
+            <wp:cNvGraphicFramePr>
+              <a:graphicFrameLocks noChangeAspect="1"/>
+            </wp:cNvGraphicFramePr>
+            <a:graphic>
+              <a:graphicData uri="http://schemas.openxmlformats.org/drawingml/2006/picture">
+                <pic:pic>
+                  <pic:nvPicPr>
+                    <pic:cNvPr id="0" name="page08.png"/>
+                    <pic:cNvPicPr/>
+                  </pic:nvPicPr>
+                  <pic:blipFill>
+                    <a:blip r:embed="rId16"/>
+                    <a:stretch>
+                      <a:fillRect/>
+                    </a:stretch>
+                  </pic:blipFill>
+                  <pic:spPr>
+                    <a:xfrm>
+                      <a:off x="0" y="0"/>
+                      <a:ext cx="5120640" cy="1791225"/>
+                    </a:xfrm>
+                    <a:prstGeom prst="rect"/>
+                  </pic:spPr>
+                </pic:pic>
+              </a:graphicData>
+            </a:graphic>
+          </wp:inline>
+        </w:drawing>
+      </w:r>
+    </w:p>
+    <w:p>
+      <w:pPr>
+        <w:spacing w:after="240"/>
+        <w:jc w:val="center"/>
       </w:pPr>
       <w:r>
         <w:rPr>
           <w:rFonts w:ascii="Times New Roman" w:hAnsi="Times New Roman"/>
-          <w:b w:val="0"/>
-          <w:i w:val="0"/>
+          <w:b/>
+          <w:i/>
+          <w:sz w:val="19"/>
         </w:rPr>
-        <w:t>[7]  Yours sincerely,</w:t>
-        <w:br/>
-        <w:t xml:space="preserve">      Mr. Smith</w:t>
+        <w:t>Script page 7 of 7 — the end of [6] and the sign-off [7]</w:t>
       </w:r>
     </w:p>
     <w:p>

--- a/F5-P2-sample-script-lesson-Students.docx
+++ b/F5-P2-sample-script-lesson-Students.docx
@@ -196,7 +196,7 @@
                 <w:i/>
                 <w:sz w:val="18"/>
               </w:rPr>
-              <w:t>(DSE 2022 English Language Paper 2, Part B, Question 9 — ‘Learning English through Debating’. Reproduced from the question paper.)</w:t>
+              <w:t>(DSE 2022 English Language Paper 2, Part B, Question 9 — ‘Learning English through Debating’. Reproduced from the question paper. Part B asks for about 400 words.)</w:t>
             </w:r>
           </w:p>
         </w:tc>
@@ -350,7 +350,7 @@
           </w:tcPr>
           <w:p>
             <w:pPr>
-              <w:spacing w:after="80" w:before="0" w:line="276" w:lineRule="auto"/>
+              <w:spacing w:after="120" w:before="0" w:line="276" w:lineRule="auto"/>
             </w:pPr>
             <w:r/>
           </w:p>
@@ -383,7 +383,7 @@
           </w:tcPr>
           <w:p>
             <w:pPr>
-              <w:spacing w:after="80" w:before="0" w:line="276" w:lineRule="auto"/>
+              <w:spacing w:after="120" w:before="0" w:line="276" w:lineRule="auto"/>
             </w:pPr>
             <w:r/>
           </w:p>
@@ -416,7 +416,7 @@
           </w:tcPr>
           <w:p>
             <w:pPr>
-              <w:spacing w:after="80" w:before="0" w:line="276" w:lineRule="auto"/>
+              <w:spacing w:after="120" w:before="0" w:line="276" w:lineRule="auto"/>
             </w:pPr>
             <w:r/>
           </w:p>
@@ -449,7 +449,7 @@
           </w:tcPr>
           <w:p>
             <w:pPr>
-              <w:spacing w:after="80" w:before="0" w:line="276" w:lineRule="auto"/>
+              <w:spacing w:after="120" w:before="0" w:line="276" w:lineRule="auto"/>
             </w:pPr>
             <w:r/>
           </w:p>
@@ -482,7 +482,7 @@
           </w:tcPr>
           <w:p>
             <w:pPr>
-              <w:spacing w:after="80" w:before="0" w:line="276" w:lineRule="auto"/>
+              <w:spacing w:after="120" w:before="0" w:line="276" w:lineRule="auto"/>
             </w:pPr>
             <w:r/>
           </w:p>
@@ -838,14 +838,6 @@
               <w:spacing w:after="120" w:before="0" w:line="276" w:lineRule="auto"/>
             </w:pPr>
             <w:r/>
-            <w:r>
-              <w:rPr>
-                <w:rFonts w:ascii="Times New Roman" w:hAnsi="Times New Roman"/>
-                <w:b w:val="0"/>
-                <w:i w:val="0"/>
-                <w:sz w:val="21"/>
-              </w:rPr>
-            </w:r>
           </w:p>
         </w:tc>
       </w:tr>
@@ -989,14 +981,6 @@
               <w:spacing w:after="120" w:before="0" w:line="276" w:lineRule="auto"/>
             </w:pPr>
             <w:r/>
-            <w:r>
-              <w:rPr>
-                <w:rFonts w:ascii="Times New Roman" w:hAnsi="Times New Roman"/>
-                <w:b w:val="0"/>
-                <w:i w:val="0"/>
-                <w:sz w:val="21"/>
-              </w:rPr>
-            </w:r>
           </w:p>
         </w:tc>
       </w:tr>
@@ -1030,14 +1014,6 @@
               <w:spacing w:after="120" w:before="0" w:line="276" w:lineRule="auto"/>
             </w:pPr>
             <w:r/>
-            <w:r>
-              <w:rPr>
-                <w:rFonts w:ascii="Times New Roman" w:hAnsi="Times New Roman"/>
-                <w:b w:val="0"/>
-                <w:i w:val="0"/>
-                <w:sz w:val="21"/>
-              </w:rPr>
-            </w:r>
           </w:p>
         </w:tc>
       </w:tr>
@@ -1062,7 +1038,7 @@
     </w:p>
     <w:p>
       <w:pPr>
-        <w:spacing w:after="120"/>
+        <w:spacing w:after="80"/>
       </w:pPr>
       <w:r>
         <w:rPr>
@@ -1081,6 +1057,28 @@
           <w:sz w:val="19"/>
         </w:rPr>
         <w:t>Read the seven pages of the script below, exactly as the marker read them: they are handwritten, with the writer’s own corrections. Paragraph numbers in the captions — [1] to [7] — tell you which part of the letter each page shows.</w:t>
+      </w:r>
+    </w:p>
+    <w:p>
+      <w:pPr>
+        <w:spacing w:after="160"/>
+      </w:pPr>
+      <w:r>
+        <w:rPr>
+          <w:rFonts w:ascii="Times New Roman" w:hAnsi="Times New Roman"/>
+          <w:b/>
+          <w:i w:val="0"/>
+        </w:rPr>
+        <w:t xml:space="preserve">Length: </w:t>
+      </w:r>
+      <w:r>
+        <w:rPr>
+          <w:rFonts w:ascii="Times New Roman" w:hAnsi="Times New Roman"/>
+          <w:b w:val="0"/>
+          <w:i w:val="0"/>
+          <w:sz w:val="20"/>
+        </w:rPr>
+        <w:t>969 words in total. [2] opening 115 words • [3] 309 words • [4] 246 words • [5] 219 words • [6] closing 73 words. Part B asks for about 400 words, so this script is more than twice the guide — long paragraphs are one of its few weaknesses.</w:t>
       </w:r>
     </w:p>
     <w:p>
@@ -1135,7 +1133,7 @@
           <w:i/>
           <w:sz w:val="19"/>
         </w:rPr>
-        <w:t>Script page 1 of 7 — the greeting and the opening paragraph [2]</w:t>
+        <w:t>Script page 1 of 7 — the greeting and the opening paragraph [2] (115 words)</w:t>
       </w:r>
     </w:p>
     <w:p>
@@ -1190,7 +1188,7 @@
           <w:i/>
           <w:sz w:val="19"/>
         </w:rPr>
-        <w:t>Script page 2 of 7 — paragraph [3], first half</w:t>
+        <w:t>Script page 2 of 7 — paragraph [3], first half (309 words in the whole paragraph)</w:t>
       </w:r>
     </w:p>
     <w:p>
@@ -1300,7 +1298,7 @@
           <w:i/>
           <w:sz w:val="19"/>
         </w:rPr>
-        <w:t>Script page 4 of 7 — paragraph [4], first half</w:t>
+        <w:t>Script page 4 of 7 — paragraph [4], first half (246 words in the whole paragraph)</w:t>
       </w:r>
     </w:p>
     <w:p>
@@ -1410,7 +1408,7 @@
           <w:i/>
           <w:sz w:val="19"/>
         </w:rPr>
-        <w:t>Script page 6 of 7 — the end of [5] and the start of [6]</w:t>
+        <w:t>Script page 6 of 7 — the end of [5] and the start of [6] (73 words)</w:t>
       </w:r>
     </w:p>
     <w:p>
@@ -1555,6 +1553,11 @@
     </w:p>
     <w:p>
       <w:pPr>
+        <w:spacing w:after="120"/>
+      </w:pPr>
+    </w:p>
+    <w:p>
+      <w:pPr>
         <w:spacing w:after="80"/>
       </w:pPr>
       <w:r>
@@ -1600,6 +1603,11 @@
         </w:rPr>
         <w:t>____________________________________________________________________________________</w:t>
       </w:r>
+    </w:p>
+    <w:p>
+      <w:pPr>
+        <w:spacing w:after="120"/>
+      </w:pPr>
     </w:p>
     <w:p>
       <w:pPr>
@@ -1704,7 +1712,7 @@
                 <w:i w:val="0"/>
                 <w:sz w:val="19"/>
               </w:rPr>
-              <w:t>What supports the point (tick in the sample: an explanation of WHY it happens / a concrete example or comparison / a factual detail about Hong Kong / a reference to the other side)</w:t>
+              <w:t>What supports the point (an explanation of WHY it happens / a concrete example or comparison / a factual detail about Hong Kong / a reference to the other side)</w:t>
             </w:r>
           </w:p>
         </w:tc>
@@ -1716,7 +1724,7 @@
           </w:tcPr>
           <w:p>
             <w:pPr>
-              <w:spacing w:after="280" w:before="0" w:line="276" w:lineRule="auto"/>
+              <w:spacing w:after="240" w:before="0" w:line="276" w:lineRule="auto"/>
             </w:pPr>
             <w:r/>
             <w:r>
@@ -1731,7 +1739,20 @@
           </w:p>
           <w:p>
             <w:pPr>
-              <w:spacing w:after="280" w:before="0" w:line="276" w:lineRule="auto"/>
+              <w:spacing w:after="240" w:before="0" w:line="276" w:lineRule="auto"/>
+            </w:pPr>
+            <w:r>
+              <w:rPr>
+                <w:rFonts w:ascii="Times New Roman" w:hAnsi="Times New Roman"/>
+                <w:b w:val="0"/>
+                <w:i w:val="0"/>
+                <w:sz w:val="20"/>
+              </w:rPr>
+            </w:r>
+          </w:p>
+          <w:p>
+            <w:pPr>
+              <w:spacing w:after="240" w:before="0" w:line="276" w:lineRule="auto"/>
             </w:pPr>
             <w:r>
               <w:rPr>
@@ -1749,7 +1770,7 @@
           </w:tcPr>
           <w:p>
             <w:pPr>
-              <w:spacing w:after="280" w:before="0" w:line="276" w:lineRule="auto"/>
+              <w:spacing w:after="240" w:before="0" w:line="276" w:lineRule="auto"/>
             </w:pPr>
             <w:r/>
             <w:r>
@@ -1757,7 +1778,20 @@
                 <w:rFonts w:ascii="Times New Roman" w:hAnsi="Times New Roman"/>
                 <w:b w:val="0"/>
                 <w:i w:val="0"/>
-                <w:sz w:val="20"/>
+                <w:sz w:val="19"/>
+              </w:rPr>
+            </w:r>
+          </w:p>
+          <w:p>
+            <w:pPr>
+              <w:spacing w:after="240" w:before="0" w:line="276" w:lineRule="auto"/>
+            </w:pPr>
+            <w:r>
+              <w:rPr>
+                <w:rFonts w:ascii="Times New Roman" w:hAnsi="Times New Roman"/>
+                <w:b w:val="0"/>
+                <w:i w:val="0"/>
+                <w:sz w:val="19"/>
               </w:rPr>
             </w:r>
           </w:p>
@@ -1768,7 +1802,7 @@
           </w:tcPr>
           <w:p>
             <w:pPr>
-              <w:spacing w:after="280" w:before="0" w:line="276" w:lineRule="auto"/>
+              <w:spacing w:after="240" w:before="0" w:line="276" w:lineRule="auto"/>
             </w:pPr>
             <w:r/>
             <w:r>
@@ -1776,7 +1810,20 @@
                 <w:rFonts w:ascii="Times New Roman" w:hAnsi="Times New Roman"/>
                 <w:b w:val="0"/>
                 <w:i w:val="0"/>
-                <w:sz w:val="20"/>
+                <w:sz w:val="19"/>
+              </w:rPr>
+            </w:r>
+          </w:p>
+          <w:p>
+            <w:pPr>
+              <w:spacing w:after="240" w:before="0" w:line="276" w:lineRule="auto"/>
+            </w:pPr>
+            <w:r>
+              <w:rPr>
+                <w:rFonts w:ascii="Times New Roman" w:hAnsi="Times New Roman"/>
+                <w:b w:val="0"/>
+                <w:i w:val="0"/>
+                <w:sz w:val="19"/>
               </w:rPr>
             </w:r>
           </w:p>
@@ -1787,7 +1834,7 @@
           </w:tcPr>
           <w:p>
             <w:pPr>
-              <w:spacing w:after="280" w:before="0" w:line="276" w:lineRule="auto"/>
+              <w:spacing w:after="240" w:before="0" w:line="276" w:lineRule="auto"/>
             </w:pPr>
             <w:r/>
             <w:r>
@@ -1795,7 +1842,20 @@
                 <w:rFonts w:ascii="Times New Roman" w:hAnsi="Times New Roman"/>
                 <w:b w:val="0"/>
                 <w:i w:val="0"/>
-                <w:sz w:val="20"/>
+                <w:sz w:val="19"/>
+              </w:rPr>
+            </w:r>
+          </w:p>
+          <w:p>
+            <w:pPr>
+              <w:spacing w:after="240" w:before="0" w:line="276" w:lineRule="auto"/>
+            </w:pPr>
+            <w:r>
+              <w:rPr>
+                <w:rFonts w:ascii="Times New Roman" w:hAnsi="Times New Roman"/>
+                <w:b w:val="0"/>
+                <w:i w:val="0"/>
+                <w:sz w:val="19"/>
               </w:rPr>
             </w:r>
           </w:p>
@@ -1808,7 +1868,7 @@
           </w:tcPr>
           <w:p>
             <w:pPr>
-              <w:spacing w:after="280" w:before="0" w:line="276" w:lineRule="auto"/>
+              <w:spacing w:after="240" w:before="0" w:line="276" w:lineRule="auto"/>
             </w:pPr>
             <w:r/>
             <w:r>
@@ -1823,7 +1883,20 @@
           </w:p>
           <w:p>
             <w:pPr>
-              <w:spacing w:after="280" w:before="0" w:line="276" w:lineRule="auto"/>
+              <w:spacing w:after="240" w:before="0" w:line="276" w:lineRule="auto"/>
+            </w:pPr>
+            <w:r>
+              <w:rPr>
+                <w:rFonts w:ascii="Times New Roman" w:hAnsi="Times New Roman"/>
+                <w:b w:val="0"/>
+                <w:i w:val="0"/>
+                <w:sz w:val="20"/>
+              </w:rPr>
+            </w:r>
+          </w:p>
+          <w:p>
+            <w:pPr>
+              <w:spacing w:after="240" w:before="0" w:line="276" w:lineRule="auto"/>
             </w:pPr>
             <w:r>
               <w:rPr>
@@ -1841,7 +1914,7 @@
           </w:tcPr>
           <w:p>
             <w:pPr>
-              <w:spacing w:after="280" w:before="0" w:line="276" w:lineRule="auto"/>
+              <w:spacing w:after="240" w:before="0" w:line="276" w:lineRule="auto"/>
             </w:pPr>
             <w:r/>
             <w:r>
@@ -1849,7 +1922,20 @@
                 <w:rFonts w:ascii="Times New Roman" w:hAnsi="Times New Roman"/>
                 <w:b w:val="0"/>
                 <w:i w:val="0"/>
-                <w:sz w:val="20"/>
+                <w:sz w:val="19"/>
+              </w:rPr>
+            </w:r>
+          </w:p>
+          <w:p>
+            <w:pPr>
+              <w:spacing w:after="240" w:before="0" w:line="276" w:lineRule="auto"/>
+            </w:pPr>
+            <w:r>
+              <w:rPr>
+                <w:rFonts w:ascii="Times New Roman" w:hAnsi="Times New Roman"/>
+                <w:b w:val="0"/>
+                <w:i w:val="0"/>
+                <w:sz w:val="19"/>
               </w:rPr>
             </w:r>
           </w:p>
@@ -1860,7 +1946,7 @@
           </w:tcPr>
           <w:p>
             <w:pPr>
-              <w:spacing w:after="280" w:before="0" w:line="276" w:lineRule="auto"/>
+              <w:spacing w:after="240" w:before="0" w:line="276" w:lineRule="auto"/>
             </w:pPr>
             <w:r/>
             <w:r>
@@ -1868,7 +1954,20 @@
                 <w:rFonts w:ascii="Times New Roman" w:hAnsi="Times New Roman"/>
                 <w:b w:val="0"/>
                 <w:i w:val="0"/>
-                <w:sz w:val="20"/>
+                <w:sz w:val="19"/>
+              </w:rPr>
+            </w:r>
+          </w:p>
+          <w:p>
+            <w:pPr>
+              <w:spacing w:after="240" w:before="0" w:line="276" w:lineRule="auto"/>
+            </w:pPr>
+            <w:r>
+              <w:rPr>
+                <w:rFonts w:ascii="Times New Roman" w:hAnsi="Times New Roman"/>
+                <w:b w:val="0"/>
+                <w:i w:val="0"/>
+                <w:sz w:val="19"/>
               </w:rPr>
             </w:r>
           </w:p>
@@ -1879,7 +1978,7 @@
           </w:tcPr>
           <w:p>
             <w:pPr>
-              <w:spacing w:after="280" w:before="0" w:line="276" w:lineRule="auto"/>
+              <w:spacing w:after="240" w:before="0" w:line="276" w:lineRule="auto"/>
             </w:pPr>
             <w:r/>
             <w:r>
@@ -1887,7 +1986,20 @@
                 <w:rFonts w:ascii="Times New Roman" w:hAnsi="Times New Roman"/>
                 <w:b w:val="0"/>
                 <w:i w:val="0"/>
-                <w:sz w:val="20"/>
+                <w:sz w:val="19"/>
+              </w:rPr>
+            </w:r>
+          </w:p>
+          <w:p>
+            <w:pPr>
+              <w:spacing w:after="240" w:before="0" w:line="276" w:lineRule="auto"/>
+            </w:pPr>
+            <w:r>
+              <w:rPr>
+                <w:rFonts w:ascii="Times New Roman" w:hAnsi="Times New Roman"/>
+                <w:b w:val="0"/>
+                <w:i w:val="0"/>
+                <w:sz w:val="19"/>
               </w:rPr>
             </w:r>
           </w:p>
@@ -1900,7 +2012,7 @@
           </w:tcPr>
           <w:p>
             <w:pPr>
-              <w:spacing w:after="280" w:before="0" w:line="276" w:lineRule="auto"/>
+              <w:spacing w:after="240" w:before="0" w:line="276" w:lineRule="auto"/>
             </w:pPr>
             <w:r/>
             <w:r>
@@ -1915,7 +2027,20 @@
           </w:p>
           <w:p>
             <w:pPr>
-              <w:spacing w:after="280" w:before="0" w:line="276" w:lineRule="auto"/>
+              <w:spacing w:after="240" w:before="0" w:line="276" w:lineRule="auto"/>
+            </w:pPr>
+            <w:r>
+              <w:rPr>
+                <w:rFonts w:ascii="Times New Roman" w:hAnsi="Times New Roman"/>
+                <w:b w:val="0"/>
+                <w:i w:val="0"/>
+                <w:sz w:val="20"/>
+              </w:rPr>
+            </w:r>
+          </w:p>
+          <w:p>
+            <w:pPr>
+              <w:spacing w:after="240" w:before="0" w:line="276" w:lineRule="auto"/>
             </w:pPr>
             <w:r>
               <w:rPr>
@@ -1933,7 +2058,7 @@
           </w:tcPr>
           <w:p>
             <w:pPr>
-              <w:spacing w:after="280" w:before="0" w:line="276" w:lineRule="auto"/>
+              <w:spacing w:after="240" w:before="0" w:line="276" w:lineRule="auto"/>
             </w:pPr>
             <w:r/>
             <w:r>
@@ -1941,7 +2066,20 @@
                 <w:rFonts w:ascii="Times New Roman" w:hAnsi="Times New Roman"/>
                 <w:b w:val="0"/>
                 <w:i w:val="0"/>
-                <w:sz w:val="20"/>
+                <w:sz w:val="19"/>
+              </w:rPr>
+            </w:r>
+          </w:p>
+          <w:p>
+            <w:pPr>
+              <w:spacing w:after="240" w:before="0" w:line="276" w:lineRule="auto"/>
+            </w:pPr>
+            <w:r>
+              <w:rPr>
+                <w:rFonts w:ascii="Times New Roman" w:hAnsi="Times New Roman"/>
+                <w:b w:val="0"/>
+                <w:i w:val="0"/>
+                <w:sz w:val="19"/>
               </w:rPr>
             </w:r>
           </w:p>
@@ -1952,7 +2090,7 @@
           </w:tcPr>
           <w:p>
             <w:pPr>
-              <w:spacing w:after="280" w:before="0" w:line="276" w:lineRule="auto"/>
+              <w:spacing w:after="240" w:before="0" w:line="276" w:lineRule="auto"/>
             </w:pPr>
             <w:r/>
             <w:r>
@@ -1960,7 +2098,20 @@
                 <w:rFonts w:ascii="Times New Roman" w:hAnsi="Times New Roman"/>
                 <w:b w:val="0"/>
                 <w:i w:val="0"/>
-                <w:sz w:val="20"/>
+                <w:sz w:val="19"/>
+              </w:rPr>
+            </w:r>
+          </w:p>
+          <w:p>
+            <w:pPr>
+              <w:spacing w:after="240" w:before="0" w:line="276" w:lineRule="auto"/>
+            </w:pPr>
+            <w:r>
+              <w:rPr>
+                <w:rFonts w:ascii="Times New Roman" w:hAnsi="Times New Roman"/>
+                <w:b w:val="0"/>
+                <w:i w:val="0"/>
+                <w:sz w:val="19"/>
               </w:rPr>
             </w:r>
           </w:p>
@@ -1971,7 +2122,7 @@
           </w:tcPr>
           <w:p>
             <w:pPr>
-              <w:spacing w:after="280" w:before="0" w:line="276" w:lineRule="auto"/>
+              <w:spacing w:after="240" w:before="0" w:line="276" w:lineRule="auto"/>
             </w:pPr>
             <w:r/>
             <w:r>
@@ -1979,13 +2130,31 @@
                 <w:rFonts w:ascii="Times New Roman" w:hAnsi="Times New Roman"/>
                 <w:b w:val="0"/>
                 <w:i w:val="0"/>
-                <w:sz w:val="20"/>
+                <w:sz w:val="19"/>
+              </w:rPr>
+            </w:r>
+          </w:p>
+          <w:p>
+            <w:pPr>
+              <w:spacing w:after="240" w:before="0" w:line="276" w:lineRule="auto"/>
+            </w:pPr>
+            <w:r>
+              <w:rPr>
+                <w:rFonts w:ascii="Times New Roman" w:hAnsi="Times New Roman"/>
+                <w:b w:val="0"/>
+                <w:i w:val="0"/>
+                <w:sz w:val="19"/>
               </w:rPr>
             </w:r>
           </w:p>
         </w:tc>
       </w:tr>
     </w:tbl>
+    <w:p>
+      <w:pPr>
+        <w:spacing w:after="120"/>
+      </w:pPr>
+    </w:p>
     <w:p>
       <w:pPr>
         <w:spacing w:after="80"/>
@@ -2082,6 +2251,27 @@
               <w:spacing w:after="200" w:before="0" w:line="276" w:lineRule="auto"/>
             </w:pPr>
             <w:r/>
+            <w:r>
+              <w:rPr>
+                <w:rFonts w:ascii="Times New Roman" w:hAnsi="Times New Roman"/>
+                <w:b w:val="0"/>
+                <w:i w:val="0"/>
+                <w:sz w:val="20"/>
+              </w:rPr>
+            </w:r>
+          </w:p>
+          <w:p>
+            <w:pPr>
+              <w:spacing w:after="200" w:before="0" w:line="276" w:lineRule="auto"/>
+            </w:pPr>
+            <w:r>
+              <w:rPr>
+                <w:rFonts w:ascii="Times New Roman" w:hAnsi="Times New Roman"/>
+                <w:b w:val="0"/>
+                <w:i w:val="0"/>
+                <w:sz w:val="20"/>
+              </w:rPr>
+            </w:r>
           </w:p>
         </w:tc>
       </w:tr>
@@ -2115,6 +2305,27 @@
               <w:spacing w:after="200" w:before="0" w:line="276" w:lineRule="auto"/>
             </w:pPr>
             <w:r/>
+            <w:r>
+              <w:rPr>
+                <w:rFonts w:ascii="Times New Roman" w:hAnsi="Times New Roman"/>
+                <w:b w:val="0"/>
+                <w:i w:val="0"/>
+                <w:sz w:val="20"/>
+              </w:rPr>
+            </w:r>
+          </w:p>
+          <w:p>
+            <w:pPr>
+              <w:spacing w:after="200" w:before="0" w:line="276" w:lineRule="auto"/>
+            </w:pPr>
+            <w:r>
+              <w:rPr>
+                <w:rFonts w:ascii="Times New Roman" w:hAnsi="Times New Roman"/>
+                <w:b w:val="0"/>
+                <w:i w:val="0"/>
+                <w:sz w:val="20"/>
+              </w:rPr>
+            </w:r>
           </w:p>
         </w:tc>
       </w:tr>
@@ -2148,6 +2359,27 @@
               <w:spacing w:after="200" w:before="0" w:line="276" w:lineRule="auto"/>
             </w:pPr>
             <w:r/>
+            <w:r>
+              <w:rPr>
+                <w:rFonts w:ascii="Times New Roman" w:hAnsi="Times New Roman"/>
+                <w:b w:val="0"/>
+                <w:i w:val="0"/>
+                <w:sz w:val="20"/>
+              </w:rPr>
+            </w:r>
+          </w:p>
+          <w:p>
+            <w:pPr>
+              <w:spacing w:after="200" w:before="0" w:line="276" w:lineRule="auto"/>
+            </w:pPr>
+            <w:r>
+              <w:rPr>
+                <w:rFonts w:ascii="Times New Roman" w:hAnsi="Times New Roman"/>
+                <w:b w:val="0"/>
+                <w:i w:val="0"/>
+                <w:sz w:val="20"/>
+              </w:rPr>
+            </w:r>
           </w:p>
         </w:tc>
       </w:tr>
@@ -2181,6 +2413,27 @@
               <w:spacing w:after="200" w:before="0" w:line="276" w:lineRule="auto"/>
             </w:pPr>
             <w:r/>
+            <w:r>
+              <w:rPr>
+                <w:rFonts w:ascii="Times New Roman" w:hAnsi="Times New Roman"/>
+                <w:b w:val="0"/>
+                <w:i w:val="0"/>
+                <w:sz w:val="20"/>
+              </w:rPr>
+            </w:r>
+          </w:p>
+          <w:p>
+            <w:pPr>
+              <w:spacing w:after="200" w:before="0" w:line="276" w:lineRule="auto"/>
+            </w:pPr>
+            <w:r>
+              <w:rPr>
+                <w:rFonts w:ascii="Times New Roman" w:hAnsi="Times New Roman"/>
+                <w:b w:val="0"/>
+                <w:i w:val="0"/>
+                <w:sz w:val="20"/>
+              </w:rPr>
+            </w:r>
           </w:p>
         </w:tc>
       </w:tr>
@@ -2219,6 +2472,11 @@
         </w:rPr>
         <w:t>____________________________________________________________________________________</w:t>
       </w:r>
+    </w:p>
+    <w:p>
+      <w:pPr>
+        <w:spacing w:after="120"/>
+      </w:pPr>
     </w:p>
     <w:p>
       <w:pPr>
@@ -2425,6 +2683,19 @@
               <w:t>1</w:t>
             </w:r>
           </w:p>
+          <w:p>
+            <w:pPr>
+              <w:spacing w:after="160" w:before="0" w:line="276" w:lineRule="auto"/>
+            </w:pPr>
+            <w:r>
+              <w:rPr>
+                <w:rFonts w:ascii="Times New Roman" w:hAnsi="Times New Roman"/>
+                <w:b w:val="0"/>
+                <w:i w:val="0"/>
+                <w:sz w:val="20"/>
+              </w:rPr>
+            </w:r>
+          </w:p>
         </w:tc>
         <w:tc>
           <w:tcPr>
@@ -2438,24 +2709,11 @@
             <w:r>
               <w:rPr>
                 <w:rFonts w:ascii="Times New Roman" w:hAnsi="Times New Roman"/>
-                <w:b w:val="0"/>
+                <w:b/>
                 <w:i w:val="0"/>
                 <w:sz w:val="20"/>
               </w:rPr>
               <w:t>[1]</w:t>
-            </w:r>
-          </w:p>
-          <w:p>
-            <w:pPr>
-              <w:spacing w:after="160" w:before="0" w:line="276" w:lineRule="auto"/>
-            </w:pPr>
-            <w:r>
-              <w:rPr>
-                <w:rFonts w:ascii="Times New Roman" w:hAnsi="Times New Roman"/>
-                <w:b w:val="0"/>
-                <w:i w:val="0"/>
-                <w:sz w:val="20"/>
-              </w:rPr>
             </w:r>
           </w:p>
           <w:p>
@@ -2503,19 +2761,6 @@
               </w:rPr>
             </w:r>
           </w:p>
-          <w:p>
-            <w:pPr>
-              <w:spacing w:after="160" w:before="0" w:line="276" w:lineRule="auto"/>
-            </w:pPr>
-            <w:r>
-              <w:rPr>
-                <w:rFonts w:ascii="Times New Roman" w:hAnsi="Times New Roman"/>
-                <w:b w:val="0"/>
-                <w:i w:val="0"/>
-                <w:sz w:val="20"/>
-              </w:rPr>
-            </w:r>
-          </w:p>
         </w:tc>
       </w:tr>
       <w:tr>
@@ -2538,6 +2783,19 @@
               <w:t>2</w:t>
             </w:r>
           </w:p>
+          <w:p>
+            <w:pPr>
+              <w:spacing w:after="160" w:before="0" w:line="276" w:lineRule="auto"/>
+            </w:pPr>
+            <w:r>
+              <w:rPr>
+                <w:rFonts w:ascii="Times New Roman" w:hAnsi="Times New Roman"/>
+                <w:b w:val="0"/>
+                <w:i w:val="0"/>
+                <w:sz w:val="20"/>
+              </w:rPr>
+            </w:r>
+          </w:p>
         </w:tc>
         <w:tc>
           <w:tcPr>
@@ -2551,24 +2809,11 @@
             <w:r>
               <w:rPr>
                 <w:rFonts w:ascii="Times New Roman" w:hAnsi="Times New Roman"/>
-                <w:b w:val="0"/>
+                <w:b/>
                 <w:i w:val="0"/>
                 <w:sz w:val="20"/>
               </w:rPr>
               <w:t>[2]</w:t>
-            </w:r>
-          </w:p>
-          <w:p>
-            <w:pPr>
-              <w:spacing w:after="160" w:before="0" w:line="276" w:lineRule="auto"/>
-            </w:pPr>
-            <w:r>
-              <w:rPr>
-                <w:rFonts w:ascii="Times New Roman" w:hAnsi="Times New Roman"/>
-                <w:b w:val="0"/>
-                <w:i w:val="0"/>
-                <w:sz w:val="20"/>
-              </w:rPr>
             </w:r>
           </w:p>
           <w:p>
@@ -2616,19 +2861,6 @@
               </w:rPr>
             </w:r>
           </w:p>
-          <w:p>
-            <w:pPr>
-              <w:spacing w:after="160" w:before="0" w:line="276" w:lineRule="auto"/>
-            </w:pPr>
-            <w:r>
-              <w:rPr>
-                <w:rFonts w:ascii="Times New Roman" w:hAnsi="Times New Roman"/>
-                <w:b w:val="0"/>
-                <w:i w:val="0"/>
-                <w:sz w:val="20"/>
-              </w:rPr>
-            </w:r>
-          </w:p>
         </w:tc>
       </w:tr>
       <w:tr>
@@ -2651,6 +2883,19 @@
               <w:t>3</w:t>
             </w:r>
           </w:p>
+          <w:p>
+            <w:pPr>
+              <w:spacing w:after="160" w:before="0" w:line="276" w:lineRule="auto"/>
+            </w:pPr>
+            <w:r>
+              <w:rPr>
+                <w:rFonts w:ascii="Times New Roman" w:hAnsi="Times New Roman"/>
+                <w:b w:val="0"/>
+                <w:i w:val="0"/>
+                <w:sz w:val="20"/>
+              </w:rPr>
+            </w:r>
+          </w:p>
         </w:tc>
         <w:tc>
           <w:tcPr>
@@ -2664,24 +2909,11 @@
             <w:r>
               <w:rPr>
                 <w:rFonts w:ascii="Times New Roman" w:hAnsi="Times New Roman"/>
-                <w:b w:val="0"/>
+                <w:b/>
                 <w:i w:val="0"/>
                 <w:sz w:val="20"/>
               </w:rPr>
               <w:t>[3]</w:t>
-            </w:r>
-          </w:p>
-          <w:p>
-            <w:pPr>
-              <w:spacing w:after="160" w:before="0" w:line="276" w:lineRule="auto"/>
-            </w:pPr>
-            <w:r>
-              <w:rPr>
-                <w:rFonts w:ascii="Times New Roman" w:hAnsi="Times New Roman"/>
-                <w:b w:val="0"/>
-                <w:i w:val="0"/>
-                <w:sz w:val="20"/>
-              </w:rPr>
             </w:r>
           </w:p>
           <w:p>
@@ -2729,19 +2961,6 @@
               </w:rPr>
             </w:r>
           </w:p>
-          <w:p>
-            <w:pPr>
-              <w:spacing w:after="160" w:before="0" w:line="276" w:lineRule="auto"/>
-            </w:pPr>
-            <w:r>
-              <w:rPr>
-                <w:rFonts w:ascii="Times New Roman" w:hAnsi="Times New Roman"/>
-                <w:b w:val="0"/>
-                <w:i w:val="0"/>
-                <w:sz w:val="20"/>
-              </w:rPr>
-            </w:r>
-          </w:p>
         </w:tc>
       </w:tr>
       <w:tr>
@@ -2764,6 +2983,19 @@
               <w:t>4</w:t>
             </w:r>
           </w:p>
+          <w:p>
+            <w:pPr>
+              <w:spacing w:after="160" w:before="0" w:line="276" w:lineRule="auto"/>
+            </w:pPr>
+            <w:r>
+              <w:rPr>
+                <w:rFonts w:ascii="Times New Roman" w:hAnsi="Times New Roman"/>
+                <w:b w:val="0"/>
+                <w:i w:val="0"/>
+                <w:sz w:val="20"/>
+              </w:rPr>
+            </w:r>
+          </w:p>
         </w:tc>
         <w:tc>
           <w:tcPr>
@@ -2777,24 +3009,11 @@
             <w:r>
               <w:rPr>
                 <w:rFonts w:ascii="Times New Roman" w:hAnsi="Times New Roman"/>
-                <w:b w:val="0"/>
+                <w:b/>
                 <w:i w:val="0"/>
                 <w:sz w:val="20"/>
               </w:rPr>
               <w:t>[4]</w:t>
-            </w:r>
-          </w:p>
-          <w:p>
-            <w:pPr>
-              <w:spacing w:after="160" w:before="0" w:line="276" w:lineRule="auto"/>
-            </w:pPr>
-            <w:r>
-              <w:rPr>
-                <w:rFonts w:ascii="Times New Roman" w:hAnsi="Times New Roman"/>
-                <w:b w:val="0"/>
-                <w:i w:val="0"/>
-                <w:sz w:val="20"/>
-              </w:rPr>
             </w:r>
           </w:p>
           <w:p>
@@ -2842,19 +3061,6 @@
               </w:rPr>
             </w:r>
           </w:p>
-          <w:p>
-            <w:pPr>
-              <w:spacing w:after="160" w:before="0" w:line="276" w:lineRule="auto"/>
-            </w:pPr>
-            <w:r>
-              <w:rPr>
-                <w:rFonts w:ascii="Times New Roman" w:hAnsi="Times New Roman"/>
-                <w:b w:val="0"/>
-                <w:i w:val="0"/>
-                <w:sz w:val="20"/>
-              </w:rPr>
-            </w:r>
-          </w:p>
         </w:tc>
       </w:tr>
       <w:tr>
@@ -2877,6 +3083,19 @@
               <w:t>5</w:t>
             </w:r>
           </w:p>
+          <w:p>
+            <w:pPr>
+              <w:spacing w:after="160" w:before="0" w:line="276" w:lineRule="auto"/>
+            </w:pPr>
+            <w:r>
+              <w:rPr>
+                <w:rFonts w:ascii="Times New Roman" w:hAnsi="Times New Roman"/>
+                <w:b w:val="0"/>
+                <w:i w:val="0"/>
+                <w:sz w:val="20"/>
+              </w:rPr>
+            </w:r>
+          </w:p>
         </w:tc>
         <w:tc>
           <w:tcPr>
@@ -2890,24 +3109,11 @@
             <w:r>
               <w:rPr>
                 <w:rFonts w:ascii="Times New Roman" w:hAnsi="Times New Roman"/>
-                <w:b w:val="0"/>
+                <w:b/>
                 <w:i w:val="0"/>
                 <w:sz w:val="20"/>
               </w:rPr>
               <w:t>[5]</w:t>
-            </w:r>
-          </w:p>
-          <w:p>
-            <w:pPr>
-              <w:spacing w:after="160" w:before="0" w:line="276" w:lineRule="auto"/>
-            </w:pPr>
-            <w:r>
-              <w:rPr>
-                <w:rFonts w:ascii="Times New Roman" w:hAnsi="Times New Roman"/>
-                <w:b w:val="0"/>
-                <w:i w:val="0"/>
-                <w:sz w:val="20"/>
-              </w:rPr>
             </w:r>
           </w:p>
           <w:p>
@@ -2955,19 +3161,6 @@
               </w:rPr>
             </w:r>
           </w:p>
-          <w:p>
-            <w:pPr>
-              <w:spacing w:after="160" w:before="0" w:line="276" w:lineRule="auto"/>
-            </w:pPr>
-            <w:r>
-              <w:rPr>
-                <w:rFonts w:ascii="Times New Roman" w:hAnsi="Times New Roman"/>
-                <w:b w:val="0"/>
-                <w:i w:val="0"/>
-                <w:sz w:val="20"/>
-              </w:rPr>
-            </w:r>
-          </w:p>
         </w:tc>
       </w:tr>
       <w:tr>
@@ -2990,6 +3183,19 @@
               <w:t>6</w:t>
             </w:r>
           </w:p>
+          <w:p>
+            <w:pPr>
+              <w:spacing w:after="160" w:before="0" w:line="276" w:lineRule="auto"/>
+            </w:pPr>
+            <w:r>
+              <w:rPr>
+                <w:rFonts w:ascii="Times New Roman" w:hAnsi="Times New Roman"/>
+                <w:b w:val="0"/>
+                <w:i w:val="0"/>
+                <w:sz w:val="20"/>
+              </w:rPr>
+            </w:r>
+          </w:p>
         </w:tc>
         <w:tc>
           <w:tcPr>
@@ -3003,24 +3209,11 @@
             <w:r>
               <w:rPr>
                 <w:rFonts w:ascii="Times New Roman" w:hAnsi="Times New Roman"/>
-                <w:b w:val="0"/>
+                <w:b/>
                 <w:i w:val="0"/>
                 <w:sz w:val="20"/>
               </w:rPr>
               <w:t>[6] and [7]</w:t>
-            </w:r>
-          </w:p>
-          <w:p>
-            <w:pPr>
-              <w:spacing w:after="160" w:before="0" w:line="276" w:lineRule="auto"/>
-            </w:pPr>
-            <w:r>
-              <w:rPr>
-                <w:rFonts w:ascii="Times New Roman" w:hAnsi="Times New Roman"/>
-                <w:b w:val="0"/>
-                <w:i w:val="0"/>
-                <w:sz w:val="20"/>
-              </w:rPr>
             </w:r>
           </w:p>
           <w:p>
@@ -3046,19 +3239,6 @@
               <w:spacing w:after="160" w:before="0" w:line="276" w:lineRule="auto"/>
             </w:pPr>
             <w:r/>
-            <w:r>
-              <w:rPr>
-                <w:rFonts w:ascii="Times New Roman" w:hAnsi="Times New Roman"/>
-                <w:b w:val="0"/>
-                <w:i w:val="0"/>
-                <w:sz w:val="20"/>
-              </w:rPr>
-            </w:r>
-          </w:p>
-          <w:p>
-            <w:pPr>
-              <w:spacing w:after="160" w:before="0" w:line="276" w:lineRule="auto"/>
-            </w:pPr>
             <w:r>
               <w:rPr>
                 <w:rFonts w:ascii="Times New Roman" w:hAnsi="Times New Roman"/>
@@ -3126,6 +3306,11 @@
         </w:rPr>
         <w:t>____________________________________________________________________________________</w:t>
       </w:r>
+    </w:p>
+    <w:p>
+      <w:pPr>
+        <w:spacing w:after="120"/>
+      </w:pPr>
     </w:p>
     <w:p>
       <w:pPr>
@@ -3451,6 +3636,11 @@
     </w:p>
     <w:p>
       <w:pPr>
+        <w:spacing w:after="120"/>
+      </w:pPr>
+    </w:p>
+    <w:p>
+      <w:pPr>
         <w:spacing w:after="80"/>
       </w:pPr>
       <w:r>
@@ -3659,7 +3849,7 @@
           <w:b w:val="0"/>
           <w:i w:val="0"/>
         </w:rPr>
-        <w:t>(b) Our marker’s comment on this script was ‘mainly sentence-initial linking words’. Rewrite each sentence so that the linking word moves inside the sentence. The first one is done for you.</w:t>
+        <w:t>(b) Your marker’s comment on this script was ‘mainly sentence-initial linking words’. Rewrite each sentence so that the linking word moves inside the sentence. The first one is done for you.</w:t>
       </w:r>
     </w:p>
     <w:tbl>
@@ -3876,7 +4066,7 @@
           <w:b w:val="0"/>
           <w:i w:val="0"/>
         </w:rPr>
-        <w:t>(c) One more organisation fault to notice: paragraph [3] is about 250 words long. Where would you split it into two paragraphs, and why?</w:t>
+        <w:t>(c) One more organisation fault to notice: paragraph [3] is 309 words long — the longest paragraph in the letter. Where would you split it into two paragraphs, and why?</w:t>
       </w:r>
     </w:p>
     <w:p>
@@ -3903,7 +4093,12 @@
     </w:p>
     <w:p>
       <w:pPr>
-        <w:spacing w:after="80"/>
+        <w:spacing w:after="120"/>
+      </w:pPr>
+    </w:p>
+    <w:p>
+      <w:pPr>
+        <w:spacing w:before="80"/>
       </w:pPr>
       <w:r>
         <w:rPr>
@@ -3911,7 +4106,7 @@
           <w:b/>
           <w:i w:val="0"/>
         </w:rPr>
-        <w:t>E. LANGUAGE — words and patterns worth stealing (10 minutes, or homework)</w:t>
+        <w:t>E. LANGUAGE — words, and five advanced sentence patterns (10 minutes, or homework)</w:t>
       </w:r>
     </w:p>
     <w:p>
@@ -3924,7 +4119,7 @@
           <w:b w:val="0"/>
           <w:i w:val="0"/>
         </w:rPr>
-        <w:t>Task 7. Read each word or phrase and study how the writer uses it in the sample sentence. Then do the writing task at the end.</w:t>
+        <w:t>Task 7. Read each word or phrase and study how the writer uses it in the sample sentence.</w:t>
       </w:r>
     </w:p>
     <w:tbl>
@@ -4748,7 +4943,12 @@
     </w:tbl>
     <w:p>
       <w:pPr>
-        <w:spacing w:after="40"/>
+        <w:spacing w:after="80"/>
+      </w:pPr>
+    </w:p>
+    <w:p>
+      <w:pPr>
+        <w:spacing w:after="80"/>
       </w:pPr>
       <w:r>
         <w:rPr>
@@ -4756,13 +4956,17 @@
           <w:b/>
           <w:i w:val="0"/>
         </w:rPr>
-        <w:t>Two patterns from the sample:</w:t>
+        <w:t xml:space="preserve">Five advanced sentence patterns used in this script. </w:t>
       </w:r>
-    </w:p>
-    <w:p>
-      <w:pPr>
-        <w:spacing w:after="40"/>
-      </w:pPr>
+      <w:r>
+        <w:rPr>
+          <w:rFonts w:ascii="Times New Roman" w:hAnsi="Times New Roman"/>
+          <w:b w:val="0"/>
+          <w:i w:val="0"/>
+          <w:sz w:val="20"/>
+        </w:rPr>
+        <w:t xml:space="preserve">The pattern in each sentence is in </w:t>
+      </w:r>
       <w:r>
         <w:rPr>
           <w:rFonts w:ascii="Times New Roman" w:hAnsi="Times New Roman"/>
@@ -4770,28 +4974,509 @@
           <w:i w:val="0"/>
           <w:sz w:val="20"/>
         </w:rPr>
-        <w:t xml:space="preserve">Pattern A: </w:t>
-      </w:r>
-      <w:r>
-        <w:rPr>
-          <w:rFonts w:ascii="Times New Roman" w:hAnsi="Times New Roman"/>
-          <w:b w:val="0"/>
-          <w:i/>
-          <w:sz w:val="20"/>
-        </w:rPr>
-        <w:t xml:space="preserve">It is an indisputable fact that + statement.   </w:t>
+        <w:t>bold</w:t>
       </w:r>
       <w:r>
         <w:rPr>
           <w:rFonts w:ascii="Times New Roman" w:hAnsi="Times New Roman"/>
           <w:b w:val="0"/>
           <w:i w:val="0"/>
-          <w:color w:val="595959"/>
           <w:sz w:val="20"/>
         </w:rPr>
-        <w:t>It is an indisputable fact that almost all schools have adopted the five-day school week for generations.</w:t>
+        <w:t>. These are the structures that make a script read like a top script — learn one or two and use them in your own writing.</w:t>
       </w:r>
     </w:p>
+    <w:tbl>
+      <w:tblPr>
+        <w:tblStyle w:val="TableGrid"/>
+        <w:tblW w:type="auto" w:w="0"/>
+        <w:tblLayout w:type="fixed"/>
+        <w:tblLook w:firstColumn="1" w:firstRow="1" w:lastColumn="0" w:lastRow="0" w:noHBand="0" w:noVBand="1" w:val="04A0"/>
+      </w:tblPr>
+      <w:tblGrid>
+        <w:gridCol w:w="3213"/>
+        <w:gridCol w:w="3213"/>
+        <w:gridCol w:w="3213"/>
+      </w:tblGrid>
+      <w:tr>
+        <w:tc>
+          <w:tcPr>
+            <w:tcW w:type="dxa" w:w="2160"/>
+          </w:tcPr>
+          <w:p>
+            <w:pPr>
+              <w:spacing w:after="60" w:before="0" w:line="276" w:lineRule="auto"/>
+            </w:pPr>
+            <w:r/>
+            <w:r>
+              <w:rPr>
+                <w:rFonts w:ascii="Times New Roman" w:hAnsi="Times New Roman"/>
+                <w:b/>
+                <w:i w:val="0"/>
+                <w:sz w:val="19"/>
+              </w:rPr>
+              <w:t>Pattern</w:t>
+            </w:r>
+          </w:p>
+        </w:tc>
+        <w:tc>
+          <w:tcPr>
+            <w:tcW w:type="dxa" w:w="4896"/>
+          </w:tcPr>
+          <w:p>
+            <w:pPr>
+              <w:spacing w:after="60" w:before="0" w:line="276" w:lineRule="auto"/>
+            </w:pPr>
+            <w:r/>
+            <w:r>
+              <w:rPr>
+                <w:rFonts w:ascii="Times New Roman" w:hAnsi="Times New Roman"/>
+                <w:b/>
+                <w:i w:val="0"/>
+                <w:sz w:val="19"/>
+              </w:rPr>
+              <w:t>The writer’s sentence (pattern in bold)</w:t>
+            </w:r>
+          </w:p>
+        </w:tc>
+        <w:tc>
+          <w:tcPr>
+            <w:tcW w:type="dxa" w:w="2578"/>
+          </w:tcPr>
+          <w:p>
+            <w:pPr>
+              <w:spacing w:after="60" w:before="0" w:line="276" w:lineRule="auto"/>
+            </w:pPr>
+            <w:r/>
+            <w:r>
+              <w:rPr>
+                <w:rFonts w:ascii="Times New Roman" w:hAnsi="Times New Roman"/>
+                <w:b/>
+                <w:i w:val="0"/>
+                <w:sz w:val="19"/>
+              </w:rPr>
+              <w:t>Why it earns marks</w:t>
+            </w:r>
+          </w:p>
+        </w:tc>
+      </w:tr>
+      <w:tr>
+        <w:tc>
+          <w:tcPr>
+            <w:tcW w:type="dxa" w:w="2160"/>
+          </w:tcPr>
+          <w:p>
+            <w:pPr>
+              <w:spacing w:after="80" w:before="0" w:line="276" w:lineRule="auto"/>
+            </w:pPr>
+            <w:r/>
+            <w:r>
+              <w:rPr>
+                <w:rFonts w:ascii="Times New Roman" w:hAnsi="Times New Roman"/>
+                <w:b/>
+                <w:i w:val="0"/>
+                <w:sz w:val="19"/>
+              </w:rPr>
+              <w:t>1. It is + adjective + that-clause</w:t>
+              <w:br/>
+              <w:t>(an impersonal, confident opener)</w:t>
+            </w:r>
+          </w:p>
+        </w:tc>
+        <w:tc>
+          <w:tcPr>
+            <w:tcW w:type="dxa" w:w="4896"/>
+          </w:tcPr>
+          <w:p>
+            <w:pPr>
+              <w:spacing w:after="80" w:before="0" w:line="276" w:lineRule="auto"/>
+            </w:pPr>
+            <w:r/>
+            <w:r>
+              <w:rPr>
+                <w:rFonts w:ascii="Times New Roman" w:hAnsi="Times New Roman"/>
+                <w:b w:val="0"/>
+                <w:i w:val="0"/>
+                <w:sz w:val="19"/>
+              </w:rPr>
+              <w:t xml:space="preserve">It is </w:t>
+            </w:r>
+            <w:r>
+              <w:rPr>
+                <w:rFonts w:ascii="Times New Roman" w:hAnsi="Times New Roman"/>
+                <w:b/>
+                <w:i w:val="0"/>
+                <w:sz w:val="19"/>
+              </w:rPr>
+              <w:t>an indisputable fact</w:t>
+            </w:r>
+            <w:r>
+              <w:rPr>
+                <w:rFonts w:ascii="Times New Roman" w:hAnsi="Times New Roman"/>
+                <w:b w:val="0"/>
+                <w:i w:val="0"/>
+                <w:sz w:val="19"/>
+              </w:rPr>
+              <w:t xml:space="preserve"> that almost all primary to secondary educational institutions across Hong Kong have adopted the five school days a week pattern for many generations.</w:t>
+            </w:r>
+          </w:p>
+        </w:tc>
+        <w:tc>
+          <w:tcPr>
+            <w:tcW w:type="dxa" w:w="2578"/>
+          </w:tcPr>
+          <w:p>
+            <w:pPr>
+              <w:spacing w:after="80" w:before="0" w:line="276" w:lineRule="auto"/>
+            </w:pPr>
+            <w:r/>
+            <w:r>
+              <w:rPr>
+                <w:rFonts w:ascii="Times New Roman" w:hAnsi="Times New Roman"/>
+                <w:sz w:val="19"/>
+              </w:rPr>
+              <w:t>States a fact as if nobody could argue with it, and it opens the paragraph with a full, formal sentence.</w:t>
+            </w:r>
+          </w:p>
+        </w:tc>
+      </w:tr>
+      <w:tr>
+        <w:tc>
+          <w:tcPr>
+            <w:tcW w:type="dxa" w:w="2160"/>
+          </w:tcPr>
+          <w:p>
+            <w:pPr>
+              <w:spacing w:after="80" w:before="0" w:line="276" w:lineRule="auto"/>
+            </w:pPr>
+            <w:r/>
+            <w:r>
+              <w:rPr>
+                <w:rFonts w:ascii="Times New Roman" w:hAnsi="Times New Roman"/>
+                <w:b/>
+                <w:i w:val="0"/>
+                <w:sz w:val="19"/>
+              </w:rPr>
+              <w:t>2. With + noun + -ing participle phrase</w:t>
+              <w:br/>
+              <w:t>(fronted cause)</w:t>
+            </w:r>
+          </w:p>
+        </w:tc>
+        <w:tc>
+          <w:tcPr>
+            <w:tcW w:type="dxa" w:w="4896"/>
+          </w:tcPr>
+          <w:p>
+            <w:pPr>
+              <w:spacing w:after="80" w:before="0" w:line="276" w:lineRule="auto"/>
+            </w:pPr>
+            <w:r/>
+            <w:r>
+              <w:rPr>
+                <w:rFonts w:ascii="Times New Roman" w:hAnsi="Times New Roman"/>
+                <w:b/>
+                <w:i w:val="0"/>
+                <w:sz w:val="19"/>
+              </w:rPr>
+              <w:t>With Hong Kong’s education system being immensely exam-oriented, affecting the future of students</w:t>
+            </w:r>
+            <w:r>
+              <w:rPr>
+                <w:rFonts w:ascii="Times New Roman" w:hAnsi="Times New Roman"/>
+                <w:b w:val="0"/>
+                <w:i w:val="0"/>
+                <w:sz w:val="19"/>
+              </w:rPr>
+              <w:t>, many learners are left with no choice but to choose the latter.</w:t>
+            </w:r>
+          </w:p>
+        </w:tc>
+        <w:tc>
+          <w:tcPr>
+            <w:tcW w:type="dxa" w:w="2578"/>
+          </w:tcPr>
+          <w:p>
+            <w:pPr>
+              <w:spacing w:after="80" w:before="0" w:line="276" w:lineRule="auto"/>
+            </w:pPr>
+            <w:r/>
+            <w:r>
+              <w:rPr>
+                <w:rFonts w:ascii="Times New Roman" w:hAnsi="Times New Roman"/>
+                <w:sz w:val="19"/>
+              </w:rPr>
+              <w:t>Packs a whole reason into one phrase before the main clause — the cause is clear, and it saves a sentence.</w:t>
+            </w:r>
+          </w:p>
+        </w:tc>
+      </w:tr>
+      <w:tr>
+        <w:tc>
+          <w:tcPr>
+            <w:tcW w:type="dxa" w:w="2160"/>
+          </w:tcPr>
+          <w:p>
+            <w:pPr>
+              <w:spacing w:after="80" w:before="0" w:line="276" w:lineRule="auto"/>
+            </w:pPr>
+            <w:r/>
+            <w:r>
+              <w:rPr>
+                <w:rFonts w:ascii="Times New Roman" w:hAnsi="Times New Roman"/>
+                <w:b/>
+                <w:i w:val="0"/>
+                <w:sz w:val="19"/>
+              </w:rPr>
+              <w:t>3. Relative clause (which / that / who)</w:t>
+              <w:br/>
+              <w:t>(adding information to a noun)</w:t>
+            </w:r>
+          </w:p>
+        </w:tc>
+        <w:tc>
+          <w:tcPr>
+            <w:tcW w:type="dxa" w:w="4896"/>
+          </w:tcPr>
+          <w:p>
+            <w:pPr>
+              <w:spacing w:after="80" w:before="0" w:line="276" w:lineRule="auto"/>
+            </w:pPr>
+            <w:r/>
+            <w:r>
+              <w:rPr>
+                <w:rFonts w:ascii="Times New Roman" w:hAnsi="Times New Roman"/>
+                <w:b w:val="0"/>
+                <w:i w:val="0"/>
+                <w:sz w:val="19"/>
+              </w:rPr>
+              <w:t xml:space="preserve">schools can use the extra hours of each school day to lay down plans for students, </w:t>
+            </w:r>
+            <w:r>
+              <w:rPr>
+                <w:rFonts w:ascii="Times New Roman" w:hAnsi="Times New Roman"/>
+                <w:b/>
+                <w:i w:val="0"/>
+                <w:sz w:val="19"/>
+              </w:rPr>
+              <w:t>which can help them achieve academic excellence</w:t>
+            </w:r>
+            <w:r>
+              <w:rPr>
+                <w:rFonts w:ascii="Times New Roman" w:hAnsi="Times New Roman"/>
+                <w:b w:val="0"/>
+                <w:i w:val="0"/>
+                <w:sz w:val="19"/>
+              </w:rPr>
+              <w:t xml:space="preserve">.  /  enhancement classes </w:t>
+            </w:r>
+            <w:r>
+              <w:rPr>
+                <w:rFonts w:ascii="Times New Roman" w:hAnsi="Times New Roman"/>
+                <w:b/>
+                <w:i w:val="0"/>
+                <w:sz w:val="19"/>
+              </w:rPr>
+              <w:t>that are hosted by professionals outside the school</w:t>
+            </w:r>
+          </w:p>
+        </w:tc>
+        <w:tc>
+          <w:tcPr>
+            <w:tcW w:type="dxa" w:w="2578"/>
+          </w:tcPr>
+          <w:p>
+            <w:pPr>
+              <w:spacing w:after="80" w:before="0" w:line="276" w:lineRule="auto"/>
+            </w:pPr>
+            <w:r/>
+            <w:r>
+              <w:rPr>
+                <w:rFonts w:ascii="Times New Roman" w:hAnsi="Times New Roman"/>
+                <w:sz w:val="19"/>
+              </w:rPr>
+              <w:t>Adds explanation and result without starting a new sentence. Markers see control, not a list of short sentences.</w:t>
+            </w:r>
+          </w:p>
+        </w:tc>
+      </w:tr>
+      <w:tr>
+        <w:tc>
+          <w:tcPr>
+            <w:tcW w:type="dxa" w:w="2160"/>
+          </w:tcPr>
+          <w:p>
+            <w:pPr>
+              <w:spacing w:after="80" w:before="0" w:line="276" w:lineRule="auto"/>
+            </w:pPr>
+            <w:r/>
+            <w:r>
+              <w:rPr>
+                <w:rFonts w:ascii="Times New Roman" w:hAnsi="Times New Roman"/>
+                <w:b/>
+                <w:i w:val="0"/>
+                <w:sz w:val="19"/>
+              </w:rPr>
+              <w:t>4. -ing participle clause</w:t>
+              <w:br/>
+              <w:t>(result or by-product)</w:t>
+            </w:r>
+          </w:p>
+        </w:tc>
+        <w:tc>
+          <w:tcPr>
+            <w:tcW w:type="dxa" w:w="4896"/>
+          </w:tcPr>
+          <w:p>
+            <w:pPr>
+              <w:spacing w:after="80" w:before="0" w:line="276" w:lineRule="auto"/>
+            </w:pPr>
+            <w:r/>
+            <w:r>
+              <w:rPr>
+                <w:rFonts w:ascii="Times New Roman" w:hAnsi="Times New Roman"/>
+                <w:b w:val="0"/>
+                <w:i w:val="0"/>
+                <w:sz w:val="19"/>
+              </w:rPr>
+              <w:t xml:space="preserve">enhancement classes … to train students for the future examination, </w:t>
+            </w:r>
+            <w:r>
+              <w:rPr>
+                <w:rFonts w:ascii="Times New Roman" w:hAnsi="Times New Roman"/>
+                <w:b/>
+                <w:i w:val="0"/>
+                <w:sz w:val="19"/>
+              </w:rPr>
+              <w:t>building students’ confidence</w:t>
+            </w:r>
+            <w:r>
+              <w:rPr>
+                <w:rFonts w:ascii="Times New Roman" w:hAnsi="Times New Roman"/>
+                <w:b w:val="0"/>
+                <w:i w:val="0"/>
+                <w:sz w:val="19"/>
+              </w:rPr>
+              <w:t xml:space="preserve">…  /  acquire vital social skills </w:t>
+            </w:r>
+            <w:r>
+              <w:rPr>
+                <w:rFonts w:ascii="Times New Roman" w:hAnsi="Times New Roman"/>
+                <w:b/>
+                <w:i w:val="0"/>
+                <w:sz w:val="19"/>
+              </w:rPr>
+              <w:t>while having a better chance to flourish their talents</w:t>
+            </w:r>
+          </w:p>
+        </w:tc>
+        <w:tc>
+          <w:tcPr>
+            <w:tcW w:type="dxa" w:w="2578"/>
+          </w:tcPr>
+          <w:p>
+            <w:pPr>
+              <w:spacing w:after="80" w:before="0" w:line="276" w:lineRule="auto"/>
+            </w:pPr>
+            <w:r/>
+            <w:r>
+              <w:rPr>
+                <w:rFonts w:ascii="Times New Roman" w:hAnsi="Times New Roman"/>
+                <w:sz w:val="19"/>
+              </w:rPr>
+              <w:t>Shows the writer can attach a second idea to the first smoothly — the kind of sentence top scripts use to pack information.</w:t>
+            </w:r>
+          </w:p>
+        </w:tc>
+      </w:tr>
+      <w:tr>
+        <w:tc>
+          <w:tcPr>
+            <w:tcW w:type="dxa" w:w="2160"/>
+          </w:tcPr>
+          <w:p>
+            <w:pPr>
+              <w:spacing w:after="80" w:before="0" w:line="276" w:lineRule="auto"/>
+            </w:pPr>
+            <w:r/>
+            <w:r>
+              <w:rPr>
+                <w:rFonts w:ascii="Times New Roman" w:hAnsi="Times New Roman"/>
+                <w:b/>
+                <w:i w:val="0"/>
+                <w:sz w:val="19"/>
+              </w:rPr>
+              <w:t>5. Long noun phrase as the subject + ‘what …’ clause</w:t>
+            </w:r>
+          </w:p>
+        </w:tc>
+        <w:tc>
+          <w:tcPr>
+            <w:tcW w:type="dxa" w:w="4896"/>
+          </w:tcPr>
+          <w:p>
+            <w:pPr>
+              <w:spacing w:after="80" w:before="0" w:line="276" w:lineRule="auto"/>
+            </w:pPr>
+            <w:r/>
+            <w:r>
+              <w:rPr>
+                <w:rFonts w:ascii="Times New Roman" w:hAnsi="Times New Roman"/>
+                <w:b/>
+                <w:i w:val="0"/>
+                <w:sz w:val="19"/>
+              </w:rPr>
+              <w:t>The issue of learners in the school being only skilled in taking examinations and studying while overlooking the importance of developing an interest in other extra-curricular activities</w:t>
+            </w:r>
+            <w:r>
+              <w:rPr>
+                <w:rFonts w:ascii="Times New Roman" w:hAnsi="Times New Roman"/>
+                <w:b w:val="0"/>
+                <w:i w:val="0"/>
+                <w:sz w:val="19"/>
+              </w:rPr>
+              <w:t xml:space="preserve"> is always </w:t>
+            </w:r>
+            <w:r>
+              <w:rPr>
+                <w:rFonts w:ascii="Times New Roman" w:hAnsi="Times New Roman"/>
+                <w:b/>
+                <w:i w:val="0"/>
+                <w:sz w:val="19"/>
+              </w:rPr>
+              <w:t>what parents are apprehensive towards</w:t>
+            </w:r>
+            <w:r>
+              <w:rPr>
+                <w:rFonts w:ascii="Times New Roman" w:hAnsi="Times New Roman"/>
+                <w:b w:val="0"/>
+                <w:i w:val="0"/>
+                <w:sz w:val="19"/>
+              </w:rPr>
+              <w:t>.</w:t>
+            </w:r>
+          </w:p>
+        </w:tc>
+        <w:tc>
+          <w:tcPr>
+            <w:tcW w:type="dxa" w:w="2578"/>
+          </w:tcPr>
+          <w:p>
+            <w:pPr>
+              <w:spacing w:after="80" w:before="0" w:line="276" w:lineRule="auto"/>
+            </w:pPr>
+            <w:r/>
+            <w:r>
+              <w:rPr>
+                <w:rFonts w:ascii="Times New Roman" w:hAnsi="Times New Roman"/>
+                <w:sz w:val="19"/>
+              </w:rPr>
+              <w:t>The subject itself carries the argument, so the sentence sounds mature and academic. (Careful: do not overdo it — this sentence is hard to read.)</w:t>
+            </w:r>
+          </w:p>
+        </w:tc>
+      </w:tr>
+    </w:tbl>
     <w:p>
       <w:pPr>
         <w:spacing w:after="80"/>
@@ -4803,7 +5488,7 @@
           <w:i w:val="0"/>
           <w:sz w:val="20"/>
         </w:rPr>
-        <w:t xml:space="preserve">Pattern B: </w:t>
+        <w:t xml:space="preserve">Not in this script — one to add yourself: </w:t>
       </w:r>
       <w:r>
         <w:rPr>
@@ -4812,18 +5497,13 @@
           <w:i/>
           <w:sz w:val="20"/>
         </w:rPr>
-        <w:t xml:space="preserve">With + situation + being + description, + someone + is left with no choice but to + verb.   </w:t>
+        <w:t>One pattern this writer did NOT use — inversion, which puts the adverb first to make the sentence emphatic:  Not only CAN the extra day reduce students’ stress, but it CAN ALSO give them time to develop their talents.  Rarely DO schools have the chance to rethink their timetable like this.</w:t>
       </w:r>
-      <w:r>
-        <w:rPr>
-          <w:rFonts w:ascii="Times New Roman" w:hAnsi="Times New Roman"/>
-          <w:b w:val="0"/>
-          <w:i w:val="0"/>
-          <w:color w:val="595959"/>
-          <w:sz w:val="20"/>
-        </w:rPr>
-        <w:t>With Hong Kong’s education system being immensely exam-oriented, many learners are left with no choice but to choose the latter.</w:t>
-      </w:r>
+    </w:p>
+    <w:p>
+      <w:pPr>
+        <w:spacing w:after="80"/>
+      </w:pPr>
     </w:p>
     <w:p>
       <w:pPr>
@@ -4835,7 +5515,7 @@
           <w:b/>
           <w:i w:val="0"/>
         </w:rPr>
-        <w:t>Task 8. Use FOUR items from the table and BOTH patterns to write TWO sentences about the four-day school week.</w:t>
+        <w:t>Task 8. Use TWO of the five patterns above and FOUR items from the word table to write TWO sentences about the four-day school week.</w:t>
       </w:r>
     </w:p>
     <w:p>
@@ -5066,14 +5746,6 @@
               <w:spacing w:after="280" w:before="0" w:line="276" w:lineRule="auto"/>
             </w:pPr>
             <w:r/>
-            <w:r>
-              <w:rPr>
-                <w:rFonts w:ascii="Times New Roman" w:hAnsi="Times New Roman"/>
-                <w:b w:val="0"/>
-                <w:i w:val="0"/>
-                <w:sz w:val="20"/>
-              </w:rPr>
-            </w:r>
           </w:p>
         </w:tc>
         <w:tc>
@@ -5082,13 +5754,13 @@
           </w:tcPr>
           <w:p>
             <w:pPr>
-              <w:spacing w:after="280" w:before="0" w:line="276" w:lineRule="auto"/>
+              <w:spacing w:after="120" w:before="0" w:line="276" w:lineRule="auto"/>
             </w:pPr>
             <w:r/>
             <w:r>
               <w:rPr>
                 <w:rFonts w:ascii="Times New Roman" w:hAnsi="Times New Roman"/>
-                <w:b w:val="0"/>
+                <w:b/>
                 <w:i w:val="0"/>
                 <w:sz w:val="20"/>
               </w:rPr>
@@ -5147,14 +5819,6 @@
               <w:spacing w:after="280" w:before="0" w:line="276" w:lineRule="auto"/>
             </w:pPr>
             <w:r/>
-            <w:r>
-              <w:rPr>
-                <w:rFonts w:ascii="Times New Roman" w:hAnsi="Times New Roman"/>
-                <w:b w:val="0"/>
-                <w:i w:val="0"/>
-                <w:sz w:val="20"/>
-              </w:rPr>
-            </w:r>
           </w:p>
         </w:tc>
         <w:tc>
@@ -5163,13 +5827,13 @@
           </w:tcPr>
           <w:p>
             <w:pPr>
-              <w:spacing w:after="280" w:before="0" w:line="276" w:lineRule="auto"/>
+              <w:spacing w:after="120" w:before="0" w:line="276" w:lineRule="auto"/>
             </w:pPr>
             <w:r/>
             <w:r>
               <w:rPr>
                 <w:rFonts w:ascii="Times New Roman" w:hAnsi="Times New Roman"/>
-                <w:b w:val="0"/>
+                <w:b/>
                 <w:i w:val="0"/>
                 <w:sz w:val="20"/>
               </w:rPr>
@@ -5228,14 +5892,6 @@
               <w:spacing w:after="280" w:before="0" w:line="276" w:lineRule="auto"/>
             </w:pPr>
             <w:r/>
-            <w:r>
-              <w:rPr>
-                <w:rFonts w:ascii="Times New Roman" w:hAnsi="Times New Roman"/>
-                <w:b w:val="0"/>
-                <w:i w:val="0"/>
-                <w:sz w:val="20"/>
-              </w:rPr>
-            </w:r>
           </w:p>
         </w:tc>
         <w:tc>
@@ -5244,13 +5900,13 @@
           </w:tcPr>
           <w:p>
             <w:pPr>
-              <w:spacing w:after="280" w:before="0" w:line="276" w:lineRule="auto"/>
+              <w:spacing w:after="120" w:before="0" w:line="276" w:lineRule="auto"/>
             </w:pPr>
             <w:r/>
             <w:r>
               <w:rPr>
                 <w:rFonts w:ascii="Times New Roman" w:hAnsi="Times New Roman"/>
-                <w:b w:val="0"/>
+                <w:b/>
                 <w:i w:val="0"/>
                 <w:sz w:val="20"/>
               </w:rPr>
@@ -5836,6 +6492,28 @@
     </w:p>
     <w:p>
       <w:pPr>
+        <w:spacing w:after="200"/>
+      </w:pPr>
+      <w:r>
+        <w:rPr>
+          <w:rFonts w:ascii="Times New Roman" w:hAnsi="Times New Roman"/>
+        </w:rPr>
+        <w:t>____________________________________________________________________________________</w:t>
+      </w:r>
+    </w:p>
+    <w:p>
+      <w:pPr>
+        <w:spacing w:after="200"/>
+      </w:pPr>
+      <w:r>
+        <w:rPr>
+          <w:rFonts w:ascii="Times New Roman" w:hAnsi="Times New Roman"/>
+        </w:rPr>
+        <w:t>____________________________________________________________________________________</w:t>
+      </w:r>
+    </w:p>
+    <w:p>
+      <w:pPr>
         <w:spacing w:after="80"/>
       </w:pPr>
     </w:p>
@@ -5862,7 +6540,23 @@
           <w:b w:val="0"/>
           <w:i w:val="0"/>
         </w:rPr>
-        <w:t>These lines are taken from the sample. Correct each one.</w:t>
+        <w:t xml:space="preserve">This writer made </w:t>
+      </w:r>
+      <w:r>
+        <w:rPr>
+          <w:rFonts w:ascii="Times New Roman" w:hAnsi="Times New Roman"/>
+          <w:b/>
+          <w:i w:val="0"/>
+        </w:rPr>
+        <w:t>28 small slips</w:t>
+      </w:r>
+      <w:r>
+        <w:rPr>
+          <w:rFonts w:ascii="Times New Roman" w:hAnsi="Times New Roman"/>
+          <w:b w:val="0"/>
+          <w:i w:val="0"/>
+        </w:rPr>
+        <w:t xml:space="preserve"> in the whole script — we counted them, and they are listed in your teacher’s copy. Five of them are printed below: correct them.</w:t>
       </w:r>
     </w:p>
     <w:tbl>
@@ -5935,7 +6629,7 @@
                 <w:i/>
                 <w:sz w:val="20"/>
               </w:rPr>
-              <w:t>The usual 5 days school week, with about 8-9 hours of mandatory lesson time …</w:t>
+              <w:t>the five school days a week pattern</w:t>
             </w:r>
           </w:p>
         </w:tc>
@@ -5989,7 +6683,7 @@
                 <w:i/>
                 <w:sz w:val="20"/>
               </w:rPr>
-              <w:t>So, the four days school week is conducive to the parents of the students …</w:t>
+              <w:t>the four days school week is conducive to the parents of the students …</w:t>
             </w:r>
           </w:p>
         </w:tc>
@@ -6043,7 +6737,7 @@
                 <w:i/>
                 <w:sz w:val="20"/>
               </w:rPr>
-              <w:t>… students are able to acquire vital social skills while have a better chance to flourish their talents …</w:t>
+              <w:t>students are able to acquire vital social skills while have a better chance to flourish their talents …</w:t>
             </w:r>
           </w:p>
         </w:tc>
@@ -6151,7 +6845,7 @@
                 <w:i/>
                 <w:sz w:val="20"/>
               </w:rPr>
-              <w:t>I believe the implication … is highly possible, and have every stakeholder of the school to reap benefits from it.</w:t>
+              <w:t>the extra one day of the weekend is also one free day for the teachers and other employers of the school</w:t>
             </w:r>
           </w:p>
         </w:tc>
@@ -6191,7 +6885,7 @@
     </w:tbl>
     <w:p>
       <w:pPr>
-        <w:spacing w:after="80"/>
+        <w:spacing w:after="120"/>
       </w:pPr>
     </w:p>
     <w:p>
@@ -6217,7 +6911,7 @@
           <w:b w:val="0"/>
           <w:i w:val="0"/>
         </w:rPr>
-        <w:t>Write the opening paragraph of your own letter (4–5 sentences). Use the plan you made in Part 1.</w:t>
+        <w:t>Write the opening paragraph of your own letter (4–5 sentences, about 50 words). Use the plan you made in Part 1.</w:t>
       </w:r>
     </w:p>
     <w:p>
@@ -6320,25 +7014,8 @@
     </w:p>
     <w:p>
       <w:pPr>
-        <w:spacing w:after="200"/>
+        <w:spacing w:after="80"/>
       </w:pPr>
-      <w:r>
-        <w:rPr>
-          <w:rFonts w:ascii="Times New Roman" w:hAnsi="Times New Roman"/>
-        </w:rPr>
-        <w:t>____________________________________________________________________________________</w:t>
-      </w:r>
-    </w:p>
-    <w:p>
-      <w:pPr>
-        <w:spacing w:after="200"/>
-      </w:pPr>
-      <w:r>
-        <w:rPr>
-          <w:rFonts w:ascii="Times New Roman" w:hAnsi="Times New Roman"/>
-        </w:rPr>
-        <w:t>____________________________________________________________________________________</w:t>
-      </w:r>
     </w:p>
     <w:p>
       <w:pPr>
@@ -6436,7 +7113,7 @@
                 <w:i w:val="0"/>
                 <w:sz w:val="21"/>
               </w:rPr>
-              <w:t xml:space="preserve"> to reach a 5** — 14 of its 21 marks — even though its grammar slips. Great writers at Level 5** make sure that (1) every requirement in the question is answered, (2) every reason is explained, not just listed, and (3) the reader always knows which point belongs to which paragraph.</w:t>
+              <w:t xml:space="preserve"> to reach a 5** — 14 of its 21 marks — even though it still contains 28 small slips. Great writers at Level 5** make sure that (1) every requirement in the question is answered, (2) every reason is explained, not just listed, and (3) the reader always knows which point belongs to which paragraph.</w:t>
             </w:r>
           </w:p>
         </w:tc>

--- a/F5-P2-sample-script-lesson-Students.docx
+++ b/F5-P2-sample-script-lesson-Students.docx
@@ -96,8 +96,18 @@
     </w:p>
     <w:p>
       <w:pPr>
-        <w:spacing w:after="200"/>
+        <w:spacing w:after="120"/>
       </w:pPr>
+      <w:r>
+        <w:rPr>
+          <w:rFonts w:ascii="Times New Roman" w:hAnsi="Times New Roman"/>
+          <w:b/>
+          <w:i/>
+          <w:color w:val="595959"/>
+          <w:sz w:val="19"/>
+        </w:rPr>
+        <w:t xml:space="preserve">60 minutes in class: </w:t>
+      </w:r>
       <w:r>
         <w:rPr>
           <w:rFonts w:ascii="Times New Roman" w:hAnsi="Times New Roman"/>
@@ -106,7 +116,7 @@
           <w:color w:val="595959"/>
           <w:sz w:val="19"/>
         </w:rPr>
-        <w:t>Part 1: plan the task and the content (15 min)  •  Part 2: read the sample and see what it does with content and organisation (30 min)  •  Part 3: comment, score and write (15 min)</w:t>
+        <w:t>Part 1 plan the task and the content (13 min)  •  Part 2 read the sample and see what it does with content and organisation (32 min)  •  Part 3 comment, score and write (15 min). Part 4 at the end of the booklet is the homework annex — everything marked ◎ is homework.</w:t>
       </w:r>
     </w:p>
     <w:p>
@@ -119,7 +129,7 @@
           <w:b/>
           <w:i w:val="0"/>
         </w:rPr>
-        <w:t>PART 1: BEFORE YOU WRITE — READ THE QUESTION AND PLAN THE CONTENT (15 minutes)</w:t>
+        <w:t>PART 1: BEFORE YOU WRITE — READ THE QUESTION AND PLAN THE CONTENT (13 minutes)</w:t>
       </w:r>
     </w:p>
     <w:p>
@@ -132,7 +142,7 @@
           <w:b/>
           <w:i w:val="0"/>
         </w:rPr>
-        <w:t>1. The question</w:t>
+        <w:t>1. The question (3 min)</w:t>
       </w:r>
     </w:p>
     <w:tbl>
@@ -267,7 +277,7 @@
           <w:b/>
           <w:i w:val="0"/>
         </w:rPr>
-        <w:t>2. Task analysis</w:t>
+        <w:t>2. Task analysis (4 min)</w:t>
       </w:r>
     </w:p>
     <w:tbl>
@@ -504,7 +514,7 @@
           <w:b/>
           <w:i w:val="0"/>
         </w:rPr>
-        <w:t>3. Build your idea bank</w:t>
+        <w:t>3. Build your idea bank (4 min)</w:t>
       </w:r>
     </w:p>
     <w:p>
@@ -781,7 +791,7 @@
           <w:b/>
           <w:i w:val="0"/>
         </w:rPr>
-        <w:t>4. Your writing plan</w:t>
+        <w:t>4. Your writing plan (2 min)</w:t>
       </w:r>
     </w:p>
     <w:p>
@@ -1033,7 +1043,7 @@
           <w:b/>
           <w:i w:val="0"/>
         </w:rPr>
-        <w:t>PART 2: READ THE SAMPLE — WHAT IT DOES WITH CONTENT AND ORGANISATION (30 minutes)</w:t>
+        <w:t>PART 2: READ THE SAMPLE — WHAT IT DOES WITH CONTENT AND ORGANISATION (32 minutes)</w:t>
       </w:r>
     </w:p>
     <w:p>
@@ -1476,7 +1486,7 @@
           <w:b/>
           <w:i w:val="0"/>
         </w:rPr>
-        <w:t>B. Read for the gist (3 minutes)</w:t>
+        <w:t>B. Read for the gist (4 min)</w:t>
       </w:r>
     </w:p>
     <w:p>
@@ -1579,47 +1589,7 @@
           <w:b w:val="0"/>
           <w:i w:val="0"/>
         </w:rPr>
-        <w:t>Task 1. Look back at your idea bank in Part 1. Tick every idea that the sample writer also used. Then write down ONE good idea of yours that the writer did NOT use — could you add it?</w:t>
-      </w:r>
-    </w:p>
-    <w:p>
-      <w:pPr>
-        <w:spacing w:after="200"/>
-      </w:pPr>
-      <w:r>
-        <w:rPr>
-          <w:rFonts w:ascii="Times New Roman" w:hAnsi="Times New Roman"/>
-        </w:rPr>
-        <w:t>____________________________________________________________________________________</w:t>
-      </w:r>
-    </w:p>
-    <w:p>
-      <w:pPr>
-        <w:spacing w:after="200"/>
-      </w:pPr>
-      <w:r>
-        <w:rPr>
-          <w:rFonts w:ascii="Times New Roman" w:hAnsi="Times New Roman"/>
-        </w:rPr>
-        <w:t>____________________________________________________________________________________</w:t>
-      </w:r>
-    </w:p>
-    <w:p>
-      <w:pPr>
-        <w:spacing w:after="120"/>
-      </w:pPr>
-    </w:p>
-    <w:p>
-      <w:pPr>
-        <w:spacing w:after="80"/>
-      </w:pPr>
-      <w:r>
-        <w:rPr>
-          <w:rFonts w:ascii="Times New Roman" w:hAnsi="Times New Roman"/>
-          <w:b w:val="0"/>
-          <w:i w:val="0"/>
-        </w:rPr>
-        <w:t>Task 2. Complete the content map for the three body paragraphs.</w:t>
+        <w:t>Task 2 (7 min). Complete the content map for the three body paragraphs. As you work, tick the ideas in your Part 1 idea bank that the writer also used.</w:t>
       </w:r>
     </w:p>
     <w:tbl>
@@ -2165,7 +2135,7 @@
           <w:b w:val="0"/>
           <w:i w:val="0"/>
         </w:rPr>
-        <w:t>Task 3. Content that scores 7. The writer does four things. Find and copy the evidence for each one from the sample.</w:t>
+        <w:t>Task 3 (6 min). Content that scores 7. The writer does four things. Find and copy the evidence for each one from the sample.</w:t>
       </w:r>
     </w:p>
     <w:tbl>
@@ -2501,7 +2471,7 @@
           <w:b w:val="0"/>
           <w:i w:val="0"/>
         </w:rPr>
-        <w:t>Task 4. Label every move in the letter. Choose from the move bank and write the move in the last column.</w:t>
+        <w:t>Task 4 (4 min). Label every move in the letter. Choose from the move bank and write the move in the last column.</w:t>
       </w:r>
     </w:p>
     <w:p>
@@ -3274,7 +3244,7 @@
           <w:b/>
           <w:i w:val="0"/>
         </w:rPr>
-        <w:t xml:space="preserve">Task 4b. </w:t>
+        <w:t xml:space="preserve">Task 4b. ◎ HOMEWORK. </w:t>
       </w:r>
       <w:r>
         <w:rPr>
@@ -3322,7 +3292,7 @@
           <w:b/>
           <w:i w:val="0"/>
         </w:rPr>
-        <w:t>Task 5. The topic sentences</w:t>
+        <w:t>Task 5 (3 min). The topic sentences</w:t>
       </w:r>
     </w:p>
     <w:p>
@@ -3649,7 +3619,7 @@
           <w:b/>
           <w:i w:val="0"/>
         </w:rPr>
-        <w:t>Task 6. Linking words — where they are, and how to improve them</w:t>
+        <w:t>Task 6. ◎ HOMEWORK — Linking words: where they are, and how to improve them</w:t>
       </w:r>
     </w:p>
     <w:p>
@@ -4098,1472 +4068,6 @@
     </w:p>
     <w:p>
       <w:pPr>
-        <w:spacing w:before="80"/>
-      </w:pPr>
-      <w:r>
-        <w:rPr>
-          <w:rFonts w:ascii="Times New Roman" w:hAnsi="Times New Roman"/>
-          <w:b/>
-          <w:i w:val="0"/>
-        </w:rPr>
-        <w:t>E. LANGUAGE — words, and five advanced sentence patterns (10 minutes, or homework)</w:t>
-      </w:r>
-    </w:p>
-    <w:p>
-      <w:pPr>
-        <w:spacing w:after="80"/>
-      </w:pPr>
-      <w:r>
-        <w:rPr>
-          <w:rFonts w:ascii="Times New Roman" w:hAnsi="Times New Roman"/>
-          <w:b w:val="0"/>
-          <w:i w:val="0"/>
-        </w:rPr>
-        <w:t>Task 7. Read each word or phrase and study how the writer uses it in the sample sentence.</w:t>
-      </w:r>
-    </w:p>
-    <w:tbl>
-      <w:tblPr>
-        <w:tblStyle w:val="TableGrid"/>
-        <w:tblW w:type="auto" w:w="0"/>
-        <w:tblLayout w:type="fixed"/>
-        <w:tblLook w:firstColumn="1" w:firstRow="1" w:lastColumn="0" w:lastRow="0" w:noHBand="0" w:noVBand="1" w:val="04A0"/>
-      </w:tblPr>
-      <w:tblGrid>
-        <w:gridCol w:w="3213"/>
-        <w:gridCol w:w="3213"/>
-        <w:gridCol w:w="3213"/>
-      </w:tblGrid>
-      <w:tr>
-        <w:tc>
-          <w:tcPr>
-            <w:tcW w:type="dxa" w:w="2016"/>
-          </w:tcPr>
-          <w:p>
-            <w:pPr>
-              <w:spacing w:after="60" w:before="0" w:line="276" w:lineRule="auto"/>
-            </w:pPr>
-            <w:r/>
-            <w:r>
-              <w:rPr>
-                <w:rFonts w:ascii="Times New Roman" w:hAnsi="Times New Roman"/>
-                <w:b/>
-                <w:i w:val="0"/>
-                <w:sz w:val="20"/>
-              </w:rPr>
-              <w:t>Word / phrase</w:t>
-            </w:r>
-          </w:p>
-        </w:tc>
-        <w:tc>
-          <w:tcPr>
-            <w:tcW w:type="dxa" w:w="2448"/>
-          </w:tcPr>
-          <w:p>
-            <w:pPr>
-              <w:spacing w:after="60" w:before="0" w:line="276" w:lineRule="auto"/>
-            </w:pPr>
-            <w:r/>
-            <w:r>
-              <w:rPr>
-                <w:rFonts w:ascii="Times New Roman" w:hAnsi="Times New Roman"/>
-                <w:b/>
-                <w:i w:val="0"/>
-                <w:sz w:val="20"/>
-              </w:rPr>
-              <w:t>What it means</w:t>
-            </w:r>
-          </w:p>
-        </w:tc>
-        <w:tc>
-          <w:tcPr>
-            <w:tcW w:type="dxa" w:w="5170"/>
-          </w:tcPr>
-          <w:p>
-            <w:pPr>
-              <w:spacing w:after="60" w:before="0" w:line="276" w:lineRule="auto"/>
-            </w:pPr>
-            <w:r/>
-            <w:r>
-              <w:rPr>
-                <w:rFonts w:ascii="Times New Roman" w:hAnsi="Times New Roman"/>
-                <w:b/>
-                <w:i w:val="0"/>
-                <w:sz w:val="20"/>
-              </w:rPr>
-              <w:t>The sentence in the sample</w:t>
-            </w:r>
-          </w:p>
-        </w:tc>
-      </w:tr>
-      <w:tr>
-        <w:tc>
-          <w:tcPr>
-            <w:tcW w:type="dxa" w:w="2016"/>
-          </w:tcPr>
-          <w:p>
-            <w:pPr>
-              <w:spacing w:after="60" w:before="0" w:line="276" w:lineRule="auto"/>
-            </w:pPr>
-            <w:r/>
-            <w:r>
-              <w:rPr>
-                <w:rFonts w:ascii="Times New Roman" w:hAnsi="Times New Roman"/>
-                <w:b/>
-                <w:i w:val="0"/>
-                <w:sz w:val="19"/>
-              </w:rPr>
-              <w:t>indisputable</w:t>
-            </w:r>
-          </w:p>
-        </w:tc>
-        <w:tc>
-          <w:tcPr>
-            <w:tcW w:type="dxa" w:w="2448"/>
-          </w:tcPr>
-          <w:p>
-            <w:pPr>
-              <w:spacing w:after="60" w:before="0" w:line="276" w:lineRule="auto"/>
-            </w:pPr>
-            <w:r/>
-            <w:r>
-              <w:rPr>
-                <w:rFonts w:ascii="Times New Roman" w:hAnsi="Times New Roman"/>
-                <w:b w:val="0"/>
-                <w:i w:val="0"/>
-                <w:sz w:val="19"/>
-              </w:rPr>
-              <w:t>cannot be argued against; certain</w:t>
-            </w:r>
-          </w:p>
-        </w:tc>
-        <w:tc>
-          <w:tcPr>
-            <w:tcW w:type="dxa" w:w="5170"/>
-          </w:tcPr>
-          <w:p>
-            <w:pPr>
-              <w:spacing w:after="60" w:before="0" w:line="276" w:lineRule="auto"/>
-            </w:pPr>
-            <w:r/>
-            <w:r>
-              <w:rPr>
-                <w:rFonts w:ascii="Times New Roman" w:hAnsi="Times New Roman"/>
-                <w:b w:val="0"/>
-                <w:i w:val="0"/>
-                <w:sz w:val="19"/>
-              </w:rPr>
-              <w:t>It is an indisputable fact that almost all primary to secondary educational institutions across Hong Kong have adopted…</w:t>
-            </w:r>
-          </w:p>
-        </w:tc>
-      </w:tr>
-      <w:tr>
-        <w:tc>
-          <w:tcPr>
-            <w:tcW w:type="dxa" w:w="2016"/>
-          </w:tcPr>
-          <w:p>
-            <w:pPr>
-              <w:spacing w:after="60" w:before="0" w:line="276" w:lineRule="auto"/>
-            </w:pPr>
-            <w:r/>
-            <w:r>
-              <w:rPr>
-                <w:rFonts w:ascii="Times New Roman" w:hAnsi="Times New Roman"/>
-                <w:b/>
-                <w:i w:val="0"/>
-                <w:sz w:val="19"/>
-              </w:rPr>
-              <w:t>gaining momentum</w:t>
-            </w:r>
-          </w:p>
-        </w:tc>
-        <w:tc>
-          <w:tcPr>
-            <w:tcW w:type="dxa" w:w="2448"/>
-          </w:tcPr>
-          <w:p>
-            <w:pPr>
-              <w:spacing w:after="60" w:before="0" w:line="276" w:lineRule="auto"/>
-            </w:pPr>
-            <w:r/>
-            <w:r>
-              <w:rPr>
-                <w:rFonts w:ascii="Times New Roman" w:hAnsi="Times New Roman"/>
-                <w:b w:val="0"/>
-                <w:i w:val="0"/>
-                <w:sz w:val="19"/>
-              </w:rPr>
-              <w:t>becoming stronger / more widely supported</w:t>
-            </w:r>
-          </w:p>
-        </w:tc>
-        <w:tc>
-          <w:tcPr>
-            <w:tcW w:type="dxa" w:w="5170"/>
-          </w:tcPr>
-          <w:p>
-            <w:pPr>
-              <w:spacing w:after="60" w:before="0" w:line="276" w:lineRule="auto"/>
-            </w:pPr>
-            <w:r/>
-            <w:r>
-              <w:rPr>
-                <w:rFonts w:ascii="Times New Roman" w:hAnsi="Times New Roman"/>
-                <w:b w:val="0"/>
-                <w:i w:val="0"/>
-                <w:sz w:val="19"/>
-              </w:rPr>
-              <w:t>the debate of cutting the fifth school day in the week … is gaining momentum</w:t>
-            </w:r>
-          </w:p>
-        </w:tc>
-      </w:tr>
-      <w:tr>
-        <w:tc>
-          <w:tcPr>
-            <w:tcW w:type="dxa" w:w="2016"/>
-          </w:tcPr>
-          <w:p>
-            <w:pPr>
-              <w:spacing w:after="60" w:before="0" w:line="276" w:lineRule="auto"/>
-            </w:pPr>
-            <w:r/>
-            <w:r>
-              <w:rPr>
-                <w:rFonts w:ascii="Times New Roman" w:hAnsi="Times New Roman"/>
-                <w:b/>
-                <w:i w:val="0"/>
-                <w:sz w:val="19"/>
-              </w:rPr>
-              <w:t>stakeholders</w:t>
-            </w:r>
-          </w:p>
-        </w:tc>
-        <w:tc>
-          <w:tcPr>
-            <w:tcW w:type="dxa" w:w="2448"/>
-          </w:tcPr>
-          <w:p>
-            <w:pPr>
-              <w:spacing w:after="60" w:before="0" w:line="276" w:lineRule="auto"/>
-            </w:pPr>
-            <w:r/>
-            <w:r>
-              <w:rPr>
-                <w:rFonts w:ascii="Times New Roman" w:hAnsi="Times New Roman"/>
-                <w:b w:val="0"/>
-                <w:i w:val="0"/>
-                <w:sz w:val="19"/>
-              </w:rPr>
-              <w:t>the people who are involved and affected</w:t>
-            </w:r>
-          </w:p>
-        </w:tc>
-        <w:tc>
-          <w:tcPr>
-            <w:tcW w:type="dxa" w:w="5170"/>
-          </w:tcPr>
-          <w:p>
-            <w:pPr>
-              <w:spacing w:after="60" w:before="0" w:line="276" w:lineRule="auto"/>
-            </w:pPr>
-            <w:r/>
-            <w:r>
-              <w:rPr>
-                <w:rFonts w:ascii="Times New Roman" w:hAnsi="Times New Roman"/>
-                <w:b w:val="0"/>
-                <w:i w:val="0"/>
-                <w:sz w:val="19"/>
-              </w:rPr>
-              <w:t>the one extra valid day would potentially benefit various stakeholders of the school</w:t>
-            </w:r>
-          </w:p>
-        </w:tc>
-      </w:tr>
-      <w:tr>
-        <w:tc>
-          <w:tcPr>
-            <w:tcW w:type="dxa" w:w="2016"/>
-          </w:tcPr>
-          <w:p>
-            <w:pPr>
-              <w:spacing w:after="60" w:before="0" w:line="276" w:lineRule="auto"/>
-            </w:pPr>
-            <w:r/>
-            <w:r>
-              <w:rPr>
-                <w:rFonts w:ascii="Times New Roman" w:hAnsi="Times New Roman"/>
-                <w:b/>
-                <w:i w:val="0"/>
-                <w:sz w:val="19"/>
-              </w:rPr>
-              <w:t>conducive to</w:t>
-            </w:r>
-          </w:p>
-        </w:tc>
-        <w:tc>
-          <w:tcPr>
-            <w:tcW w:type="dxa" w:w="2448"/>
-          </w:tcPr>
-          <w:p>
-            <w:pPr>
-              <w:spacing w:after="60" w:before="0" w:line="276" w:lineRule="auto"/>
-            </w:pPr>
-            <w:r/>
-            <w:r>
-              <w:rPr>
-                <w:rFonts w:ascii="Times New Roman" w:hAnsi="Times New Roman"/>
-                <w:b w:val="0"/>
-                <w:i w:val="0"/>
-                <w:sz w:val="19"/>
-              </w:rPr>
-              <w:t>helpful to / good for</w:t>
-            </w:r>
-          </w:p>
-        </w:tc>
-        <w:tc>
-          <w:tcPr>
-            <w:tcW w:type="dxa" w:w="5170"/>
-          </w:tcPr>
-          <w:p>
-            <w:pPr>
-              <w:spacing w:after="60" w:before="0" w:line="276" w:lineRule="auto"/>
-            </w:pPr>
-            <w:r/>
-            <w:r>
-              <w:rPr>
-                <w:rFonts w:ascii="Times New Roman" w:hAnsi="Times New Roman"/>
-                <w:b w:val="0"/>
-                <w:i w:val="0"/>
-                <w:sz w:val="19"/>
-              </w:rPr>
-              <w:t>this novel pattern of school days is conducive to the students, the school and also the parents</w:t>
-            </w:r>
-          </w:p>
-        </w:tc>
-      </w:tr>
-      <w:tr>
-        <w:tc>
-          <w:tcPr>
-            <w:tcW w:type="dxa" w:w="2016"/>
-          </w:tcPr>
-          <w:p>
-            <w:pPr>
-              <w:spacing w:after="60" w:before="0" w:line="276" w:lineRule="auto"/>
-            </w:pPr>
-            <w:r/>
-            <w:r>
-              <w:rPr>
-                <w:rFonts w:ascii="Times New Roman" w:hAnsi="Times New Roman"/>
-                <w:b/>
-                <w:i w:val="0"/>
-                <w:sz w:val="19"/>
-              </w:rPr>
-              <w:t>alleviate</w:t>
-            </w:r>
-          </w:p>
-        </w:tc>
-        <w:tc>
-          <w:tcPr>
-            <w:tcW w:type="dxa" w:w="2448"/>
-          </w:tcPr>
-          <w:p>
-            <w:pPr>
-              <w:spacing w:after="60" w:before="0" w:line="276" w:lineRule="auto"/>
-            </w:pPr>
-            <w:r/>
-            <w:r>
-              <w:rPr>
-                <w:rFonts w:ascii="Times New Roman" w:hAnsi="Times New Roman"/>
-                <w:b w:val="0"/>
-                <w:i w:val="0"/>
-                <w:sz w:val="19"/>
-              </w:rPr>
-              <w:t>make (pain or stress) less severe</w:t>
-            </w:r>
-          </w:p>
-        </w:tc>
-        <w:tc>
-          <w:tcPr>
-            <w:tcW w:type="dxa" w:w="5170"/>
-          </w:tcPr>
-          <w:p>
-            <w:pPr>
-              <w:spacing w:after="60" w:before="0" w:line="276" w:lineRule="auto"/>
-            </w:pPr>
-            <w:r/>
-            <w:r>
-              <w:rPr>
-                <w:rFonts w:ascii="Times New Roman" w:hAnsi="Times New Roman"/>
-                <w:b w:val="0"/>
-                <w:i w:val="0"/>
-                <w:sz w:val="19"/>
-              </w:rPr>
-              <w:t>This can alleviate their stress from school through socializing and doing sports.</w:t>
-            </w:r>
-          </w:p>
-        </w:tc>
-      </w:tr>
-      <w:tr>
-        <w:tc>
-          <w:tcPr>
-            <w:tcW w:type="dxa" w:w="2016"/>
-          </w:tcPr>
-          <w:p>
-            <w:pPr>
-              <w:spacing w:after="60" w:before="0" w:line="276" w:lineRule="auto"/>
-            </w:pPr>
-            <w:r/>
-            <w:r>
-              <w:rPr>
-                <w:rFonts w:ascii="Times New Roman" w:hAnsi="Times New Roman"/>
-                <w:b/>
-                <w:i w:val="0"/>
-                <w:sz w:val="19"/>
-              </w:rPr>
-              <w:t>integral</w:t>
-            </w:r>
-          </w:p>
-        </w:tc>
-        <w:tc>
-          <w:tcPr>
-            <w:tcW w:type="dxa" w:w="2448"/>
-          </w:tcPr>
-          <w:p>
-            <w:pPr>
-              <w:spacing w:after="60" w:before="0" w:line="276" w:lineRule="auto"/>
-            </w:pPr>
-            <w:r/>
-            <w:r>
-              <w:rPr>
-                <w:rFonts w:ascii="Times New Roman" w:hAnsi="Times New Roman"/>
-                <w:b w:val="0"/>
-                <w:i w:val="0"/>
-                <w:sz w:val="19"/>
-              </w:rPr>
-              <w:t>very important (to something)</w:t>
-            </w:r>
-          </w:p>
-        </w:tc>
-        <w:tc>
-          <w:tcPr>
-            <w:tcW w:type="dxa" w:w="5170"/>
-          </w:tcPr>
-          <w:p>
-            <w:pPr>
-              <w:spacing w:after="60" w:before="0" w:line="276" w:lineRule="auto"/>
-            </w:pPr>
-            <w:r/>
-            <w:r>
-              <w:rPr>
-                <w:rFonts w:ascii="Times New Roman" w:hAnsi="Times New Roman"/>
-                <w:b w:val="0"/>
-                <w:i w:val="0"/>
-                <w:sz w:val="19"/>
-              </w:rPr>
-              <w:t>building students’ confidence and this is very integral to students too</w:t>
-            </w:r>
-          </w:p>
-        </w:tc>
-      </w:tr>
-      <w:tr>
-        <w:tc>
-          <w:tcPr>
-            <w:tcW w:type="dxa" w:w="2016"/>
-          </w:tcPr>
-          <w:p>
-            <w:pPr>
-              <w:spacing w:after="60" w:before="0" w:line="276" w:lineRule="auto"/>
-            </w:pPr>
-            <w:r/>
-            <w:r>
-              <w:rPr>
-                <w:rFonts w:ascii="Times New Roman" w:hAnsi="Times New Roman"/>
-                <w:b/>
-                <w:i w:val="0"/>
-                <w:sz w:val="19"/>
-              </w:rPr>
-              <w:t>in dire need</w:t>
-            </w:r>
-          </w:p>
-        </w:tc>
-        <w:tc>
-          <w:tcPr>
-            <w:tcW w:type="dxa" w:w="2448"/>
-          </w:tcPr>
-          <w:p>
-            <w:pPr>
-              <w:spacing w:after="60" w:before="0" w:line="276" w:lineRule="auto"/>
-            </w:pPr>
-            <w:r/>
-            <w:r>
-              <w:rPr>
-                <w:rFonts w:ascii="Times New Roman" w:hAnsi="Times New Roman"/>
-                <w:b w:val="0"/>
-                <w:i w:val="0"/>
-                <w:sz w:val="19"/>
-              </w:rPr>
-              <w:t>needing help very much</w:t>
-            </w:r>
-          </w:p>
-        </w:tc>
-        <w:tc>
-          <w:tcPr>
-            <w:tcW w:type="dxa" w:w="5170"/>
-          </w:tcPr>
-          <w:p>
-            <w:pPr>
-              <w:spacing w:after="60" w:before="0" w:line="276" w:lineRule="auto"/>
-            </w:pPr>
-            <w:r/>
-            <w:r>
-              <w:rPr>
-                <w:rFonts w:ascii="Times New Roman" w:hAnsi="Times New Roman"/>
-                <w:b w:val="0"/>
-                <w:i w:val="0"/>
-                <w:sz w:val="19"/>
-              </w:rPr>
-              <w:t>help the students who are in dire need</w:t>
-            </w:r>
-          </w:p>
-        </w:tc>
-      </w:tr>
-      <w:tr>
-        <w:tc>
-          <w:tcPr>
-            <w:tcW w:type="dxa" w:w="2016"/>
-          </w:tcPr>
-          <w:p>
-            <w:pPr>
-              <w:spacing w:after="60" w:before="0" w:line="276" w:lineRule="auto"/>
-            </w:pPr>
-            <w:r/>
-            <w:r>
-              <w:rPr>
-                <w:rFonts w:ascii="Times New Roman" w:hAnsi="Times New Roman"/>
-                <w:b/>
-                <w:i w:val="0"/>
-                <w:sz w:val="19"/>
-              </w:rPr>
-              <w:t>splurge (on)</w:t>
-            </w:r>
-          </w:p>
-        </w:tc>
-        <w:tc>
-          <w:tcPr>
-            <w:tcW w:type="dxa" w:w="2448"/>
-          </w:tcPr>
-          <w:p>
-            <w:pPr>
-              <w:spacing w:after="60" w:before="0" w:line="276" w:lineRule="auto"/>
-            </w:pPr>
-            <w:r/>
-            <w:r>
-              <w:rPr>
-                <w:rFonts w:ascii="Times New Roman" w:hAnsi="Times New Roman"/>
-                <w:b w:val="0"/>
-                <w:i w:val="0"/>
-                <w:sz w:val="19"/>
-              </w:rPr>
-              <w:t>spend a lot of money (on)</w:t>
-            </w:r>
-          </w:p>
-        </w:tc>
-        <w:tc>
-          <w:tcPr>
-            <w:tcW w:type="dxa" w:w="5170"/>
-          </w:tcPr>
-          <w:p>
-            <w:pPr>
-              <w:spacing w:after="60" w:before="0" w:line="276" w:lineRule="auto"/>
-            </w:pPr>
-            <w:r/>
-            <w:r>
-              <w:rPr>
-                <w:rFonts w:ascii="Times New Roman" w:hAnsi="Times New Roman"/>
-                <w:b w:val="0"/>
-                <w:i w:val="0"/>
-                <w:sz w:val="19"/>
-              </w:rPr>
-              <w:t>schools always splurge a larger sum of money and resources on providing students with…</w:t>
-            </w:r>
-          </w:p>
-        </w:tc>
-      </w:tr>
-      <w:tr>
-        <w:tc>
-          <w:tcPr>
-            <w:tcW w:type="dxa" w:w="2016"/>
-          </w:tcPr>
-          <w:p>
-            <w:pPr>
-              <w:spacing w:after="60" w:before="0" w:line="276" w:lineRule="auto"/>
-            </w:pPr>
-            <w:r/>
-            <w:r>
-              <w:rPr>
-                <w:rFonts w:ascii="Times New Roman" w:hAnsi="Times New Roman"/>
-                <w:b/>
-                <w:i w:val="0"/>
-                <w:sz w:val="19"/>
-              </w:rPr>
-              <w:t>live up to the role of</w:t>
-            </w:r>
-          </w:p>
-        </w:tc>
-        <w:tc>
-          <w:tcPr>
-            <w:tcW w:type="dxa" w:w="2448"/>
-          </w:tcPr>
-          <w:p>
-            <w:pPr>
-              <w:spacing w:after="60" w:before="0" w:line="276" w:lineRule="auto"/>
-            </w:pPr>
-            <w:r/>
-            <w:r>
-              <w:rPr>
-                <w:rFonts w:ascii="Times New Roman" w:hAnsi="Times New Roman"/>
-                <w:b w:val="0"/>
-                <w:i w:val="0"/>
-                <w:sz w:val="19"/>
-              </w:rPr>
-              <w:t>do what the role expects of you</w:t>
-            </w:r>
-          </w:p>
-        </w:tc>
-        <w:tc>
-          <w:tcPr>
-            <w:tcW w:type="dxa" w:w="5170"/>
-          </w:tcPr>
-          <w:p>
-            <w:pPr>
-              <w:spacing w:after="60" w:before="0" w:line="276" w:lineRule="auto"/>
-            </w:pPr>
-            <w:r/>
-            <w:r>
-              <w:rPr>
-                <w:rFonts w:ascii="Times New Roman" w:hAnsi="Times New Roman"/>
-                <w:b w:val="0"/>
-                <w:i w:val="0"/>
-                <w:sz w:val="19"/>
-              </w:rPr>
-              <w:t>parents can live up to the role of guiding their children through difficulties</w:t>
-            </w:r>
-          </w:p>
-        </w:tc>
-      </w:tr>
-      <w:tr>
-        <w:tc>
-          <w:tcPr>
-            <w:tcW w:type="dxa" w:w="2016"/>
-          </w:tcPr>
-          <w:p>
-            <w:pPr>
-              <w:spacing w:after="60" w:before="0" w:line="276" w:lineRule="auto"/>
-            </w:pPr>
-            <w:r/>
-            <w:r>
-              <w:rPr>
-                <w:rFonts w:ascii="Times New Roman" w:hAnsi="Times New Roman"/>
-                <w:b/>
-                <w:i w:val="0"/>
-                <w:sz w:val="19"/>
-              </w:rPr>
-              <w:t>part and parcel of</w:t>
-            </w:r>
-          </w:p>
-        </w:tc>
-        <w:tc>
-          <w:tcPr>
-            <w:tcW w:type="dxa" w:w="2448"/>
-          </w:tcPr>
-          <w:p>
-            <w:pPr>
-              <w:spacing w:after="60" w:before="0" w:line="276" w:lineRule="auto"/>
-            </w:pPr>
-            <w:r/>
-            <w:r>
-              <w:rPr>
-                <w:rFonts w:ascii="Times New Roman" w:hAnsi="Times New Roman"/>
-                <w:b w:val="0"/>
-                <w:i w:val="0"/>
-                <w:sz w:val="19"/>
-              </w:rPr>
-              <w:t>an essential part of</w:t>
-            </w:r>
-          </w:p>
-        </w:tc>
-        <w:tc>
-          <w:tcPr>
-            <w:tcW w:type="dxa" w:w="5170"/>
-          </w:tcPr>
-          <w:p>
-            <w:pPr>
-              <w:spacing w:after="60" w:before="0" w:line="276" w:lineRule="auto"/>
-            </w:pPr>
-            <w:r/>
-            <w:r>
-              <w:rPr>
-                <w:rFonts w:ascii="Times New Roman" w:hAnsi="Times New Roman"/>
-                <w:b w:val="0"/>
-                <w:i w:val="0"/>
-                <w:sz w:val="19"/>
-              </w:rPr>
-              <w:t>parents … are also a part and parcel to a school’s integrity</w:t>
-            </w:r>
-          </w:p>
-        </w:tc>
-      </w:tr>
-      <w:tr>
-        <w:tc>
-          <w:tcPr>
-            <w:tcW w:type="dxa" w:w="2016"/>
-          </w:tcPr>
-          <w:p>
-            <w:pPr>
-              <w:spacing w:after="60" w:before="0" w:line="276" w:lineRule="auto"/>
-            </w:pPr>
-            <w:r/>
-            <w:r>
-              <w:rPr>
-                <w:rFonts w:ascii="Times New Roman" w:hAnsi="Times New Roman"/>
-                <w:b/>
-                <w:i w:val="0"/>
-                <w:sz w:val="19"/>
-              </w:rPr>
-              <w:t>a silver bullet</w:t>
-            </w:r>
-          </w:p>
-        </w:tc>
-        <w:tc>
-          <w:tcPr>
-            <w:tcW w:type="dxa" w:w="2448"/>
-          </w:tcPr>
-          <w:p>
-            <w:pPr>
-              <w:spacing w:after="60" w:before="0" w:line="276" w:lineRule="auto"/>
-            </w:pPr>
-            <w:r/>
-            <w:r>
-              <w:rPr>
-                <w:rFonts w:ascii="Times New Roman" w:hAnsi="Times New Roman"/>
-                <w:b w:val="0"/>
-                <w:i w:val="0"/>
-                <w:sz w:val="19"/>
-              </w:rPr>
-              <w:t>a simple, instant solution to a problem</w:t>
-            </w:r>
-          </w:p>
-        </w:tc>
-        <w:tc>
-          <w:tcPr>
-            <w:tcW w:type="dxa" w:w="5170"/>
-          </w:tcPr>
-          <w:p>
-            <w:pPr>
-              <w:spacing w:after="60" w:before="0" w:line="276" w:lineRule="auto"/>
-            </w:pPr>
-            <w:r/>
-            <w:r>
-              <w:rPr>
-                <w:rFonts w:ascii="Times New Roman" w:hAnsi="Times New Roman"/>
-                <w:b w:val="0"/>
-                <w:i w:val="0"/>
-                <w:sz w:val="19"/>
-              </w:rPr>
-              <w:t>and a silver bullet for the students’ parents to build a lovable family</w:t>
-            </w:r>
-          </w:p>
-        </w:tc>
-      </w:tr>
-      <w:tr>
-        <w:tc>
-          <w:tcPr>
-            <w:tcW w:type="dxa" w:w="2016"/>
-          </w:tcPr>
-          <w:p>
-            <w:pPr>
-              <w:spacing w:after="60" w:before="0" w:line="276" w:lineRule="auto"/>
-            </w:pPr>
-            <w:r/>
-            <w:r>
-              <w:rPr>
-                <w:rFonts w:ascii="Times New Roman" w:hAnsi="Times New Roman"/>
-                <w:b/>
-                <w:i w:val="0"/>
-                <w:sz w:val="19"/>
-              </w:rPr>
-              <w:t>reap benefits</w:t>
-            </w:r>
-          </w:p>
-        </w:tc>
-        <w:tc>
-          <w:tcPr>
-            <w:tcW w:type="dxa" w:w="2448"/>
-          </w:tcPr>
-          <w:p>
-            <w:pPr>
-              <w:spacing w:after="60" w:before="0" w:line="276" w:lineRule="auto"/>
-            </w:pPr>
-            <w:r/>
-            <w:r>
-              <w:rPr>
-                <w:rFonts w:ascii="Times New Roman" w:hAnsi="Times New Roman"/>
-                <w:b w:val="0"/>
-                <w:i w:val="0"/>
-                <w:sz w:val="19"/>
-              </w:rPr>
-              <w:t>gain advantages</w:t>
-            </w:r>
-          </w:p>
-        </w:tc>
-        <w:tc>
-          <w:tcPr>
-            <w:tcW w:type="dxa" w:w="5170"/>
-          </w:tcPr>
-          <w:p>
-            <w:pPr>
-              <w:spacing w:after="60" w:before="0" w:line="276" w:lineRule="auto"/>
-            </w:pPr>
-            <w:r/>
-            <w:r>
-              <w:rPr>
-                <w:rFonts w:ascii="Times New Roman" w:hAnsi="Times New Roman"/>
-                <w:b w:val="0"/>
-                <w:i w:val="0"/>
-                <w:sz w:val="19"/>
-              </w:rPr>
-              <w:t>every stakeholder of the school (can) reap benefits from it</w:t>
-            </w:r>
-          </w:p>
-        </w:tc>
-      </w:tr>
-    </w:tbl>
-    <w:p>
-      <w:pPr>
-        <w:spacing w:after="80"/>
-      </w:pPr>
-    </w:p>
-    <w:p>
-      <w:pPr>
-        <w:spacing w:after="80"/>
-      </w:pPr>
-      <w:r>
-        <w:rPr>
-          <w:rFonts w:ascii="Times New Roman" w:hAnsi="Times New Roman"/>
-          <w:b/>
-          <w:i w:val="0"/>
-        </w:rPr>
-        <w:t xml:space="preserve">Five advanced sentence patterns used in this script. </w:t>
-      </w:r>
-      <w:r>
-        <w:rPr>
-          <w:rFonts w:ascii="Times New Roman" w:hAnsi="Times New Roman"/>
-          <w:b w:val="0"/>
-          <w:i w:val="0"/>
-          <w:sz w:val="20"/>
-        </w:rPr>
-        <w:t xml:space="preserve">The pattern in each sentence is in </w:t>
-      </w:r>
-      <w:r>
-        <w:rPr>
-          <w:rFonts w:ascii="Times New Roman" w:hAnsi="Times New Roman"/>
-          <w:b/>
-          <w:i w:val="0"/>
-          <w:sz w:val="20"/>
-        </w:rPr>
-        <w:t>bold</w:t>
-      </w:r>
-      <w:r>
-        <w:rPr>
-          <w:rFonts w:ascii="Times New Roman" w:hAnsi="Times New Roman"/>
-          <w:b w:val="0"/>
-          <w:i w:val="0"/>
-          <w:sz w:val="20"/>
-        </w:rPr>
-        <w:t>. These are the structures that make a script read like a top script — learn one or two and use them in your own writing.</w:t>
-      </w:r>
-    </w:p>
-    <w:tbl>
-      <w:tblPr>
-        <w:tblStyle w:val="TableGrid"/>
-        <w:tblW w:type="auto" w:w="0"/>
-        <w:tblLayout w:type="fixed"/>
-        <w:tblLook w:firstColumn="1" w:firstRow="1" w:lastColumn="0" w:lastRow="0" w:noHBand="0" w:noVBand="1" w:val="04A0"/>
-      </w:tblPr>
-      <w:tblGrid>
-        <w:gridCol w:w="3213"/>
-        <w:gridCol w:w="3213"/>
-        <w:gridCol w:w="3213"/>
-      </w:tblGrid>
-      <w:tr>
-        <w:tc>
-          <w:tcPr>
-            <w:tcW w:type="dxa" w:w="2160"/>
-          </w:tcPr>
-          <w:p>
-            <w:pPr>
-              <w:spacing w:after="60" w:before="0" w:line="276" w:lineRule="auto"/>
-            </w:pPr>
-            <w:r/>
-            <w:r>
-              <w:rPr>
-                <w:rFonts w:ascii="Times New Roman" w:hAnsi="Times New Roman"/>
-                <w:b/>
-                <w:i w:val="0"/>
-                <w:sz w:val="19"/>
-              </w:rPr>
-              <w:t>Pattern</w:t>
-            </w:r>
-          </w:p>
-        </w:tc>
-        <w:tc>
-          <w:tcPr>
-            <w:tcW w:type="dxa" w:w="4896"/>
-          </w:tcPr>
-          <w:p>
-            <w:pPr>
-              <w:spacing w:after="60" w:before="0" w:line="276" w:lineRule="auto"/>
-            </w:pPr>
-            <w:r/>
-            <w:r>
-              <w:rPr>
-                <w:rFonts w:ascii="Times New Roman" w:hAnsi="Times New Roman"/>
-                <w:b/>
-                <w:i w:val="0"/>
-                <w:sz w:val="19"/>
-              </w:rPr>
-              <w:t>The writer’s sentence (pattern in bold)</w:t>
-            </w:r>
-          </w:p>
-        </w:tc>
-        <w:tc>
-          <w:tcPr>
-            <w:tcW w:type="dxa" w:w="2578"/>
-          </w:tcPr>
-          <w:p>
-            <w:pPr>
-              <w:spacing w:after="60" w:before="0" w:line="276" w:lineRule="auto"/>
-            </w:pPr>
-            <w:r/>
-            <w:r>
-              <w:rPr>
-                <w:rFonts w:ascii="Times New Roman" w:hAnsi="Times New Roman"/>
-                <w:b/>
-                <w:i w:val="0"/>
-                <w:sz w:val="19"/>
-              </w:rPr>
-              <w:t>Why it earns marks</w:t>
-            </w:r>
-          </w:p>
-        </w:tc>
-      </w:tr>
-      <w:tr>
-        <w:tc>
-          <w:tcPr>
-            <w:tcW w:type="dxa" w:w="2160"/>
-          </w:tcPr>
-          <w:p>
-            <w:pPr>
-              <w:spacing w:after="80" w:before="0" w:line="276" w:lineRule="auto"/>
-            </w:pPr>
-            <w:r/>
-            <w:r>
-              <w:rPr>
-                <w:rFonts w:ascii="Times New Roman" w:hAnsi="Times New Roman"/>
-                <w:b/>
-                <w:i w:val="0"/>
-                <w:sz w:val="19"/>
-              </w:rPr>
-              <w:t>1. It is + adjective + that-clause</w:t>
-              <w:br/>
-              <w:t>(an impersonal, confident opener)</w:t>
-            </w:r>
-          </w:p>
-        </w:tc>
-        <w:tc>
-          <w:tcPr>
-            <w:tcW w:type="dxa" w:w="4896"/>
-          </w:tcPr>
-          <w:p>
-            <w:pPr>
-              <w:spacing w:after="80" w:before="0" w:line="276" w:lineRule="auto"/>
-            </w:pPr>
-            <w:r/>
-            <w:r>
-              <w:rPr>
-                <w:rFonts w:ascii="Times New Roman" w:hAnsi="Times New Roman"/>
-                <w:b w:val="0"/>
-                <w:i w:val="0"/>
-                <w:sz w:val="19"/>
-              </w:rPr>
-              <w:t xml:space="preserve">It is </w:t>
-            </w:r>
-            <w:r>
-              <w:rPr>
-                <w:rFonts w:ascii="Times New Roman" w:hAnsi="Times New Roman"/>
-                <w:b/>
-                <w:i w:val="0"/>
-                <w:sz w:val="19"/>
-              </w:rPr>
-              <w:t>an indisputable fact</w:t>
-            </w:r>
-            <w:r>
-              <w:rPr>
-                <w:rFonts w:ascii="Times New Roman" w:hAnsi="Times New Roman"/>
-                <w:b w:val="0"/>
-                <w:i w:val="0"/>
-                <w:sz w:val="19"/>
-              </w:rPr>
-              <w:t xml:space="preserve"> that almost all primary to secondary educational institutions across Hong Kong have adopted the five school days a week pattern for many generations.</w:t>
-            </w:r>
-          </w:p>
-        </w:tc>
-        <w:tc>
-          <w:tcPr>
-            <w:tcW w:type="dxa" w:w="2578"/>
-          </w:tcPr>
-          <w:p>
-            <w:pPr>
-              <w:spacing w:after="80" w:before="0" w:line="276" w:lineRule="auto"/>
-            </w:pPr>
-            <w:r/>
-            <w:r>
-              <w:rPr>
-                <w:rFonts w:ascii="Times New Roman" w:hAnsi="Times New Roman"/>
-                <w:sz w:val="19"/>
-              </w:rPr>
-              <w:t>States a fact as if nobody could argue with it, and it opens the paragraph with a full, formal sentence.</w:t>
-            </w:r>
-          </w:p>
-        </w:tc>
-      </w:tr>
-      <w:tr>
-        <w:tc>
-          <w:tcPr>
-            <w:tcW w:type="dxa" w:w="2160"/>
-          </w:tcPr>
-          <w:p>
-            <w:pPr>
-              <w:spacing w:after="80" w:before="0" w:line="276" w:lineRule="auto"/>
-            </w:pPr>
-            <w:r/>
-            <w:r>
-              <w:rPr>
-                <w:rFonts w:ascii="Times New Roman" w:hAnsi="Times New Roman"/>
-                <w:b/>
-                <w:i w:val="0"/>
-                <w:sz w:val="19"/>
-              </w:rPr>
-              <w:t>2. With + noun + -ing participle phrase</w:t>
-              <w:br/>
-              <w:t>(fronted cause)</w:t>
-            </w:r>
-          </w:p>
-        </w:tc>
-        <w:tc>
-          <w:tcPr>
-            <w:tcW w:type="dxa" w:w="4896"/>
-          </w:tcPr>
-          <w:p>
-            <w:pPr>
-              <w:spacing w:after="80" w:before="0" w:line="276" w:lineRule="auto"/>
-            </w:pPr>
-            <w:r/>
-            <w:r>
-              <w:rPr>
-                <w:rFonts w:ascii="Times New Roman" w:hAnsi="Times New Roman"/>
-                <w:b/>
-                <w:i w:val="0"/>
-                <w:sz w:val="19"/>
-              </w:rPr>
-              <w:t>With Hong Kong’s education system being immensely exam-oriented, affecting the future of students</w:t>
-            </w:r>
-            <w:r>
-              <w:rPr>
-                <w:rFonts w:ascii="Times New Roman" w:hAnsi="Times New Roman"/>
-                <w:b w:val="0"/>
-                <w:i w:val="0"/>
-                <w:sz w:val="19"/>
-              </w:rPr>
-              <w:t>, many learners are left with no choice but to choose the latter.</w:t>
-            </w:r>
-          </w:p>
-        </w:tc>
-        <w:tc>
-          <w:tcPr>
-            <w:tcW w:type="dxa" w:w="2578"/>
-          </w:tcPr>
-          <w:p>
-            <w:pPr>
-              <w:spacing w:after="80" w:before="0" w:line="276" w:lineRule="auto"/>
-            </w:pPr>
-            <w:r/>
-            <w:r>
-              <w:rPr>
-                <w:rFonts w:ascii="Times New Roman" w:hAnsi="Times New Roman"/>
-                <w:sz w:val="19"/>
-              </w:rPr>
-              <w:t>Packs a whole reason into one phrase before the main clause — the cause is clear, and it saves a sentence.</w:t>
-            </w:r>
-          </w:p>
-        </w:tc>
-      </w:tr>
-      <w:tr>
-        <w:tc>
-          <w:tcPr>
-            <w:tcW w:type="dxa" w:w="2160"/>
-          </w:tcPr>
-          <w:p>
-            <w:pPr>
-              <w:spacing w:after="80" w:before="0" w:line="276" w:lineRule="auto"/>
-            </w:pPr>
-            <w:r/>
-            <w:r>
-              <w:rPr>
-                <w:rFonts w:ascii="Times New Roman" w:hAnsi="Times New Roman"/>
-                <w:b/>
-                <w:i w:val="0"/>
-                <w:sz w:val="19"/>
-              </w:rPr>
-              <w:t>3. Relative clause (which / that / who)</w:t>
-              <w:br/>
-              <w:t>(adding information to a noun)</w:t>
-            </w:r>
-          </w:p>
-        </w:tc>
-        <w:tc>
-          <w:tcPr>
-            <w:tcW w:type="dxa" w:w="4896"/>
-          </w:tcPr>
-          <w:p>
-            <w:pPr>
-              <w:spacing w:after="80" w:before="0" w:line="276" w:lineRule="auto"/>
-            </w:pPr>
-            <w:r/>
-            <w:r>
-              <w:rPr>
-                <w:rFonts w:ascii="Times New Roman" w:hAnsi="Times New Roman"/>
-                <w:b w:val="0"/>
-                <w:i w:val="0"/>
-                <w:sz w:val="19"/>
-              </w:rPr>
-              <w:t xml:space="preserve">schools can use the extra hours of each school day to lay down plans for students, </w:t>
-            </w:r>
-            <w:r>
-              <w:rPr>
-                <w:rFonts w:ascii="Times New Roman" w:hAnsi="Times New Roman"/>
-                <w:b/>
-                <w:i w:val="0"/>
-                <w:sz w:val="19"/>
-              </w:rPr>
-              <w:t>which can help them achieve academic excellence</w:t>
-            </w:r>
-            <w:r>
-              <w:rPr>
-                <w:rFonts w:ascii="Times New Roman" w:hAnsi="Times New Roman"/>
-                <w:b w:val="0"/>
-                <w:i w:val="0"/>
-                <w:sz w:val="19"/>
-              </w:rPr>
-              <w:t xml:space="preserve">.  /  enhancement classes </w:t>
-            </w:r>
-            <w:r>
-              <w:rPr>
-                <w:rFonts w:ascii="Times New Roman" w:hAnsi="Times New Roman"/>
-                <w:b/>
-                <w:i w:val="0"/>
-                <w:sz w:val="19"/>
-              </w:rPr>
-              <w:t>that are hosted by professionals outside the school</w:t>
-            </w:r>
-          </w:p>
-        </w:tc>
-        <w:tc>
-          <w:tcPr>
-            <w:tcW w:type="dxa" w:w="2578"/>
-          </w:tcPr>
-          <w:p>
-            <w:pPr>
-              <w:spacing w:after="80" w:before="0" w:line="276" w:lineRule="auto"/>
-            </w:pPr>
-            <w:r/>
-            <w:r>
-              <w:rPr>
-                <w:rFonts w:ascii="Times New Roman" w:hAnsi="Times New Roman"/>
-                <w:sz w:val="19"/>
-              </w:rPr>
-              <w:t>Adds explanation and result without starting a new sentence. Markers see control, not a list of short sentences.</w:t>
-            </w:r>
-          </w:p>
-        </w:tc>
-      </w:tr>
-      <w:tr>
-        <w:tc>
-          <w:tcPr>
-            <w:tcW w:type="dxa" w:w="2160"/>
-          </w:tcPr>
-          <w:p>
-            <w:pPr>
-              <w:spacing w:after="80" w:before="0" w:line="276" w:lineRule="auto"/>
-            </w:pPr>
-            <w:r/>
-            <w:r>
-              <w:rPr>
-                <w:rFonts w:ascii="Times New Roman" w:hAnsi="Times New Roman"/>
-                <w:b/>
-                <w:i w:val="0"/>
-                <w:sz w:val="19"/>
-              </w:rPr>
-              <w:t>4. -ing participle clause</w:t>
-              <w:br/>
-              <w:t>(result or by-product)</w:t>
-            </w:r>
-          </w:p>
-        </w:tc>
-        <w:tc>
-          <w:tcPr>
-            <w:tcW w:type="dxa" w:w="4896"/>
-          </w:tcPr>
-          <w:p>
-            <w:pPr>
-              <w:spacing w:after="80" w:before="0" w:line="276" w:lineRule="auto"/>
-            </w:pPr>
-            <w:r/>
-            <w:r>
-              <w:rPr>
-                <w:rFonts w:ascii="Times New Roman" w:hAnsi="Times New Roman"/>
-                <w:b w:val="0"/>
-                <w:i w:val="0"/>
-                <w:sz w:val="19"/>
-              </w:rPr>
-              <w:t xml:space="preserve">enhancement classes … to train students for the future examination, </w:t>
-            </w:r>
-            <w:r>
-              <w:rPr>
-                <w:rFonts w:ascii="Times New Roman" w:hAnsi="Times New Roman"/>
-                <w:b/>
-                <w:i w:val="0"/>
-                <w:sz w:val="19"/>
-              </w:rPr>
-              <w:t>building students’ confidence</w:t>
-            </w:r>
-            <w:r>
-              <w:rPr>
-                <w:rFonts w:ascii="Times New Roman" w:hAnsi="Times New Roman"/>
-                <w:b w:val="0"/>
-                <w:i w:val="0"/>
-                <w:sz w:val="19"/>
-              </w:rPr>
-              <w:t xml:space="preserve">…  /  acquire vital social skills </w:t>
-            </w:r>
-            <w:r>
-              <w:rPr>
-                <w:rFonts w:ascii="Times New Roman" w:hAnsi="Times New Roman"/>
-                <w:b/>
-                <w:i w:val="0"/>
-                <w:sz w:val="19"/>
-              </w:rPr>
-              <w:t>while having a better chance to flourish their talents</w:t>
-            </w:r>
-          </w:p>
-        </w:tc>
-        <w:tc>
-          <w:tcPr>
-            <w:tcW w:type="dxa" w:w="2578"/>
-          </w:tcPr>
-          <w:p>
-            <w:pPr>
-              <w:spacing w:after="80" w:before="0" w:line="276" w:lineRule="auto"/>
-            </w:pPr>
-            <w:r/>
-            <w:r>
-              <w:rPr>
-                <w:rFonts w:ascii="Times New Roman" w:hAnsi="Times New Roman"/>
-                <w:sz w:val="19"/>
-              </w:rPr>
-              <w:t>Shows the writer can attach a second idea to the first smoothly — the kind of sentence top scripts use to pack information.</w:t>
-            </w:r>
-          </w:p>
-        </w:tc>
-      </w:tr>
-      <w:tr>
-        <w:tc>
-          <w:tcPr>
-            <w:tcW w:type="dxa" w:w="2160"/>
-          </w:tcPr>
-          <w:p>
-            <w:pPr>
-              <w:spacing w:after="80" w:before="0" w:line="276" w:lineRule="auto"/>
-            </w:pPr>
-            <w:r/>
-            <w:r>
-              <w:rPr>
-                <w:rFonts w:ascii="Times New Roman" w:hAnsi="Times New Roman"/>
-                <w:b/>
-                <w:i w:val="0"/>
-                <w:sz w:val="19"/>
-              </w:rPr>
-              <w:t>5. Long noun phrase as the subject + ‘what …’ clause</w:t>
-            </w:r>
-          </w:p>
-        </w:tc>
-        <w:tc>
-          <w:tcPr>
-            <w:tcW w:type="dxa" w:w="4896"/>
-          </w:tcPr>
-          <w:p>
-            <w:pPr>
-              <w:spacing w:after="80" w:before="0" w:line="276" w:lineRule="auto"/>
-            </w:pPr>
-            <w:r/>
-            <w:r>
-              <w:rPr>
-                <w:rFonts w:ascii="Times New Roman" w:hAnsi="Times New Roman"/>
-                <w:b/>
-                <w:i w:val="0"/>
-                <w:sz w:val="19"/>
-              </w:rPr>
-              <w:t>The issue of learners in the school being only skilled in taking examinations and studying while overlooking the importance of developing an interest in other extra-curricular activities</w:t>
-            </w:r>
-            <w:r>
-              <w:rPr>
-                <w:rFonts w:ascii="Times New Roman" w:hAnsi="Times New Roman"/>
-                <w:b w:val="0"/>
-                <w:i w:val="0"/>
-                <w:sz w:val="19"/>
-              </w:rPr>
-              <w:t xml:space="preserve"> is always </w:t>
-            </w:r>
-            <w:r>
-              <w:rPr>
-                <w:rFonts w:ascii="Times New Roman" w:hAnsi="Times New Roman"/>
-                <w:b/>
-                <w:i w:val="0"/>
-                <w:sz w:val="19"/>
-              </w:rPr>
-              <w:t>what parents are apprehensive towards</w:t>
-            </w:r>
-            <w:r>
-              <w:rPr>
-                <w:rFonts w:ascii="Times New Roman" w:hAnsi="Times New Roman"/>
-                <w:b w:val="0"/>
-                <w:i w:val="0"/>
-                <w:sz w:val="19"/>
-              </w:rPr>
-              <w:t>.</w:t>
-            </w:r>
-          </w:p>
-        </w:tc>
-        <w:tc>
-          <w:tcPr>
-            <w:tcW w:type="dxa" w:w="2578"/>
-          </w:tcPr>
-          <w:p>
-            <w:pPr>
-              <w:spacing w:after="80" w:before="0" w:line="276" w:lineRule="auto"/>
-            </w:pPr>
-            <w:r/>
-            <w:r>
-              <w:rPr>
-                <w:rFonts w:ascii="Times New Roman" w:hAnsi="Times New Roman"/>
-                <w:sz w:val="19"/>
-              </w:rPr>
-              <w:t>The subject itself carries the argument, so the sentence sounds mature and academic. (Careful: do not overdo it — this sentence is hard to read.)</w:t>
-            </w:r>
-          </w:p>
-        </w:tc>
-      </w:tr>
-    </w:tbl>
-    <w:p>
-      <w:pPr>
-        <w:spacing w:after="80"/>
-      </w:pPr>
-      <w:r>
-        <w:rPr>
-          <w:rFonts w:ascii="Times New Roman" w:hAnsi="Times New Roman"/>
-          <w:b/>
-          <w:i w:val="0"/>
-          <w:sz w:val="20"/>
-        </w:rPr>
-        <w:t xml:space="preserve">Not in this script — one to add yourself: </w:t>
-      </w:r>
-      <w:r>
-        <w:rPr>
-          <w:rFonts w:ascii="Times New Roman" w:hAnsi="Times New Roman"/>
-          <w:b w:val="0"/>
-          <w:i/>
-          <w:sz w:val="20"/>
-        </w:rPr>
-        <w:t>One pattern this writer did NOT use — inversion, which puts the adverb first to make the sentence emphatic:  Not only CAN the extra day reduce students’ stress, but it CAN ALSO give them time to develop their talents.  Rarely DO schools have the chance to rethink their timetable like this.</w:t>
-      </w:r>
-    </w:p>
-    <w:p>
-      <w:pPr>
-        <w:spacing w:after="80"/>
-      </w:pPr>
-    </w:p>
-    <w:p>
-      <w:pPr>
-        <w:spacing w:after="40"/>
-      </w:pPr>
-      <w:r>
-        <w:rPr>
-          <w:rFonts w:ascii="Times New Roman" w:hAnsi="Times New Roman"/>
-          <w:b/>
-          <w:i w:val="0"/>
-        </w:rPr>
-        <w:t>Task 8. Use TWO of the five patterns above and FOUR items from the word table to write TWO sentences about the four-day school week.</w:t>
-      </w:r>
-    </w:p>
-    <w:p>
-      <w:pPr>
-        <w:spacing w:after="200"/>
-      </w:pPr>
-      <w:r>
-        <w:rPr>
-          <w:rFonts w:ascii="Times New Roman" w:hAnsi="Times New Roman"/>
-        </w:rPr>
-        <w:t>____________________________________________________________________________________</w:t>
-      </w:r>
-    </w:p>
-    <w:p>
-      <w:pPr>
-        <w:spacing w:after="200"/>
-      </w:pPr>
-      <w:r>
-        <w:rPr>
-          <w:rFonts w:ascii="Times New Roman" w:hAnsi="Times New Roman"/>
-        </w:rPr>
-        <w:t>____________________________________________________________________________________</w:t>
-      </w:r>
-    </w:p>
-    <w:p>
-      <w:pPr>
-        <w:spacing w:after="200"/>
-      </w:pPr>
-      <w:r>
-        <w:rPr>
-          <w:rFonts w:ascii="Times New Roman" w:hAnsi="Times New Roman"/>
-        </w:rPr>
-        <w:t>____________________________________________________________________________________</w:t>
-      </w:r>
-    </w:p>
-    <w:p>
-      <w:pPr>
-        <w:spacing w:after="200"/>
-      </w:pPr>
-      <w:r>
-        <w:rPr>
-          <w:rFonts w:ascii="Times New Roman" w:hAnsi="Times New Roman"/>
-        </w:rPr>
-        <w:t>____________________________________________________________________________________</w:t>
-      </w:r>
-    </w:p>
-    <w:p>
-      <w:pPr>
         <w:spacing w:before="120"/>
       </w:pPr>
       <w:r>
@@ -5585,7 +4089,7 @@
           <w:b/>
           <w:i w:val="0"/>
         </w:rPr>
-        <w:t>1. Your comments and scores on the sample</w:t>
+        <w:t>1. Your comments and scores on the sample (5 min)</w:t>
       </w:r>
     </w:p>
     <w:p>
@@ -5931,7 +4435,7 @@
           <w:b/>
           <w:i w:val="0"/>
         </w:rPr>
-        <w:t>2. The real marks</w:t>
+        <w:t>2. The real marks (3 min)</w:t>
       </w:r>
     </w:p>
     <w:p>
@@ -6527,7 +5031,7 @@
           <w:b/>
           <w:i w:val="0"/>
         </w:rPr>
-        <w:t>3. Even a 5** script is not perfect</w:t>
+        <w:t>3. ◎ HOMEWORK — Even a 5** script is not perfect</w:t>
       </w:r>
     </w:p>
     <w:p>
@@ -6898,7 +5402,7 @@
           <w:b/>
           <w:i w:val="0"/>
         </w:rPr>
-        <w:t>4. Your turn</w:t>
+        <w:t>4. Your turn (6 min)</w:t>
       </w:r>
     </w:p>
     <w:p>
@@ -7027,7 +5531,7 @@
           <w:b/>
           <w:i w:val="0"/>
         </w:rPr>
-        <w:t>5. What to take away</w:t>
+        <w:t>5. What to take away (1 min)</w:t>
       </w:r>
     </w:p>
     <w:tbl>
@@ -7119,6 +5623,2875 @@
         </w:tc>
       </w:tr>
     </w:tbl>
+    <w:p>
+      <w:pPr>
+        <w:spacing w:before="80"/>
+      </w:pPr>
+      <w:r>
+        <w:rPr>
+          <w:rFonts w:ascii="Times New Roman" w:hAnsi="Times New Roman"/>
+          <w:b/>
+          <w:i w:val="0"/>
+        </w:rPr>
+        <w:t>PART 4 (◎ HOMEWORK): LANGUAGE — WORDS AND SENTENCE PATTERNS</w:t>
+      </w:r>
+    </w:p>
+    <w:p>
+      <w:pPr>
+        <w:spacing w:after="80"/>
+      </w:pPr>
+      <w:r>
+        <w:rPr>
+          <w:rFonts w:ascii="Times New Roman" w:hAnsi="Times New Roman"/>
+          <w:b w:val="0"/>
+          <w:i w:val="0"/>
+        </w:rPr>
+        <w:t>Task 7. ◎ HOMEWORK — Read each word or phrase and study how the writer uses it in the sample sentence.</w:t>
+      </w:r>
+    </w:p>
+    <w:tbl>
+      <w:tblPr>
+        <w:tblStyle w:val="TableGrid"/>
+        <w:tblW w:type="auto" w:w="0"/>
+        <w:tblLayout w:type="fixed"/>
+        <w:tblLook w:firstColumn="1" w:firstRow="1" w:lastColumn="0" w:lastRow="0" w:noHBand="0" w:noVBand="1" w:val="04A0"/>
+      </w:tblPr>
+      <w:tblGrid>
+        <w:gridCol w:w="3213"/>
+        <w:gridCol w:w="3213"/>
+        <w:gridCol w:w="3213"/>
+      </w:tblGrid>
+      <w:tr>
+        <w:tc>
+          <w:tcPr>
+            <w:tcW w:type="dxa" w:w="2016"/>
+          </w:tcPr>
+          <w:p>
+            <w:pPr>
+              <w:spacing w:after="60" w:before="0" w:line="276" w:lineRule="auto"/>
+            </w:pPr>
+            <w:r/>
+            <w:r>
+              <w:rPr>
+                <w:rFonts w:ascii="Times New Roman" w:hAnsi="Times New Roman"/>
+                <w:b/>
+                <w:i w:val="0"/>
+                <w:sz w:val="20"/>
+              </w:rPr>
+              <w:t>Word / phrase</w:t>
+            </w:r>
+          </w:p>
+        </w:tc>
+        <w:tc>
+          <w:tcPr>
+            <w:tcW w:type="dxa" w:w="2448"/>
+          </w:tcPr>
+          <w:p>
+            <w:pPr>
+              <w:spacing w:after="60" w:before="0" w:line="276" w:lineRule="auto"/>
+            </w:pPr>
+            <w:r/>
+            <w:r>
+              <w:rPr>
+                <w:rFonts w:ascii="Times New Roman" w:hAnsi="Times New Roman"/>
+                <w:b/>
+                <w:i w:val="0"/>
+                <w:sz w:val="20"/>
+              </w:rPr>
+              <w:t>What it means</w:t>
+            </w:r>
+          </w:p>
+        </w:tc>
+        <w:tc>
+          <w:tcPr>
+            <w:tcW w:type="dxa" w:w="5170"/>
+          </w:tcPr>
+          <w:p>
+            <w:pPr>
+              <w:spacing w:after="60" w:before="0" w:line="276" w:lineRule="auto"/>
+            </w:pPr>
+            <w:r/>
+            <w:r>
+              <w:rPr>
+                <w:rFonts w:ascii="Times New Roman" w:hAnsi="Times New Roman"/>
+                <w:b/>
+                <w:i w:val="0"/>
+                <w:sz w:val="20"/>
+              </w:rPr>
+              <w:t>The sentence in the sample</w:t>
+            </w:r>
+          </w:p>
+        </w:tc>
+      </w:tr>
+      <w:tr>
+        <w:tc>
+          <w:tcPr>
+            <w:tcW w:type="dxa" w:w="2016"/>
+          </w:tcPr>
+          <w:p>
+            <w:pPr>
+              <w:spacing w:after="60" w:before="0" w:line="276" w:lineRule="auto"/>
+            </w:pPr>
+            <w:r/>
+            <w:r>
+              <w:rPr>
+                <w:rFonts w:ascii="Times New Roman" w:hAnsi="Times New Roman"/>
+                <w:b/>
+                <w:i w:val="0"/>
+                <w:sz w:val="19"/>
+              </w:rPr>
+              <w:t>indisputable</w:t>
+            </w:r>
+          </w:p>
+        </w:tc>
+        <w:tc>
+          <w:tcPr>
+            <w:tcW w:type="dxa" w:w="2448"/>
+          </w:tcPr>
+          <w:p>
+            <w:pPr>
+              <w:spacing w:after="60" w:before="0" w:line="276" w:lineRule="auto"/>
+            </w:pPr>
+            <w:r/>
+            <w:r>
+              <w:rPr>
+                <w:rFonts w:ascii="Times New Roman" w:hAnsi="Times New Roman"/>
+                <w:b w:val="0"/>
+                <w:i w:val="0"/>
+                <w:sz w:val="19"/>
+              </w:rPr>
+              <w:t>cannot be argued against; certain</w:t>
+            </w:r>
+          </w:p>
+        </w:tc>
+        <w:tc>
+          <w:tcPr>
+            <w:tcW w:type="dxa" w:w="5170"/>
+          </w:tcPr>
+          <w:p>
+            <w:pPr>
+              <w:spacing w:after="60" w:before="0" w:line="276" w:lineRule="auto"/>
+            </w:pPr>
+            <w:r/>
+            <w:r>
+              <w:rPr>
+                <w:rFonts w:ascii="Times New Roman" w:hAnsi="Times New Roman"/>
+                <w:b w:val="0"/>
+                <w:i w:val="0"/>
+                <w:sz w:val="19"/>
+              </w:rPr>
+              <w:t>It is an indisputable fact that almost all primary to secondary educational institutions across Hong Kong have adopted…</w:t>
+            </w:r>
+          </w:p>
+        </w:tc>
+      </w:tr>
+      <w:tr>
+        <w:tc>
+          <w:tcPr>
+            <w:tcW w:type="dxa" w:w="2016"/>
+          </w:tcPr>
+          <w:p>
+            <w:pPr>
+              <w:spacing w:after="60" w:before="0" w:line="276" w:lineRule="auto"/>
+            </w:pPr>
+            <w:r/>
+            <w:r>
+              <w:rPr>
+                <w:rFonts w:ascii="Times New Roman" w:hAnsi="Times New Roman"/>
+                <w:b/>
+                <w:i w:val="0"/>
+                <w:sz w:val="19"/>
+              </w:rPr>
+              <w:t>gaining momentum</w:t>
+            </w:r>
+          </w:p>
+        </w:tc>
+        <w:tc>
+          <w:tcPr>
+            <w:tcW w:type="dxa" w:w="2448"/>
+          </w:tcPr>
+          <w:p>
+            <w:pPr>
+              <w:spacing w:after="60" w:before="0" w:line="276" w:lineRule="auto"/>
+            </w:pPr>
+            <w:r/>
+            <w:r>
+              <w:rPr>
+                <w:rFonts w:ascii="Times New Roman" w:hAnsi="Times New Roman"/>
+                <w:b w:val="0"/>
+                <w:i w:val="0"/>
+                <w:sz w:val="19"/>
+              </w:rPr>
+              <w:t>becoming stronger / more widely supported</w:t>
+            </w:r>
+          </w:p>
+        </w:tc>
+        <w:tc>
+          <w:tcPr>
+            <w:tcW w:type="dxa" w:w="5170"/>
+          </w:tcPr>
+          <w:p>
+            <w:pPr>
+              <w:spacing w:after="60" w:before="0" w:line="276" w:lineRule="auto"/>
+            </w:pPr>
+            <w:r/>
+            <w:r>
+              <w:rPr>
+                <w:rFonts w:ascii="Times New Roman" w:hAnsi="Times New Roman"/>
+                <w:b w:val="0"/>
+                <w:i w:val="0"/>
+                <w:sz w:val="19"/>
+              </w:rPr>
+              <w:t>the debate of cutting the fifth school day in the week … is gaining momentum</w:t>
+            </w:r>
+          </w:p>
+        </w:tc>
+      </w:tr>
+      <w:tr>
+        <w:tc>
+          <w:tcPr>
+            <w:tcW w:type="dxa" w:w="2016"/>
+          </w:tcPr>
+          <w:p>
+            <w:pPr>
+              <w:spacing w:after="60" w:before="0" w:line="276" w:lineRule="auto"/>
+            </w:pPr>
+            <w:r/>
+            <w:r>
+              <w:rPr>
+                <w:rFonts w:ascii="Times New Roman" w:hAnsi="Times New Roman"/>
+                <w:b/>
+                <w:i w:val="0"/>
+                <w:sz w:val="19"/>
+              </w:rPr>
+              <w:t>stakeholders</w:t>
+            </w:r>
+          </w:p>
+        </w:tc>
+        <w:tc>
+          <w:tcPr>
+            <w:tcW w:type="dxa" w:w="2448"/>
+          </w:tcPr>
+          <w:p>
+            <w:pPr>
+              <w:spacing w:after="60" w:before="0" w:line="276" w:lineRule="auto"/>
+            </w:pPr>
+            <w:r/>
+            <w:r>
+              <w:rPr>
+                <w:rFonts w:ascii="Times New Roman" w:hAnsi="Times New Roman"/>
+                <w:b w:val="0"/>
+                <w:i w:val="0"/>
+                <w:sz w:val="19"/>
+              </w:rPr>
+              <w:t>the people who are involved and affected</w:t>
+            </w:r>
+          </w:p>
+        </w:tc>
+        <w:tc>
+          <w:tcPr>
+            <w:tcW w:type="dxa" w:w="5170"/>
+          </w:tcPr>
+          <w:p>
+            <w:pPr>
+              <w:spacing w:after="60" w:before="0" w:line="276" w:lineRule="auto"/>
+            </w:pPr>
+            <w:r/>
+            <w:r>
+              <w:rPr>
+                <w:rFonts w:ascii="Times New Roman" w:hAnsi="Times New Roman"/>
+                <w:b w:val="0"/>
+                <w:i w:val="0"/>
+                <w:sz w:val="19"/>
+              </w:rPr>
+              <w:t>the one extra valid day would potentially benefit various stakeholders of the school</w:t>
+            </w:r>
+          </w:p>
+        </w:tc>
+      </w:tr>
+      <w:tr>
+        <w:tc>
+          <w:tcPr>
+            <w:tcW w:type="dxa" w:w="2016"/>
+          </w:tcPr>
+          <w:p>
+            <w:pPr>
+              <w:spacing w:after="60" w:before="0" w:line="276" w:lineRule="auto"/>
+            </w:pPr>
+            <w:r/>
+            <w:r>
+              <w:rPr>
+                <w:rFonts w:ascii="Times New Roman" w:hAnsi="Times New Roman"/>
+                <w:b/>
+                <w:i w:val="0"/>
+                <w:sz w:val="19"/>
+              </w:rPr>
+              <w:t>conducive to</w:t>
+            </w:r>
+          </w:p>
+        </w:tc>
+        <w:tc>
+          <w:tcPr>
+            <w:tcW w:type="dxa" w:w="2448"/>
+          </w:tcPr>
+          <w:p>
+            <w:pPr>
+              <w:spacing w:after="60" w:before="0" w:line="276" w:lineRule="auto"/>
+            </w:pPr>
+            <w:r/>
+            <w:r>
+              <w:rPr>
+                <w:rFonts w:ascii="Times New Roman" w:hAnsi="Times New Roman"/>
+                <w:b w:val="0"/>
+                <w:i w:val="0"/>
+                <w:sz w:val="19"/>
+              </w:rPr>
+              <w:t>helpful to / good for</w:t>
+            </w:r>
+          </w:p>
+        </w:tc>
+        <w:tc>
+          <w:tcPr>
+            <w:tcW w:type="dxa" w:w="5170"/>
+          </w:tcPr>
+          <w:p>
+            <w:pPr>
+              <w:spacing w:after="60" w:before="0" w:line="276" w:lineRule="auto"/>
+            </w:pPr>
+            <w:r/>
+            <w:r>
+              <w:rPr>
+                <w:rFonts w:ascii="Times New Roman" w:hAnsi="Times New Roman"/>
+                <w:b w:val="0"/>
+                <w:i w:val="0"/>
+                <w:sz w:val="19"/>
+              </w:rPr>
+              <w:t>this novel pattern of school days is conducive to the students, the school and also the parents</w:t>
+            </w:r>
+          </w:p>
+        </w:tc>
+      </w:tr>
+      <w:tr>
+        <w:tc>
+          <w:tcPr>
+            <w:tcW w:type="dxa" w:w="2016"/>
+          </w:tcPr>
+          <w:p>
+            <w:pPr>
+              <w:spacing w:after="60" w:before="0" w:line="276" w:lineRule="auto"/>
+            </w:pPr>
+            <w:r/>
+            <w:r>
+              <w:rPr>
+                <w:rFonts w:ascii="Times New Roman" w:hAnsi="Times New Roman"/>
+                <w:b/>
+                <w:i w:val="0"/>
+                <w:sz w:val="19"/>
+              </w:rPr>
+              <w:t>alleviate</w:t>
+            </w:r>
+          </w:p>
+        </w:tc>
+        <w:tc>
+          <w:tcPr>
+            <w:tcW w:type="dxa" w:w="2448"/>
+          </w:tcPr>
+          <w:p>
+            <w:pPr>
+              <w:spacing w:after="60" w:before="0" w:line="276" w:lineRule="auto"/>
+            </w:pPr>
+            <w:r/>
+            <w:r>
+              <w:rPr>
+                <w:rFonts w:ascii="Times New Roman" w:hAnsi="Times New Roman"/>
+                <w:b w:val="0"/>
+                <w:i w:val="0"/>
+                <w:sz w:val="19"/>
+              </w:rPr>
+              <w:t>make (pain or stress) less severe</w:t>
+            </w:r>
+          </w:p>
+        </w:tc>
+        <w:tc>
+          <w:tcPr>
+            <w:tcW w:type="dxa" w:w="5170"/>
+          </w:tcPr>
+          <w:p>
+            <w:pPr>
+              <w:spacing w:after="60" w:before="0" w:line="276" w:lineRule="auto"/>
+            </w:pPr>
+            <w:r/>
+            <w:r>
+              <w:rPr>
+                <w:rFonts w:ascii="Times New Roman" w:hAnsi="Times New Roman"/>
+                <w:b w:val="0"/>
+                <w:i w:val="0"/>
+                <w:sz w:val="19"/>
+              </w:rPr>
+              <w:t>This can alleviate their stress from school through socializing and doing sports.</w:t>
+            </w:r>
+          </w:p>
+        </w:tc>
+      </w:tr>
+      <w:tr>
+        <w:tc>
+          <w:tcPr>
+            <w:tcW w:type="dxa" w:w="2016"/>
+          </w:tcPr>
+          <w:p>
+            <w:pPr>
+              <w:spacing w:after="60" w:before="0" w:line="276" w:lineRule="auto"/>
+            </w:pPr>
+            <w:r/>
+            <w:r>
+              <w:rPr>
+                <w:rFonts w:ascii="Times New Roman" w:hAnsi="Times New Roman"/>
+                <w:b/>
+                <w:i w:val="0"/>
+                <w:sz w:val="19"/>
+              </w:rPr>
+              <w:t>integral</w:t>
+            </w:r>
+          </w:p>
+        </w:tc>
+        <w:tc>
+          <w:tcPr>
+            <w:tcW w:type="dxa" w:w="2448"/>
+          </w:tcPr>
+          <w:p>
+            <w:pPr>
+              <w:spacing w:after="60" w:before="0" w:line="276" w:lineRule="auto"/>
+            </w:pPr>
+            <w:r/>
+            <w:r>
+              <w:rPr>
+                <w:rFonts w:ascii="Times New Roman" w:hAnsi="Times New Roman"/>
+                <w:b w:val="0"/>
+                <w:i w:val="0"/>
+                <w:sz w:val="19"/>
+              </w:rPr>
+              <w:t>very important (to something)</w:t>
+            </w:r>
+          </w:p>
+        </w:tc>
+        <w:tc>
+          <w:tcPr>
+            <w:tcW w:type="dxa" w:w="5170"/>
+          </w:tcPr>
+          <w:p>
+            <w:pPr>
+              <w:spacing w:after="60" w:before="0" w:line="276" w:lineRule="auto"/>
+            </w:pPr>
+            <w:r/>
+            <w:r>
+              <w:rPr>
+                <w:rFonts w:ascii="Times New Roman" w:hAnsi="Times New Roman"/>
+                <w:b w:val="0"/>
+                <w:i w:val="0"/>
+                <w:sz w:val="19"/>
+              </w:rPr>
+              <w:t>building students’ confidence and this is very integral to students too</w:t>
+            </w:r>
+          </w:p>
+        </w:tc>
+      </w:tr>
+      <w:tr>
+        <w:tc>
+          <w:tcPr>
+            <w:tcW w:type="dxa" w:w="2016"/>
+          </w:tcPr>
+          <w:p>
+            <w:pPr>
+              <w:spacing w:after="60" w:before="0" w:line="276" w:lineRule="auto"/>
+            </w:pPr>
+            <w:r/>
+            <w:r>
+              <w:rPr>
+                <w:rFonts w:ascii="Times New Roman" w:hAnsi="Times New Roman"/>
+                <w:b/>
+                <w:i w:val="0"/>
+                <w:sz w:val="19"/>
+              </w:rPr>
+              <w:t>in dire need</w:t>
+            </w:r>
+          </w:p>
+        </w:tc>
+        <w:tc>
+          <w:tcPr>
+            <w:tcW w:type="dxa" w:w="2448"/>
+          </w:tcPr>
+          <w:p>
+            <w:pPr>
+              <w:spacing w:after="60" w:before="0" w:line="276" w:lineRule="auto"/>
+            </w:pPr>
+            <w:r/>
+            <w:r>
+              <w:rPr>
+                <w:rFonts w:ascii="Times New Roman" w:hAnsi="Times New Roman"/>
+                <w:b w:val="0"/>
+                <w:i w:val="0"/>
+                <w:sz w:val="19"/>
+              </w:rPr>
+              <w:t>needing help very much</w:t>
+            </w:r>
+          </w:p>
+        </w:tc>
+        <w:tc>
+          <w:tcPr>
+            <w:tcW w:type="dxa" w:w="5170"/>
+          </w:tcPr>
+          <w:p>
+            <w:pPr>
+              <w:spacing w:after="60" w:before="0" w:line="276" w:lineRule="auto"/>
+            </w:pPr>
+            <w:r/>
+            <w:r>
+              <w:rPr>
+                <w:rFonts w:ascii="Times New Roman" w:hAnsi="Times New Roman"/>
+                <w:b w:val="0"/>
+                <w:i w:val="0"/>
+                <w:sz w:val="19"/>
+              </w:rPr>
+              <w:t>help the students who are in dire need</w:t>
+            </w:r>
+          </w:p>
+        </w:tc>
+      </w:tr>
+      <w:tr>
+        <w:tc>
+          <w:tcPr>
+            <w:tcW w:type="dxa" w:w="2016"/>
+          </w:tcPr>
+          <w:p>
+            <w:pPr>
+              <w:spacing w:after="60" w:before="0" w:line="276" w:lineRule="auto"/>
+            </w:pPr>
+            <w:r/>
+            <w:r>
+              <w:rPr>
+                <w:rFonts w:ascii="Times New Roman" w:hAnsi="Times New Roman"/>
+                <w:b/>
+                <w:i w:val="0"/>
+                <w:sz w:val="19"/>
+              </w:rPr>
+              <w:t>splurge (on)</w:t>
+            </w:r>
+          </w:p>
+        </w:tc>
+        <w:tc>
+          <w:tcPr>
+            <w:tcW w:type="dxa" w:w="2448"/>
+          </w:tcPr>
+          <w:p>
+            <w:pPr>
+              <w:spacing w:after="60" w:before="0" w:line="276" w:lineRule="auto"/>
+            </w:pPr>
+            <w:r/>
+            <w:r>
+              <w:rPr>
+                <w:rFonts w:ascii="Times New Roman" w:hAnsi="Times New Roman"/>
+                <w:b w:val="0"/>
+                <w:i w:val="0"/>
+                <w:sz w:val="19"/>
+              </w:rPr>
+              <w:t>spend a lot of money (on)</w:t>
+            </w:r>
+          </w:p>
+        </w:tc>
+        <w:tc>
+          <w:tcPr>
+            <w:tcW w:type="dxa" w:w="5170"/>
+          </w:tcPr>
+          <w:p>
+            <w:pPr>
+              <w:spacing w:after="60" w:before="0" w:line="276" w:lineRule="auto"/>
+            </w:pPr>
+            <w:r/>
+            <w:r>
+              <w:rPr>
+                <w:rFonts w:ascii="Times New Roman" w:hAnsi="Times New Roman"/>
+                <w:b w:val="0"/>
+                <w:i w:val="0"/>
+                <w:sz w:val="19"/>
+              </w:rPr>
+              <w:t>schools always splurge a larger sum of money and resources on providing students with…</w:t>
+            </w:r>
+          </w:p>
+        </w:tc>
+      </w:tr>
+      <w:tr>
+        <w:tc>
+          <w:tcPr>
+            <w:tcW w:type="dxa" w:w="2016"/>
+          </w:tcPr>
+          <w:p>
+            <w:pPr>
+              <w:spacing w:after="60" w:before="0" w:line="276" w:lineRule="auto"/>
+            </w:pPr>
+            <w:r/>
+            <w:r>
+              <w:rPr>
+                <w:rFonts w:ascii="Times New Roman" w:hAnsi="Times New Roman"/>
+                <w:b/>
+                <w:i w:val="0"/>
+                <w:sz w:val="19"/>
+              </w:rPr>
+              <w:t>live up to the role of</w:t>
+            </w:r>
+          </w:p>
+        </w:tc>
+        <w:tc>
+          <w:tcPr>
+            <w:tcW w:type="dxa" w:w="2448"/>
+          </w:tcPr>
+          <w:p>
+            <w:pPr>
+              <w:spacing w:after="60" w:before="0" w:line="276" w:lineRule="auto"/>
+            </w:pPr>
+            <w:r/>
+            <w:r>
+              <w:rPr>
+                <w:rFonts w:ascii="Times New Roman" w:hAnsi="Times New Roman"/>
+                <w:b w:val="0"/>
+                <w:i w:val="0"/>
+                <w:sz w:val="19"/>
+              </w:rPr>
+              <w:t>do what the role expects of you</w:t>
+            </w:r>
+          </w:p>
+        </w:tc>
+        <w:tc>
+          <w:tcPr>
+            <w:tcW w:type="dxa" w:w="5170"/>
+          </w:tcPr>
+          <w:p>
+            <w:pPr>
+              <w:spacing w:after="60" w:before="0" w:line="276" w:lineRule="auto"/>
+            </w:pPr>
+            <w:r/>
+            <w:r>
+              <w:rPr>
+                <w:rFonts w:ascii="Times New Roman" w:hAnsi="Times New Roman"/>
+                <w:b w:val="0"/>
+                <w:i w:val="0"/>
+                <w:sz w:val="19"/>
+              </w:rPr>
+              <w:t>parents can live up to the role of guiding their children through difficulties</w:t>
+            </w:r>
+          </w:p>
+        </w:tc>
+      </w:tr>
+      <w:tr>
+        <w:tc>
+          <w:tcPr>
+            <w:tcW w:type="dxa" w:w="2016"/>
+          </w:tcPr>
+          <w:p>
+            <w:pPr>
+              <w:spacing w:after="60" w:before="0" w:line="276" w:lineRule="auto"/>
+            </w:pPr>
+            <w:r/>
+            <w:r>
+              <w:rPr>
+                <w:rFonts w:ascii="Times New Roman" w:hAnsi="Times New Roman"/>
+                <w:b/>
+                <w:i w:val="0"/>
+                <w:sz w:val="19"/>
+              </w:rPr>
+              <w:t>part and parcel of</w:t>
+            </w:r>
+          </w:p>
+        </w:tc>
+        <w:tc>
+          <w:tcPr>
+            <w:tcW w:type="dxa" w:w="2448"/>
+          </w:tcPr>
+          <w:p>
+            <w:pPr>
+              <w:spacing w:after="60" w:before="0" w:line="276" w:lineRule="auto"/>
+            </w:pPr>
+            <w:r/>
+            <w:r>
+              <w:rPr>
+                <w:rFonts w:ascii="Times New Roman" w:hAnsi="Times New Roman"/>
+                <w:b w:val="0"/>
+                <w:i w:val="0"/>
+                <w:sz w:val="19"/>
+              </w:rPr>
+              <w:t>an essential part of</w:t>
+            </w:r>
+          </w:p>
+        </w:tc>
+        <w:tc>
+          <w:tcPr>
+            <w:tcW w:type="dxa" w:w="5170"/>
+          </w:tcPr>
+          <w:p>
+            <w:pPr>
+              <w:spacing w:after="60" w:before="0" w:line="276" w:lineRule="auto"/>
+            </w:pPr>
+            <w:r/>
+            <w:r>
+              <w:rPr>
+                <w:rFonts w:ascii="Times New Roman" w:hAnsi="Times New Roman"/>
+                <w:b w:val="0"/>
+                <w:i w:val="0"/>
+                <w:sz w:val="19"/>
+              </w:rPr>
+              <w:t>parents … are also a part and parcel to a school’s integrity</w:t>
+            </w:r>
+          </w:p>
+        </w:tc>
+      </w:tr>
+      <w:tr>
+        <w:tc>
+          <w:tcPr>
+            <w:tcW w:type="dxa" w:w="2016"/>
+          </w:tcPr>
+          <w:p>
+            <w:pPr>
+              <w:spacing w:after="60" w:before="0" w:line="276" w:lineRule="auto"/>
+            </w:pPr>
+            <w:r/>
+            <w:r>
+              <w:rPr>
+                <w:rFonts w:ascii="Times New Roman" w:hAnsi="Times New Roman"/>
+                <w:b/>
+                <w:i w:val="0"/>
+                <w:sz w:val="19"/>
+              </w:rPr>
+              <w:t>a silver bullet</w:t>
+            </w:r>
+          </w:p>
+        </w:tc>
+        <w:tc>
+          <w:tcPr>
+            <w:tcW w:type="dxa" w:w="2448"/>
+          </w:tcPr>
+          <w:p>
+            <w:pPr>
+              <w:spacing w:after="60" w:before="0" w:line="276" w:lineRule="auto"/>
+            </w:pPr>
+            <w:r/>
+            <w:r>
+              <w:rPr>
+                <w:rFonts w:ascii="Times New Roman" w:hAnsi="Times New Roman"/>
+                <w:b w:val="0"/>
+                <w:i w:val="0"/>
+                <w:sz w:val="19"/>
+              </w:rPr>
+              <w:t>a simple, instant solution to a problem</w:t>
+            </w:r>
+          </w:p>
+        </w:tc>
+        <w:tc>
+          <w:tcPr>
+            <w:tcW w:type="dxa" w:w="5170"/>
+          </w:tcPr>
+          <w:p>
+            <w:pPr>
+              <w:spacing w:after="60" w:before="0" w:line="276" w:lineRule="auto"/>
+            </w:pPr>
+            <w:r/>
+            <w:r>
+              <w:rPr>
+                <w:rFonts w:ascii="Times New Roman" w:hAnsi="Times New Roman"/>
+                <w:b w:val="0"/>
+                <w:i w:val="0"/>
+                <w:sz w:val="19"/>
+              </w:rPr>
+              <w:t>and a silver bullet for the students’ parents to build a lovable family</w:t>
+            </w:r>
+          </w:p>
+        </w:tc>
+      </w:tr>
+      <w:tr>
+        <w:tc>
+          <w:tcPr>
+            <w:tcW w:type="dxa" w:w="2016"/>
+          </w:tcPr>
+          <w:p>
+            <w:pPr>
+              <w:spacing w:after="60" w:before="0" w:line="276" w:lineRule="auto"/>
+            </w:pPr>
+            <w:r/>
+            <w:r>
+              <w:rPr>
+                <w:rFonts w:ascii="Times New Roman" w:hAnsi="Times New Roman"/>
+                <w:b/>
+                <w:i w:val="0"/>
+                <w:sz w:val="19"/>
+              </w:rPr>
+              <w:t>reap benefits</w:t>
+            </w:r>
+          </w:p>
+        </w:tc>
+        <w:tc>
+          <w:tcPr>
+            <w:tcW w:type="dxa" w:w="2448"/>
+          </w:tcPr>
+          <w:p>
+            <w:pPr>
+              <w:spacing w:after="60" w:before="0" w:line="276" w:lineRule="auto"/>
+            </w:pPr>
+            <w:r/>
+            <w:r>
+              <w:rPr>
+                <w:rFonts w:ascii="Times New Roman" w:hAnsi="Times New Roman"/>
+                <w:b w:val="0"/>
+                <w:i w:val="0"/>
+                <w:sz w:val="19"/>
+              </w:rPr>
+              <w:t>gain advantages</w:t>
+            </w:r>
+          </w:p>
+        </w:tc>
+        <w:tc>
+          <w:tcPr>
+            <w:tcW w:type="dxa" w:w="5170"/>
+          </w:tcPr>
+          <w:p>
+            <w:pPr>
+              <w:spacing w:after="60" w:before="0" w:line="276" w:lineRule="auto"/>
+            </w:pPr>
+            <w:r/>
+            <w:r>
+              <w:rPr>
+                <w:rFonts w:ascii="Times New Roman" w:hAnsi="Times New Roman"/>
+                <w:b w:val="0"/>
+                <w:i w:val="0"/>
+                <w:sz w:val="19"/>
+              </w:rPr>
+              <w:t>every stakeholder of the school (can) reap benefits from it</w:t>
+            </w:r>
+          </w:p>
+        </w:tc>
+      </w:tr>
+    </w:tbl>
+    <w:p>
+      <w:pPr>
+        <w:spacing w:after="80"/>
+      </w:pPr>
+    </w:p>
+    <w:p>
+      <w:pPr>
+        <w:spacing w:after="80"/>
+      </w:pPr>
+      <w:r>
+        <w:rPr>
+          <w:rFonts w:ascii="Times New Roman" w:hAnsi="Times New Roman"/>
+          <w:b/>
+          <w:i w:val="0"/>
+        </w:rPr>
+        <w:t xml:space="preserve">◎ HOMEWORK — Five advanced sentence patterns used in this script. </w:t>
+      </w:r>
+      <w:r>
+        <w:rPr>
+          <w:rFonts w:ascii="Times New Roman" w:hAnsi="Times New Roman"/>
+          <w:b w:val="0"/>
+          <w:i w:val="0"/>
+          <w:sz w:val="20"/>
+        </w:rPr>
+        <w:t xml:space="preserve">The pattern in each sentence is in </w:t>
+      </w:r>
+      <w:r>
+        <w:rPr>
+          <w:rFonts w:ascii="Times New Roman" w:hAnsi="Times New Roman"/>
+          <w:b/>
+          <w:i w:val="0"/>
+          <w:sz w:val="20"/>
+        </w:rPr>
+        <w:t>bold</w:t>
+      </w:r>
+      <w:r>
+        <w:rPr>
+          <w:rFonts w:ascii="Times New Roman" w:hAnsi="Times New Roman"/>
+          <w:b w:val="0"/>
+          <w:i w:val="0"/>
+          <w:sz w:val="20"/>
+        </w:rPr>
+        <w:t>. These are the structures that make a script read like a top script — learn one or two and use them in your own writing.</w:t>
+      </w:r>
+    </w:p>
+    <w:tbl>
+      <w:tblPr>
+        <w:tblStyle w:val="TableGrid"/>
+        <w:tblW w:type="auto" w:w="0"/>
+        <w:tblLayout w:type="fixed"/>
+        <w:tblLook w:firstColumn="1" w:firstRow="1" w:lastColumn="0" w:lastRow="0" w:noHBand="0" w:noVBand="1" w:val="04A0"/>
+      </w:tblPr>
+      <w:tblGrid>
+        <w:gridCol w:w="3213"/>
+        <w:gridCol w:w="3213"/>
+        <w:gridCol w:w="3213"/>
+      </w:tblGrid>
+      <w:tr>
+        <w:tc>
+          <w:tcPr>
+            <w:tcW w:type="dxa" w:w="2016"/>
+          </w:tcPr>
+          <w:p>
+            <w:pPr>
+              <w:spacing w:after="60" w:before="0" w:line="276" w:lineRule="auto"/>
+            </w:pPr>
+            <w:r/>
+            <w:r>
+              <w:rPr>
+                <w:rFonts w:ascii="Times New Roman" w:hAnsi="Times New Roman"/>
+                <w:b/>
+                <w:i w:val="0"/>
+                <w:sz w:val="19"/>
+              </w:rPr>
+              <w:t>Pattern</w:t>
+            </w:r>
+          </w:p>
+        </w:tc>
+        <w:tc>
+          <w:tcPr>
+            <w:tcW w:type="dxa" w:w="5328"/>
+          </w:tcPr>
+          <w:p>
+            <w:pPr>
+              <w:spacing w:after="60" w:before="0" w:line="276" w:lineRule="auto"/>
+            </w:pPr>
+            <w:r/>
+            <w:r>
+              <w:rPr>
+                <w:rFonts w:ascii="Times New Roman" w:hAnsi="Times New Roman"/>
+                <w:b/>
+                <w:i w:val="0"/>
+                <w:sz w:val="19"/>
+              </w:rPr>
+              <w:t>The writer’s sentence (pattern in bold)</w:t>
+            </w:r>
+          </w:p>
+        </w:tc>
+        <w:tc>
+          <w:tcPr>
+            <w:tcW w:type="dxa" w:w="2290"/>
+          </w:tcPr>
+          <w:p>
+            <w:pPr>
+              <w:spacing w:after="60" w:before="0" w:line="276" w:lineRule="auto"/>
+            </w:pPr>
+            <w:r/>
+            <w:r>
+              <w:rPr>
+                <w:rFonts w:ascii="Times New Roman" w:hAnsi="Times New Roman"/>
+                <w:b/>
+                <w:i w:val="0"/>
+                <w:sz w:val="19"/>
+              </w:rPr>
+              <w:t>Why it earns marks</w:t>
+            </w:r>
+          </w:p>
+        </w:tc>
+      </w:tr>
+      <w:tr>
+        <w:tc>
+          <w:tcPr>
+            <w:tcW w:type="dxa" w:w="2016"/>
+          </w:tcPr>
+          <w:p>
+            <w:pPr>
+              <w:spacing w:after="80" w:before="0" w:line="276" w:lineRule="auto"/>
+            </w:pPr>
+            <w:r/>
+            <w:r>
+              <w:rPr>
+                <w:rFonts w:ascii="Times New Roman" w:hAnsi="Times New Roman"/>
+                <w:b/>
+                <w:i w:val="0"/>
+                <w:sz w:val="19"/>
+              </w:rPr>
+              <w:t>1. It is + adjective + that-clause</w:t>
+              <w:br/>
+              <w:t>(impersonal opener that states the background as fact)</w:t>
+            </w:r>
+          </w:p>
+        </w:tc>
+        <w:tc>
+          <w:tcPr>
+            <w:tcW w:type="dxa" w:w="5328"/>
+          </w:tcPr>
+          <w:p>
+            <w:pPr>
+              <w:spacing w:after="80" w:before="0" w:line="276" w:lineRule="auto"/>
+            </w:pPr>
+            <w:r/>
+            <w:r>
+              <w:rPr>
+                <w:rFonts w:ascii="Times New Roman" w:hAnsi="Times New Roman"/>
+                <w:b w:val="0"/>
+                <w:i w:val="0"/>
+                <w:sz w:val="19"/>
+              </w:rPr>
+              <w:t xml:space="preserve">It is </w:t>
+            </w:r>
+            <w:r>
+              <w:rPr>
+                <w:rFonts w:ascii="Times New Roman" w:hAnsi="Times New Roman"/>
+                <w:b/>
+                <w:i w:val="0"/>
+                <w:sz w:val="19"/>
+              </w:rPr>
+              <w:t>an indisputable fact</w:t>
+            </w:r>
+            <w:r>
+              <w:rPr>
+                <w:rFonts w:ascii="Times New Roman" w:hAnsi="Times New Roman"/>
+                <w:b w:val="0"/>
+                <w:i w:val="0"/>
+                <w:sz w:val="19"/>
+              </w:rPr>
+              <w:t xml:space="preserve"> that almost all primary to secondary educational institutions across Hong Kong have adopted the five school days a week pattern for students for over many generations.</w:t>
+            </w:r>
+          </w:p>
+        </w:tc>
+        <w:tc>
+          <w:tcPr>
+            <w:tcW w:type="dxa" w:w="2290"/>
+          </w:tcPr>
+          <w:p>
+            <w:pPr>
+              <w:spacing w:after="80" w:before="0" w:line="276" w:lineRule="auto"/>
+            </w:pPr>
+            <w:r/>
+            <w:r>
+              <w:rPr>
+                <w:rFonts w:ascii="Times New Roman" w:hAnsi="Times New Roman"/>
+                <w:sz w:val="19"/>
+              </w:rPr>
+              <w:t>Opens the letter with a confident, formal sentence and establishes the background in one move — the job Lesson 1 Pattern 1 / Pattern 4 does.</w:t>
+            </w:r>
+          </w:p>
+        </w:tc>
+      </w:tr>
+      <w:tr>
+        <w:tc>
+          <w:tcPr>
+            <w:tcW w:type="dxa" w:w="2016"/>
+          </w:tcPr>
+          <w:p>
+            <w:pPr>
+              <w:spacing w:after="80" w:before="0" w:line="276" w:lineRule="auto"/>
+            </w:pPr>
+            <w:r/>
+            <w:r>
+              <w:rPr>
+                <w:rFonts w:ascii="Times New Roman" w:hAnsi="Times New Roman"/>
+                <w:b/>
+                <w:i w:val="0"/>
+                <w:sz w:val="19"/>
+              </w:rPr>
+              <w:t>2. With + noun + -ing participle phrase</w:t>
+              <w:br/>
+              <w:t>(fronted cause)</w:t>
+            </w:r>
+          </w:p>
+        </w:tc>
+        <w:tc>
+          <w:tcPr>
+            <w:tcW w:type="dxa" w:w="5328"/>
+          </w:tcPr>
+          <w:p>
+            <w:pPr>
+              <w:spacing w:after="80" w:before="0" w:line="276" w:lineRule="auto"/>
+            </w:pPr>
+            <w:r/>
+            <w:r>
+              <w:rPr>
+                <w:rFonts w:ascii="Times New Roman" w:hAnsi="Times New Roman"/>
+                <w:b/>
+                <w:i w:val="0"/>
+                <w:sz w:val="19"/>
+              </w:rPr>
+              <w:t>With Hong Kong’s education system being immensely exam-oriented, affecting the future of students</w:t>
+            </w:r>
+            <w:r>
+              <w:rPr>
+                <w:rFonts w:ascii="Times New Roman" w:hAnsi="Times New Roman"/>
+                <w:b w:val="0"/>
+                <w:i w:val="0"/>
+                <w:sz w:val="19"/>
+              </w:rPr>
+              <w:t>, many learners are left with no choice but to choose the latter.</w:t>
+            </w:r>
+          </w:p>
+        </w:tc>
+        <w:tc>
+          <w:tcPr>
+            <w:tcW w:type="dxa" w:w="2290"/>
+          </w:tcPr>
+          <w:p>
+            <w:pPr>
+              <w:spacing w:after="80" w:before="0" w:line="276" w:lineRule="auto"/>
+            </w:pPr>
+            <w:r/>
+            <w:r>
+              <w:rPr>
+                <w:rFonts w:ascii="Times New Roman" w:hAnsi="Times New Roman"/>
+                <w:sz w:val="19"/>
+              </w:rPr>
+              <w:t>Packs the whole cause into one phrase before the main clause, so the reader sees the reason first. Same mechanism as Lesson 1 Pattern 2.</w:t>
+            </w:r>
+          </w:p>
+        </w:tc>
+      </w:tr>
+      <w:tr>
+        <w:tc>
+          <w:tcPr>
+            <w:tcW w:type="dxa" w:w="2016"/>
+          </w:tcPr>
+          <w:p>
+            <w:pPr>
+              <w:spacing w:after="80" w:before="0" w:line="276" w:lineRule="auto"/>
+            </w:pPr>
+            <w:r/>
+            <w:r>
+              <w:rPr>
+                <w:rFonts w:ascii="Times New Roman" w:hAnsi="Times New Roman"/>
+                <w:b/>
+                <w:i w:val="0"/>
+                <w:sz w:val="19"/>
+              </w:rPr>
+              <w:t>3. Relative clause (which / that / who)</w:t>
+              <w:br/>
+              <w:t>(adding information to a noun)</w:t>
+            </w:r>
+          </w:p>
+        </w:tc>
+        <w:tc>
+          <w:tcPr>
+            <w:tcW w:type="dxa" w:w="5328"/>
+          </w:tcPr>
+          <w:p>
+            <w:pPr>
+              <w:spacing w:after="80" w:before="0" w:line="276" w:lineRule="auto"/>
+            </w:pPr>
+            <w:r/>
+            <w:r>
+              <w:rPr>
+                <w:rFonts w:ascii="Times New Roman" w:hAnsi="Times New Roman"/>
+                <w:b w:val="0"/>
+                <w:i w:val="0"/>
+                <w:sz w:val="19"/>
+              </w:rPr>
+              <w:t xml:space="preserve">Second, schools can use the extra hours of each school day to lay down plans for students, </w:t>
+            </w:r>
+            <w:r>
+              <w:rPr>
+                <w:rFonts w:ascii="Times New Roman" w:hAnsi="Times New Roman"/>
+                <w:b/>
+                <w:i w:val="0"/>
+                <w:sz w:val="19"/>
+              </w:rPr>
+              <w:t>which can help them achieve academic excellence</w:t>
+            </w:r>
+            <w:r>
+              <w:rPr>
+                <w:rFonts w:ascii="Times New Roman" w:hAnsi="Times New Roman"/>
+                <w:b w:val="0"/>
+                <w:i w:val="0"/>
+                <w:sz w:val="19"/>
+              </w:rPr>
+              <w:t>.</w:t>
+            </w:r>
+          </w:p>
+        </w:tc>
+        <w:tc>
+          <w:tcPr>
+            <w:tcW w:type="dxa" w:w="2290"/>
+          </w:tcPr>
+          <w:p>
+            <w:pPr>
+              <w:spacing w:after="80" w:before="0" w:line="276" w:lineRule="auto"/>
+            </w:pPr>
+            <w:r/>
+            <w:r>
+              <w:rPr>
+                <w:rFonts w:ascii="Times New Roman" w:hAnsi="Times New Roman"/>
+                <w:sz w:val="19"/>
+              </w:rPr>
+              <w:t>Attaches the benefit to the idea in the same sentence, so the argument flows instead of stopping. Taught in F.5 and used again here.</w:t>
+            </w:r>
+          </w:p>
+        </w:tc>
+      </w:tr>
+      <w:tr>
+        <w:tc>
+          <w:tcPr>
+            <w:tcW w:type="dxa" w:w="2016"/>
+          </w:tcPr>
+          <w:p>
+            <w:pPr>
+              <w:spacing w:after="80" w:before="0" w:line="276" w:lineRule="auto"/>
+            </w:pPr>
+            <w:r/>
+            <w:r>
+              <w:rPr>
+                <w:rFonts w:ascii="Times New Roman" w:hAnsi="Times New Roman"/>
+                <w:b/>
+                <w:i w:val="0"/>
+                <w:sz w:val="19"/>
+              </w:rPr>
+              <w:t>4. -ing participle clause</w:t>
+              <w:br/>
+              <w:t>(result or by-product)</w:t>
+            </w:r>
+          </w:p>
+        </w:tc>
+        <w:tc>
+          <w:tcPr>
+            <w:tcW w:type="dxa" w:w="5328"/>
+          </w:tcPr>
+          <w:p>
+            <w:pPr>
+              <w:spacing w:after="80" w:before="0" w:line="276" w:lineRule="auto"/>
+            </w:pPr>
+            <w:r/>
+            <w:r>
+              <w:rPr>
+                <w:rFonts w:ascii="Times New Roman" w:hAnsi="Times New Roman"/>
+                <w:b w:val="0"/>
+                <w:i w:val="0"/>
+                <w:sz w:val="19"/>
+              </w:rPr>
+              <w:t xml:space="preserve">Eventually, with the lengthened weekend, students are able to acquire vital social skills </w:t>
+            </w:r>
+            <w:r>
+              <w:rPr>
+                <w:rFonts w:ascii="Times New Roman" w:hAnsi="Times New Roman"/>
+                <w:b/>
+                <w:i w:val="0"/>
+                <w:sz w:val="19"/>
+              </w:rPr>
+              <w:t>while having a better chance to flourish their talents</w:t>
+            </w:r>
+            <w:r>
+              <w:rPr>
+                <w:rFonts w:ascii="Times New Roman" w:hAnsi="Times New Roman"/>
+                <w:b w:val="0"/>
+                <w:i w:val="0"/>
+                <w:sz w:val="19"/>
+              </w:rPr>
+              <w:t xml:space="preserve"> and generate a stronger bond with their peers </w:t>
+            </w:r>
+            <w:r>
+              <w:rPr>
+                <w:rFonts w:ascii="Times New Roman" w:hAnsi="Times New Roman"/>
+                <w:b/>
+                <w:i w:val="0"/>
+                <w:sz w:val="19"/>
+              </w:rPr>
+              <w:t>using the extra day provided</w:t>
+            </w:r>
+            <w:r>
+              <w:rPr>
+                <w:rFonts w:ascii="Times New Roman" w:hAnsi="Times New Roman"/>
+                <w:b w:val="0"/>
+                <w:i w:val="0"/>
+                <w:sz w:val="19"/>
+              </w:rPr>
+              <w:t>.</w:t>
+            </w:r>
+          </w:p>
+        </w:tc>
+        <w:tc>
+          <w:tcPr>
+            <w:tcW w:type="dxa" w:w="2290"/>
+          </w:tcPr>
+          <w:p>
+            <w:pPr>
+              <w:spacing w:after="80" w:before="0" w:line="276" w:lineRule="auto"/>
+            </w:pPr>
+            <w:r/>
+            <w:r>
+              <w:rPr>
+                <w:rFonts w:ascii="Times New Roman" w:hAnsi="Times New Roman"/>
+                <w:sz w:val="19"/>
+              </w:rPr>
+              <w:t>Two ideas in one sentence with no linking word — the mark of a script that reads as controlled rather than simple.</w:t>
+            </w:r>
+          </w:p>
+        </w:tc>
+      </w:tr>
+      <w:tr>
+        <w:tc>
+          <w:tcPr>
+            <w:tcW w:type="dxa" w:w="2016"/>
+          </w:tcPr>
+          <w:p>
+            <w:pPr>
+              <w:spacing w:after="80" w:before="0" w:line="276" w:lineRule="auto"/>
+            </w:pPr>
+            <w:r/>
+            <w:r>
+              <w:rPr>
+                <w:rFonts w:ascii="Times New Roman" w:hAnsi="Times New Roman"/>
+                <w:b/>
+                <w:i w:val="0"/>
+                <w:sz w:val="19"/>
+              </w:rPr>
+              <w:t>5. Long noun-phrase subject + ‘what …’ clause</w:t>
+            </w:r>
+          </w:p>
+        </w:tc>
+        <w:tc>
+          <w:tcPr>
+            <w:tcW w:type="dxa" w:w="5328"/>
+          </w:tcPr>
+          <w:p>
+            <w:pPr>
+              <w:spacing w:after="80" w:before="0" w:line="276" w:lineRule="auto"/>
+            </w:pPr>
+            <w:r/>
+            <w:r>
+              <w:rPr>
+                <w:rFonts w:ascii="Times New Roman" w:hAnsi="Times New Roman"/>
+                <w:b/>
+                <w:i w:val="0"/>
+                <w:sz w:val="19"/>
+              </w:rPr>
+              <w:t>The issue of learners in the school being only skilled in taking examinations and studying while overlooking the importance of developing an interest in other extra-curricular activities</w:t>
+            </w:r>
+            <w:r>
+              <w:rPr>
+                <w:rFonts w:ascii="Times New Roman" w:hAnsi="Times New Roman"/>
+                <w:b w:val="0"/>
+                <w:i w:val="0"/>
+                <w:sz w:val="19"/>
+              </w:rPr>
+              <w:t xml:space="preserve"> is always </w:t>
+            </w:r>
+            <w:r>
+              <w:rPr>
+                <w:rFonts w:ascii="Times New Roman" w:hAnsi="Times New Roman"/>
+                <w:b/>
+                <w:i w:val="0"/>
+                <w:sz w:val="19"/>
+              </w:rPr>
+              <w:t>what parents are apprehensive towards</w:t>
+            </w:r>
+            <w:r>
+              <w:rPr>
+                <w:rFonts w:ascii="Times New Roman" w:hAnsi="Times New Roman"/>
+                <w:b w:val="0"/>
+                <w:i w:val="0"/>
+                <w:sz w:val="19"/>
+              </w:rPr>
+              <w:t>.</w:t>
+            </w:r>
+          </w:p>
+        </w:tc>
+        <w:tc>
+          <w:tcPr>
+            <w:tcW w:type="dxa" w:w="2290"/>
+          </w:tcPr>
+          <w:p>
+            <w:pPr>
+              <w:spacing w:after="80" w:before="0" w:line="276" w:lineRule="auto"/>
+            </w:pPr>
+            <w:r/>
+            <w:r>
+              <w:rPr>
+                <w:rFonts w:ascii="Times New Roman" w:hAnsi="Times New Roman"/>
+                <w:sz w:val="19"/>
+              </w:rPr>
+              <w:t>The subject itself carries the argument, so the sentence sounds mature and academic. (Careful: do not overdo it — this one is hard to read.)</w:t>
+            </w:r>
+          </w:p>
+        </w:tc>
+      </w:tr>
+    </w:tbl>
+    <w:p>
+      <w:pPr>
+        <w:spacing w:after="80"/>
+      </w:pPr>
+      <w:r>
+        <w:rPr>
+          <w:rFonts w:ascii="Times New Roman" w:hAnsi="Times New Roman"/>
+          <w:b/>
+          <w:i w:val="0"/>
+          <w:sz w:val="20"/>
+        </w:rPr>
+        <w:t xml:space="preserve">Not in this script — one to add yourself: </w:t>
+      </w:r>
+      <w:r>
+        <w:rPr>
+          <w:rFonts w:ascii="Times New Roman" w:hAnsi="Times New Roman"/>
+          <w:b w:val="0"/>
+          <w:i/>
+          <w:sz w:val="20"/>
+        </w:rPr>
+        <w:t>One pattern this writer did NOT use — inversion, which puts the adverb first to make the sentence emphatic:  Not only CAN the extra day reduce students’ stress, but it CAN ALSO give them time to develop their talents.  Rarely DO schools have the chance to rethink their timetable like this.</w:t>
+      </w:r>
+    </w:p>
+    <w:p>
+      <w:pPr>
+        <w:spacing w:after="80"/>
+      </w:pPr>
+    </w:p>
+    <w:p>
+      <w:pPr>
+        <w:spacing w:after="80"/>
+      </w:pPr>
+      <w:r>
+        <w:rPr>
+          <w:rFonts w:ascii="Times New Roman" w:hAnsi="Times New Roman"/>
+          <w:b/>
+          <w:i w:val="0"/>
+        </w:rPr>
+        <w:t xml:space="preserve">Did this script use the patterns from our grammar lessons? </w:t>
+      </w:r>
+      <w:r>
+        <w:rPr>
+          <w:rFonts w:ascii="Times New Roman" w:hAnsi="Times New Roman"/>
+          <w:b w:val="0"/>
+          <w:i w:val="0"/>
+          <w:sz w:val="20"/>
+        </w:rPr>
+        <w:t>The five tables above are the advanced structures in the script; this table checks the letter against the sentence patterns you were taught — F.6 Grammar Lessons 1–3 and F.5 inversion.</w:t>
+      </w:r>
+    </w:p>
+    <w:tbl>
+      <w:tblPr>
+        <w:tblStyle w:val="TableGrid"/>
+        <w:tblW w:type="auto" w:w="0"/>
+        <w:tblLayout w:type="fixed"/>
+        <w:tblLook w:firstColumn="1" w:firstRow="1" w:lastColumn="0" w:lastRow="0" w:noHBand="0" w:noVBand="1" w:val="04A0"/>
+      </w:tblPr>
+      <w:tblGrid>
+        <w:gridCol w:w="2409"/>
+        <w:gridCol w:w="2409"/>
+        <w:gridCol w:w="2409"/>
+        <w:gridCol w:w="2409"/>
+      </w:tblGrid>
+      <w:tr>
+        <w:tc>
+          <w:tcPr>
+            <w:tcW w:type="dxa" w:w="1800"/>
+          </w:tcPr>
+          <w:p>
+            <w:pPr>
+              <w:spacing w:after="60" w:before="0" w:line="276" w:lineRule="auto"/>
+            </w:pPr>
+            <w:r/>
+            <w:r>
+              <w:rPr>
+                <w:rFonts w:ascii="Times New Roman" w:hAnsi="Times New Roman"/>
+                <w:b/>
+                <w:i w:val="0"/>
+                <w:sz w:val="19"/>
+              </w:rPr>
+              <w:t>Your grammar lesson</w:t>
+            </w:r>
+          </w:p>
+        </w:tc>
+        <w:tc>
+          <w:tcPr>
+            <w:tcW w:type="dxa" w:w="2664"/>
+          </w:tcPr>
+          <w:p>
+            <w:pPr>
+              <w:spacing w:after="60" w:before="0" w:line="276" w:lineRule="auto"/>
+            </w:pPr>
+            <w:r/>
+            <w:r>
+              <w:rPr>
+                <w:rFonts w:ascii="Times New Roman" w:hAnsi="Times New Roman"/>
+                <w:b/>
+                <w:i w:val="0"/>
+                <w:sz w:val="19"/>
+              </w:rPr>
+              <w:t>The pattern you taught</w:t>
+            </w:r>
+          </w:p>
+        </w:tc>
+        <w:tc>
+          <w:tcPr>
+            <w:tcW w:type="dxa" w:w="1368"/>
+          </w:tcPr>
+          <w:p>
+            <w:pPr>
+              <w:spacing w:after="60" w:before="0" w:line="276" w:lineRule="auto"/>
+            </w:pPr>
+            <w:r/>
+            <w:r>
+              <w:rPr>
+                <w:rFonts w:ascii="Times New Roman" w:hAnsi="Times New Roman"/>
+                <w:b/>
+                <w:i w:val="0"/>
+                <w:sz w:val="19"/>
+              </w:rPr>
+              <w:t>Used here?</w:t>
+            </w:r>
+          </w:p>
+        </w:tc>
+        <w:tc>
+          <w:tcPr>
+            <w:tcW w:type="dxa" w:w="3802"/>
+          </w:tcPr>
+          <w:p>
+            <w:pPr>
+              <w:spacing w:after="60" w:before="0" w:line="276" w:lineRule="auto"/>
+            </w:pPr>
+            <w:r/>
+            <w:r>
+              <w:rPr>
+                <w:rFonts w:ascii="Times New Roman" w:hAnsi="Times New Roman"/>
+                <w:b/>
+                <w:i w:val="0"/>
+                <w:sz w:val="19"/>
+              </w:rPr>
+              <w:t>The evidence from this script — or the upgrade to use next time</w:t>
+            </w:r>
+          </w:p>
+        </w:tc>
+      </w:tr>
+      <w:tr>
+        <w:tc>
+          <w:tcPr>
+            <w:tcW w:type="dxa" w:w="1800"/>
+          </w:tcPr>
+          <w:p>
+            <w:pPr>
+              <w:spacing w:after="60" w:before="0" w:line="276" w:lineRule="auto"/>
+            </w:pPr>
+            <w:r/>
+            <w:r>
+              <w:rPr>
+                <w:rFonts w:ascii="Times New Roman" w:hAnsi="Times New Roman"/>
+                <w:b/>
+                <w:i w:val="0"/>
+                <w:sz w:val="18"/>
+              </w:rPr>
+              <w:t>F.6 Grammar L1 — introductions</w:t>
+            </w:r>
+          </w:p>
+        </w:tc>
+        <w:tc>
+          <w:tcPr>
+            <w:tcW w:type="dxa" w:w="2664"/>
+          </w:tcPr>
+          <w:p>
+            <w:pPr>
+              <w:spacing w:after="60" w:before="0" w:line="276" w:lineRule="auto"/>
+            </w:pPr>
+            <w:r/>
+            <w:r>
+              <w:rPr>
+                <w:rFonts w:ascii="Times New Roman" w:hAnsi="Times New Roman"/>
+                <w:sz w:val="18"/>
+              </w:rPr>
+              <w:t>In recent years, [Topic] has become an indispensable part of daily life for [Group].</w:t>
+            </w:r>
+          </w:p>
+        </w:tc>
+        <w:tc>
+          <w:tcPr>
+            <w:tcW w:type="dxa" w:w="1368"/>
+          </w:tcPr>
+          <w:p>
+            <w:pPr>
+              <w:spacing w:after="60" w:before="0" w:line="276" w:lineRule="auto"/>
+            </w:pPr>
+            <w:r/>
+            <w:r>
+              <w:rPr>
+                <w:rFonts w:ascii="Times New Roman" w:hAnsi="Times New Roman"/>
+                <w:sz w:val="18"/>
+              </w:rPr>
+              <w:t>Partly</w:t>
+            </w:r>
+          </w:p>
+        </w:tc>
+        <w:tc>
+          <w:tcPr>
+            <w:tcW w:type="dxa" w:w="3802"/>
+          </w:tcPr>
+          <w:p>
+            <w:pPr>
+              <w:spacing w:after="60" w:before="0" w:line="276" w:lineRule="auto"/>
+            </w:pPr>
+            <w:r/>
+            <w:r>
+              <w:rPr>
+                <w:rFonts w:ascii="Times New Roman" w:hAnsi="Times New Roman"/>
+                <w:sz w:val="18"/>
+              </w:rPr>
+              <w:t>He does establish the background, but with ‘It is an indisputable fact that …’ rather than ‘In recent years …’.</w:t>
+            </w:r>
+          </w:p>
+        </w:tc>
+      </w:tr>
+      <w:tr>
+        <w:tc>
+          <w:tcPr>
+            <w:tcW w:type="dxa" w:w="1800"/>
+          </w:tcPr>
+          <w:p>
+            <w:pPr>
+              <w:spacing w:after="60" w:before="0" w:line="276" w:lineRule="auto"/>
+            </w:pPr>
+            <w:r/>
+            <w:r>
+              <w:rPr>
+                <w:rFonts w:ascii="Times New Roman" w:hAnsi="Times New Roman"/>
+                <w:b/>
+                <w:i w:val="0"/>
+                <w:sz w:val="18"/>
+              </w:rPr>
+            </w:r>
+          </w:p>
+        </w:tc>
+        <w:tc>
+          <w:tcPr>
+            <w:tcW w:type="dxa" w:w="2664"/>
+          </w:tcPr>
+          <w:p>
+            <w:pPr>
+              <w:spacing w:after="60" w:before="0" w:line="276" w:lineRule="auto"/>
+            </w:pPr>
+            <w:r/>
+            <w:r>
+              <w:rPr>
+                <w:rFonts w:ascii="Times New Roman" w:hAnsi="Times New Roman"/>
+                <w:sz w:val="18"/>
+              </w:rPr>
+              <w:t>Living in a fast-paced society, [Group] are constantly exposed to [Problem].</w:t>
+            </w:r>
+          </w:p>
+        </w:tc>
+        <w:tc>
+          <w:tcPr>
+            <w:tcW w:type="dxa" w:w="1368"/>
+          </w:tcPr>
+          <w:p>
+            <w:pPr>
+              <w:spacing w:after="60" w:before="0" w:line="276" w:lineRule="auto"/>
+            </w:pPr>
+            <w:r/>
+            <w:r>
+              <w:rPr>
+                <w:rFonts w:ascii="Times New Roman" w:hAnsi="Times New Roman"/>
+                <w:sz w:val="18"/>
+              </w:rPr>
+              <w:t>Yes — same mechanism</w:t>
+            </w:r>
+          </w:p>
+        </w:tc>
+        <w:tc>
+          <w:tcPr>
+            <w:tcW w:type="dxa" w:w="3802"/>
+          </w:tcPr>
+          <w:p>
+            <w:pPr>
+              <w:spacing w:after="60" w:before="0" w:line="276" w:lineRule="auto"/>
+            </w:pPr>
+            <w:r/>
+            <w:r>
+              <w:rPr>
+                <w:rFonts w:ascii="Times New Roman" w:hAnsi="Times New Roman"/>
+                <w:sz w:val="18"/>
+              </w:rPr>
+              <w:t>‘With Hong Kong’s education system being immensely exam-oriented, affecting the future of students, many learners are left with no choice but to choose the latter.’</w:t>
+            </w:r>
+          </w:p>
+        </w:tc>
+      </w:tr>
+      <w:tr>
+        <w:tc>
+          <w:tcPr>
+            <w:tcW w:type="dxa" w:w="1800"/>
+          </w:tcPr>
+          <w:p>
+            <w:pPr>
+              <w:spacing w:after="60" w:before="0" w:line="276" w:lineRule="auto"/>
+            </w:pPr>
+            <w:r/>
+            <w:r>
+              <w:rPr>
+                <w:rFonts w:ascii="Times New Roman" w:hAnsi="Times New Roman"/>
+                <w:b/>
+                <w:i w:val="0"/>
+                <w:sz w:val="18"/>
+              </w:rPr>
+            </w:r>
+          </w:p>
+        </w:tc>
+        <w:tc>
+          <w:tcPr>
+            <w:tcW w:type="dxa" w:w="2664"/>
+          </w:tcPr>
+          <w:p>
+            <w:pPr>
+              <w:spacing w:after="60" w:before="0" w:line="276" w:lineRule="auto"/>
+            </w:pPr>
+            <w:r/>
+            <w:r>
+              <w:rPr>
+                <w:rFonts w:ascii="Times New Roman" w:hAnsi="Times New Roman"/>
+                <w:sz w:val="18"/>
+              </w:rPr>
+              <w:t>In recent times, the issue of [Topic] has sparked widespread concern across society.</w:t>
+            </w:r>
+          </w:p>
+        </w:tc>
+        <w:tc>
+          <w:tcPr>
+            <w:tcW w:type="dxa" w:w="1368"/>
+          </w:tcPr>
+          <w:p>
+            <w:pPr>
+              <w:spacing w:after="60" w:before="0" w:line="276" w:lineRule="auto"/>
+            </w:pPr>
+            <w:r/>
+            <w:r>
+              <w:rPr>
+                <w:rFonts w:ascii="Times New Roman" w:hAnsi="Times New Roman"/>
+                <w:sz w:val="18"/>
+              </w:rPr>
+              <w:t>Yes — in function</w:t>
+            </w:r>
+          </w:p>
+        </w:tc>
+        <w:tc>
+          <w:tcPr>
+            <w:tcW w:type="dxa" w:w="3802"/>
+          </w:tcPr>
+          <w:p>
+            <w:pPr>
+              <w:spacing w:after="60" w:before="0" w:line="276" w:lineRule="auto"/>
+            </w:pPr>
+            <w:r/>
+            <w:r>
+              <w:rPr>
+                <w:rFonts w:ascii="Times New Roman" w:hAnsi="Times New Roman"/>
+                <w:sz w:val="18"/>
+              </w:rPr>
+              <w:t>‘the debate of cutting the fifth school day in the week … is gaining momentum’ (same move, plainer wording).</w:t>
+            </w:r>
+          </w:p>
+        </w:tc>
+      </w:tr>
+      <w:tr>
+        <w:tc>
+          <w:tcPr>
+            <w:tcW w:type="dxa" w:w="1800"/>
+          </w:tcPr>
+          <w:p>
+            <w:pPr>
+              <w:spacing w:after="60" w:before="0" w:line="276" w:lineRule="auto"/>
+            </w:pPr>
+            <w:r/>
+            <w:r>
+              <w:rPr>
+                <w:rFonts w:ascii="Times New Roman" w:hAnsi="Times New Roman"/>
+                <w:b/>
+                <w:i w:val="0"/>
+                <w:sz w:val="18"/>
+              </w:rPr>
+            </w:r>
+          </w:p>
+        </w:tc>
+        <w:tc>
+          <w:tcPr>
+            <w:tcW w:type="dxa" w:w="2664"/>
+          </w:tcPr>
+          <w:p>
+            <w:pPr>
+              <w:spacing w:after="60" w:before="0" w:line="276" w:lineRule="auto"/>
+            </w:pPr>
+            <w:r/>
+            <w:r>
+              <w:rPr>
+                <w:rFonts w:ascii="Times New Roman" w:hAnsi="Times New Roman"/>
+                <w:sz w:val="18"/>
+              </w:rPr>
+              <w:t>It is undeniable that [Topic] plays a pivotal role in shaping [Outcome].</w:t>
+            </w:r>
+          </w:p>
+        </w:tc>
+        <w:tc>
+          <w:tcPr>
+            <w:tcW w:type="dxa" w:w="1368"/>
+          </w:tcPr>
+          <w:p>
+            <w:pPr>
+              <w:spacing w:after="60" w:before="0" w:line="276" w:lineRule="auto"/>
+            </w:pPr>
+            <w:r/>
+            <w:r>
+              <w:rPr>
+                <w:rFonts w:ascii="Times New Roman" w:hAnsi="Times New Roman"/>
+                <w:sz w:val="18"/>
+              </w:rPr>
+              <w:t>Yes — almost word for word</w:t>
+            </w:r>
+          </w:p>
+        </w:tc>
+        <w:tc>
+          <w:tcPr>
+            <w:tcW w:type="dxa" w:w="3802"/>
+          </w:tcPr>
+          <w:p>
+            <w:pPr>
+              <w:spacing w:after="60" w:before="0" w:line="276" w:lineRule="auto"/>
+            </w:pPr>
+            <w:r/>
+            <w:r>
+              <w:rPr>
+                <w:rFonts w:ascii="Times New Roman" w:hAnsi="Times New Roman"/>
+                <w:sz w:val="18"/>
+              </w:rPr>
+              <w:t>‘It is an indisputable fact that …’ — the writer uses your Pattern 4 with a different adjective.</w:t>
+            </w:r>
+          </w:p>
+        </w:tc>
+      </w:tr>
+      <w:tr>
+        <w:tc>
+          <w:tcPr>
+            <w:tcW w:type="dxa" w:w="1800"/>
+          </w:tcPr>
+          <w:p>
+            <w:pPr>
+              <w:spacing w:after="60" w:before="0" w:line="276" w:lineRule="auto"/>
+            </w:pPr>
+            <w:r/>
+            <w:r>
+              <w:rPr>
+                <w:rFonts w:ascii="Times New Roman" w:hAnsi="Times New Roman"/>
+                <w:b/>
+                <w:i w:val="0"/>
+                <w:sz w:val="18"/>
+              </w:rPr>
+              <w:t>F.6 Grammar L2 — topic sentences</w:t>
+            </w:r>
+          </w:p>
+        </w:tc>
+        <w:tc>
+          <w:tcPr>
+            <w:tcW w:type="dxa" w:w="2664"/>
+          </w:tcPr>
+          <w:p>
+            <w:pPr>
+              <w:spacing w:after="60" w:before="0" w:line="276" w:lineRule="auto"/>
+            </w:pPr>
+            <w:r/>
+            <w:r>
+              <w:rPr>
+                <w:rFonts w:ascii="Times New Roman" w:hAnsi="Times New Roman"/>
+                <w:sz w:val="18"/>
+              </w:rPr>
+              <w:t>To begin with, [Topic] offers [Group] a golden opportunity to [verb phrase], paving the way for [outcome].</w:t>
+            </w:r>
+          </w:p>
+        </w:tc>
+        <w:tc>
+          <w:tcPr>
+            <w:tcW w:type="dxa" w:w="1368"/>
+          </w:tcPr>
+          <w:p>
+            <w:pPr>
+              <w:spacing w:after="60" w:before="0" w:line="276" w:lineRule="auto"/>
+            </w:pPr>
+            <w:r/>
+            <w:r>
+              <w:rPr>
+                <w:rFonts w:ascii="Times New Roman" w:hAnsi="Times New Roman"/>
+                <w:sz w:val="18"/>
+              </w:rPr>
+              <w:t>Same move, simpler</w:t>
+            </w:r>
+          </w:p>
+        </w:tc>
+        <w:tc>
+          <w:tcPr>
+            <w:tcW w:type="dxa" w:w="3802"/>
+          </w:tcPr>
+          <w:p>
+            <w:pPr>
+              <w:spacing w:after="60" w:before="0" w:line="276" w:lineRule="auto"/>
+            </w:pPr>
+            <w:r/>
+            <w:r>
+              <w:rPr>
+                <w:rFonts w:ascii="Times New Roman" w:hAnsi="Times New Roman"/>
+                <w:sz w:val="18"/>
+              </w:rPr>
+              <w:t>‘First, students can achieve a holistic personal development with the four-day school week.’ Right move (sequencing linker + who benefits), Level 3 wording.</w:t>
+            </w:r>
+          </w:p>
+        </w:tc>
+      </w:tr>
+      <w:tr>
+        <w:tc>
+          <w:tcPr>
+            <w:tcW w:type="dxa" w:w="1800"/>
+          </w:tcPr>
+          <w:p>
+            <w:pPr>
+              <w:spacing w:after="60" w:before="0" w:line="276" w:lineRule="auto"/>
+            </w:pPr>
+            <w:r/>
+            <w:r>
+              <w:rPr>
+                <w:rFonts w:ascii="Times New Roman" w:hAnsi="Times New Roman"/>
+                <w:b/>
+                <w:i w:val="0"/>
+                <w:sz w:val="18"/>
+              </w:rPr>
+            </w:r>
+          </w:p>
+        </w:tc>
+        <w:tc>
+          <w:tcPr>
+            <w:tcW w:type="dxa" w:w="2664"/>
+          </w:tcPr>
+          <w:p>
+            <w:pPr>
+              <w:spacing w:after="60" w:before="0" w:line="276" w:lineRule="auto"/>
+            </w:pPr>
+            <w:r/>
+            <w:r>
+              <w:rPr>
+                <w:rFonts w:ascii="Times New Roman" w:hAnsi="Times New Roman"/>
+                <w:sz w:val="18"/>
+              </w:rPr>
+              <w:t>From the perspective of [Group], [Topic] allows them to [verb phrase], which in turn [further benefit].</w:t>
+            </w:r>
+          </w:p>
+        </w:tc>
+        <w:tc>
+          <w:tcPr>
+            <w:tcW w:type="dxa" w:w="1368"/>
+          </w:tcPr>
+          <w:p>
+            <w:pPr>
+              <w:spacing w:after="60" w:before="0" w:line="276" w:lineRule="auto"/>
+            </w:pPr>
+            <w:r/>
+            <w:r>
+              <w:rPr>
+                <w:rFonts w:ascii="Times New Roman" w:hAnsi="Times New Roman"/>
+                <w:sz w:val="18"/>
+              </w:rPr>
+              <w:t>No</w:t>
+            </w:r>
+          </w:p>
+        </w:tc>
+        <w:tc>
+          <w:tcPr>
+            <w:tcW w:type="dxa" w:w="3802"/>
+          </w:tcPr>
+          <w:p>
+            <w:pPr>
+              <w:spacing w:after="60" w:before="0" w:line="276" w:lineRule="auto"/>
+            </w:pPr>
+            <w:r/>
+            <w:r>
+              <w:rPr>
+                <w:rFonts w:ascii="Times New Roman" w:hAnsi="Times New Roman"/>
+                <w:sz w:val="18"/>
+              </w:rPr>
+              <w:t>But [4] does the same job unpatterened: ‘… use it as a buffer for students and teachers to either set extra classes … or host a wide variety of enhancement classes …’</w:t>
+            </w:r>
+          </w:p>
+        </w:tc>
+      </w:tr>
+      <w:tr>
+        <w:tc>
+          <w:tcPr>
+            <w:tcW w:type="dxa" w:w="1800"/>
+          </w:tcPr>
+          <w:p>
+            <w:pPr>
+              <w:spacing w:after="60" w:before="0" w:line="276" w:lineRule="auto"/>
+            </w:pPr>
+            <w:r/>
+            <w:r>
+              <w:rPr>
+                <w:rFonts w:ascii="Times New Roman" w:hAnsi="Times New Roman"/>
+                <w:b/>
+                <w:i w:val="0"/>
+                <w:sz w:val="18"/>
+              </w:rPr>
+            </w:r>
+          </w:p>
+        </w:tc>
+        <w:tc>
+          <w:tcPr>
+            <w:tcW w:type="dxa" w:w="2664"/>
+          </w:tcPr>
+          <w:p>
+            <w:pPr>
+              <w:spacing w:after="60" w:before="0" w:line="276" w:lineRule="auto"/>
+            </w:pPr>
+            <w:r/>
+            <w:r>
+              <w:rPr>
+                <w:rFonts w:ascii="Times New Roman" w:hAnsi="Times New Roman"/>
+                <w:sz w:val="18"/>
+              </w:rPr>
+              <w:t>[Topic] serves as a powerful means of [gerund], which enables [Group] to [verb phrase].</w:t>
+            </w:r>
+          </w:p>
+        </w:tc>
+        <w:tc>
+          <w:tcPr>
+            <w:tcW w:type="dxa" w:w="1368"/>
+          </w:tcPr>
+          <w:p>
+            <w:pPr>
+              <w:spacing w:after="60" w:before="0" w:line="276" w:lineRule="auto"/>
+            </w:pPr>
+            <w:r/>
+            <w:r>
+              <w:rPr>
+                <w:rFonts w:ascii="Times New Roman" w:hAnsi="Times New Roman"/>
+                <w:sz w:val="18"/>
+              </w:rPr>
+              <w:t>No — only the relative-clause half</w:t>
+            </w:r>
+          </w:p>
+        </w:tc>
+        <w:tc>
+          <w:tcPr>
+            <w:tcW w:type="dxa" w:w="3802"/>
+          </w:tcPr>
+          <w:p>
+            <w:pPr>
+              <w:spacing w:after="60" w:before="0" w:line="276" w:lineRule="auto"/>
+            </w:pPr>
+            <w:r/>
+            <w:r>
+              <w:rPr>
+                <w:rFonts w:ascii="Times New Roman" w:hAnsi="Times New Roman"/>
+                <w:sz w:val="18"/>
+              </w:rPr>
+              <w:t>He writes ‘… which can help them achieve academic excellence’. Upgrading it: ‘The extra day serves as a powerful means of developing students’ interests, which enables them to discover their own talents.’</w:t>
+            </w:r>
+          </w:p>
+        </w:tc>
+      </w:tr>
+      <w:tr>
+        <w:tc>
+          <w:tcPr>
+            <w:tcW w:type="dxa" w:w="1800"/>
+          </w:tcPr>
+          <w:p>
+            <w:pPr>
+              <w:spacing w:after="60" w:before="0" w:line="276" w:lineRule="auto"/>
+            </w:pPr>
+            <w:r/>
+            <w:r>
+              <w:rPr>
+                <w:rFonts w:ascii="Times New Roman" w:hAnsi="Times New Roman"/>
+                <w:b/>
+                <w:i w:val="0"/>
+                <w:sz w:val="18"/>
+              </w:rPr>
+            </w:r>
+          </w:p>
+        </w:tc>
+        <w:tc>
+          <w:tcPr>
+            <w:tcW w:type="dxa" w:w="2664"/>
+          </w:tcPr>
+          <w:p>
+            <w:pPr>
+              <w:spacing w:after="60" w:before="0" w:line="276" w:lineRule="auto"/>
+            </w:pPr>
+            <w:r/>
+            <w:r>
+              <w:rPr>
+                <w:rFonts w:ascii="Times New Roman" w:hAnsi="Times New Roman"/>
+                <w:sz w:val="18"/>
+              </w:rPr>
+              <w:t>It is often said that [opposing view]. However, this argument overlooks the fact that [reason].</w:t>
+            </w:r>
+          </w:p>
+        </w:tc>
+        <w:tc>
+          <w:tcPr>
+            <w:tcW w:type="dxa" w:w="1368"/>
+          </w:tcPr>
+          <w:p>
+            <w:pPr>
+              <w:spacing w:after="60" w:before="0" w:line="276" w:lineRule="auto"/>
+            </w:pPr>
+            <w:r/>
+            <w:r>
+              <w:rPr>
+                <w:rFonts w:ascii="Times New Roman" w:hAnsi="Times New Roman"/>
+                <w:sz w:val="18"/>
+              </w:rPr>
+              <w:t>The move is there, the pattern is not</w:t>
+            </w:r>
+          </w:p>
+        </w:tc>
+        <w:tc>
+          <w:tcPr>
+            <w:tcW w:type="dxa" w:w="3802"/>
+          </w:tcPr>
+          <w:p>
+            <w:pPr>
+              <w:spacing w:after="60" w:before="0" w:line="276" w:lineRule="auto"/>
+            </w:pPr>
+            <w:r/>
+            <w:r>
+              <w:rPr>
+                <w:rFonts w:ascii="Times New Roman" w:hAnsi="Times New Roman"/>
+                <w:sz w:val="18"/>
+              </w:rPr>
+              <w:t>‘However, that also means after exhausting day of work for parents, sometimes parents return home at midnight …’ Upgraded: ‘It is often said that a four-day week would leave students unsupervised. However, this argument overlooks the fact that most parents return home at midnight anyway.’</w:t>
+            </w:r>
+          </w:p>
+        </w:tc>
+      </w:tr>
+      <w:tr>
+        <w:tc>
+          <w:tcPr>
+            <w:tcW w:type="dxa" w:w="1800"/>
+          </w:tcPr>
+          <w:p>
+            <w:pPr>
+              <w:spacing w:after="60" w:before="0" w:line="276" w:lineRule="auto"/>
+            </w:pPr>
+            <w:r/>
+            <w:r>
+              <w:rPr>
+                <w:rFonts w:ascii="Times New Roman" w:hAnsi="Times New Roman"/>
+                <w:b/>
+                <w:i w:val="0"/>
+                <w:sz w:val="18"/>
+              </w:rPr>
+              <w:t>F.6 Grammar L3 — solutions</w:t>
+            </w:r>
+          </w:p>
+        </w:tc>
+        <w:tc>
+          <w:tcPr>
+            <w:tcW w:type="dxa" w:w="2664"/>
+          </w:tcPr>
+          <w:p>
+            <w:pPr>
+              <w:spacing w:after="60" w:before="0" w:line="276" w:lineRule="auto"/>
+            </w:pPr>
+            <w:r/>
+            <w:r>
+              <w:rPr>
+                <w:rFonts w:ascii="Times New Roman" w:hAnsi="Times New Roman"/>
+                <w:sz w:val="18"/>
+              </w:rPr>
+              <w:t>There is an urgent need for [doer] to [base verb phrase].</w:t>
+            </w:r>
+          </w:p>
+        </w:tc>
+        <w:tc>
+          <w:tcPr>
+            <w:tcW w:type="dxa" w:w="1368"/>
+          </w:tcPr>
+          <w:p>
+            <w:pPr>
+              <w:spacing w:after="60" w:before="0" w:line="276" w:lineRule="auto"/>
+            </w:pPr>
+            <w:r/>
+            <w:r>
+              <w:rPr>
+                <w:rFonts w:ascii="Times New Roman" w:hAnsi="Times New Roman"/>
+                <w:sz w:val="18"/>
+              </w:rPr>
+              <w:t>No</w:t>
+            </w:r>
+          </w:p>
+        </w:tc>
+        <w:tc>
+          <w:tcPr>
+            <w:tcW w:type="dxa" w:w="3802"/>
+          </w:tcPr>
+          <w:p>
+            <w:pPr>
+              <w:spacing w:after="60" w:before="0" w:line="276" w:lineRule="auto"/>
+            </w:pPr>
+            <w:r/>
+            <w:r>
+              <w:rPr>
+                <w:rFonts w:ascii="Times New Roman" w:hAnsi="Times New Roman"/>
+                <w:sz w:val="18"/>
+              </w:rPr>
+              <w:t>His suggestions are plain ‘can’ sentences: ‘Parents can also use the one extra day to apply for classes that teach the interests of their children.’</w:t>
+            </w:r>
+          </w:p>
+        </w:tc>
+      </w:tr>
+      <w:tr>
+        <w:tc>
+          <w:tcPr>
+            <w:tcW w:type="dxa" w:w="1800"/>
+          </w:tcPr>
+          <w:p>
+            <w:pPr>
+              <w:spacing w:after="60" w:before="0" w:line="276" w:lineRule="auto"/>
+            </w:pPr>
+            <w:r/>
+            <w:r>
+              <w:rPr>
+                <w:rFonts w:ascii="Times New Roman" w:hAnsi="Times New Roman"/>
+                <w:b/>
+                <w:i w:val="0"/>
+                <w:sz w:val="18"/>
+              </w:rPr>
+            </w:r>
+          </w:p>
+        </w:tc>
+        <w:tc>
+          <w:tcPr>
+            <w:tcW w:type="dxa" w:w="2664"/>
+          </w:tcPr>
+          <w:p>
+            <w:pPr>
+              <w:spacing w:after="60" w:before="0" w:line="276" w:lineRule="auto"/>
+            </w:pPr>
+            <w:r/>
+            <w:r>
+              <w:rPr>
+                <w:rFonts w:ascii="Times New Roman" w:hAnsi="Times New Roman"/>
+                <w:sz w:val="18"/>
+              </w:rPr>
+              <w:t>To [goal], [doer] should make it a priority to [base verb phrase].</w:t>
+            </w:r>
+          </w:p>
+        </w:tc>
+        <w:tc>
+          <w:tcPr>
+            <w:tcW w:type="dxa" w:w="1368"/>
+          </w:tcPr>
+          <w:p>
+            <w:pPr>
+              <w:spacing w:after="60" w:before="0" w:line="276" w:lineRule="auto"/>
+            </w:pPr>
+            <w:r/>
+            <w:r>
+              <w:rPr>
+                <w:rFonts w:ascii="Times New Roman" w:hAnsi="Times New Roman"/>
+                <w:sz w:val="18"/>
+              </w:rPr>
+              <w:t>No</w:t>
+            </w:r>
+          </w:p>
+        </w:tc>
+        <w:tc>
+          <w:tcPr>
+            <w:tcW w:type="dxa" w:w="3802"/>
+          </w:tcPr>
+          <w:p>
+            <w:pPr>
+              <w:spacing w:after="60" w:before="0" w:line="276" w:lineRule="auto"/>
+            </w:pPr>
+            <w:r/>
+            <w:r>
+              <w:rPr>
+                <w:rFonts w:ascii="Times New Roman" w:hAnsi="Times New Roman"/>
+                <w:sz w:val="18"/>
+              </w:rPr>
+              <w:t>Upgrade for this letter: ‘To help weaker students catch up, schools should make it a priority to use the extra hour for remedial classes.’</w:t>
+            </w:r>
+          </w:p>
+        </w:tc>
+      </w:tr>
+      <w:tr>
+        <w:tc>
+          <w:tcPr>
+            <w:tcW w:type="dxa" w:w="1800"/>
+          </w:tcPr>
+          <w:p>
+            <w:pPr>
+              <w:spacing w:after="60" w:before="0" w:line="276" w:lineRule="auto"/>
+            </w:pPr>
+            <w:r/>
+            <w:r>
+              <w:rPr>
+                <w:rFonts w:ascii="Times New Roman" w:hAnsi="Times New Roman"/>
+                <w:b/>
+                <w:i w:val="0"/>
+                <w:sz w:val="18"/>
+              </w:rPr>
+            </w:r>
+          </w:p>
+        </w:tc>
+        <w:tc>
+          <w:tcPr>
+            <w:tcW w:type="dxa" w:w="2664"/>
+          </w:tcPr>
+          <w:p>
+            <w:pPr>
+              <w:spacing w:after="60" w:before="0" w:line="276" w:lineRule="auto"/>
+            </w:pPr>
+            <w:r/>
+            <w:r>
+              <w:rPr>
+                <w:rFonts w:ascii="Times New Roman" w:hAnsi="Times New Roman"/>
+                <w:sz w:val="18"/>
+              </w:rPr>
+              <w:t>[Doer], in collaboration with [second party], should [verb phrase].</w:t>
+            </w:r>
+          </w:p>
+        </w:tc>
+        <w:tc>
+          <w:tcPr>
+            <w:tcW w:type="dxa" w:w="1368"/>
+          </w:tcPr>
+          <w:p>
+            <w:pPr>
+              <w:spacing w:after="60" w:before="0" w:line="276" w:lineRule="auto"/>
+            </w:pPr>
+            <w:r/>
+            <w:r>
+              <w:rPr>
+                <w:rFonts w:ascii="Times New Roman" w:hAnsi="Times New Roman"/>
+                <w:sz w:val="18"/>
+              </w:rPr>
+              <w:t>No</w:t>
+            </w:r>
+          </w:p>
+        </w:tc>
+        <w:tc>
+          <w:tcPr>
+            <w:tcW w:type="dxa" w:w="3802"/>
+          </w:tcPr>
+          <w:p>
+            <w:pPr>
+              <w:spacing w:after="60" w:before="0" w:line="276" w:lineRule="auto"/>
+            </w:pPr>
+            <w:r/>
+            <w:r>
+              <w:rPr>
+                <w:rFonts w:ascii="Times New Roman" w:hAnsi="Times New Roman"/>
+                <w:sz w:val="18"/>
+              </w:rPr>
+              <w:t>Upgrade: ‘Parents, in collaboration with schools, should plan interest classes for the free day.’</w:t>
+            </w:r>
+          </w:p>
+        </w:tc>
+      </w:tr>
+      <w:tr>
+        <w:tc>
+          <w:tcPr>
+            <w:tcW w:type="dxa" w:w="1800"/>
+          </w:tcPr>
+          <w:p>
+            <w:pPr>
+              <w:spacing w:after="60" w:before="0" w:line="276" w:lineRule="auto"/>
+            </w:pPr>
+            <w:r/>
+            <w:r>
+              <w:rPr>
+                <w:rFonts w:ascii="Times New Roman" w:hAnsi="Times New Roman"/>
+                <w:b/>
+                <w:i w:val="0"/>
+                <w:sz w:val="18"/>
+              </w:rPr>
+              <w:t>F.5 Inversion (Lesson 2)</w:t>
+            </w:r>
+          </w:p>
+        </w:tc>
+        <w:tc>
+          <w:tcPr>
+            <w:tcW w:type="dxa" w:w="2664"/>
+          </w:tcPr>
+          <w:p>
+            <w:pPr>
+              <w:spacing w:after="60" w:before="0" w:line="276" w:lineRule="auto"/>
+            </w:pPr>
+            <w:r/>
+            <w:r>
+              <w:rPr>
+                <w:rFonts w:ascii="Times New Roman" w:hAnsi="Times New Roman"/>
+                <w:sz w:val="18"/>
+              </w:rPr>
+              <w:t>Not only + auxiliary + subject + verb, but (subject) also + verb</w:t>
+            </w:r>
+          </w:p>
+        </w:tc>
+        <w:tc>
+          <w:tcPr>
+            <w:tcW w:type="dxa" w:w="1368"/>
+          </w:tcPr>
+          <w:p>
+            <w:pPr>
+              <w:spacing w:after="60" w:before="0" w:line="276" w:lineRule="auto"/>
+            </w:pPr>
+            <w:r/>
+            <w:r>
+              <w:rPr>
+                <w:rFonts w:ascii="Times New Roman" w:hAnsi="Times New Roman"/>
+                <w:sz w:val="18"/>
+              </w:rPr>
+              <w:t>No</w:t>
+            </w:r>
+          </w:p>
+        </w:tc>
+        <w:tc>
+          <w:tcPr>
+            <w:tcW w:type="dxa" w:w="3802"/>
+          </w:tcPr>
+          <w:p>
+            <w:pPr>
+              <w:spacing w:after="60" w:before="0" w:line="276" w:lineRule="auto"/>
+            </w:pPr>
+            <w:r/>
+            <w:r>
+              <w:rPr>
+                <w:rFonts w:ascii="Times New Roman" w:hAnsi="Times New Roman"/>
+                <w:sz w:val="18"/>
+              </w:rPr>
+              <w:t>Where it would fit: ‘Not only can the extra day reduce students’ stress, but it can also give them time to develop their talents.’</w:t>
+            </w:r>
+          </w:p>
+        </w:tc>
+      </w:tr>
+      <w:tr>
+        <w:tc>
+          <w:tcPr>
+            <w:tcW w:type="dxa" w:w="1800"/>
+          </w:tcPr>
+          <w:p>
+            <w:pPr>
+              <w:spacing w:after="60" w:before="0" w:line="276" w:lineRule="auto"/>
+            </w:pPr>
+            <w:r/>
+            <w:r>
+              <w:rPr>
+                <w:rFonts w:ascii="Times New Roman" w:hAnsi="Times New Roman"/>
+                <w:b/>
+                <w:i w:val="0"/>
+                <w:sz w:val="18"/>
+              </w:rPr>
+            </w:r>
+          </w:p>
+        </w:tc>
+        <w:tc>
+          <w:tcPr>
+            <w:tcW w:type="dxa" w:w="2664"/>
+          </w:tcPr>
+          <w:p>
+            <w:pPr>
+              <w:spacing w:after="60" w:before="0" w:line="276" w:lineRule="auto"/>
+            </w:pPr>
+            <w:r/>
+            <w:r>
+              <w:rPr>
+                <w:rFonts w:ascii="Times New Roman" w:hAnsi="Times New Roman"/>
+                <w:sz w:val="18"/>
+              </w:rPr>
+              <w:t>Never / Rarely / Seldom + auxiliary + subject + verb</w:t>
+            </w:r>
+          </w:p>
+        </w:tc>
+        <w:tc>
+          <w:tcPr>
+            <w:tcW w:type="dxa" w:w="1368"/>
+          </w:tcPr>
+          <w:p>
+            <w:pPr>
+              <w:spacing w:after="60" w:before="0" w:line="276" w:lineRule="auto"/>
+            </w:pPr>
+            <w:r/>
+            <w:r>
+              <w:rPr>
+                <w:rFonts w:ascii="Times New Roman" w:hAnsi="Times New Roman"/>
+                <w:sz w:val="18"/>
+              </w:rPr>
+              <w:t>No</w:t>
+            </w:r>
+          </w:p>
+        </w:tc>
+        <w:tc>
+          <w:tcPr>
+            <w:tcW w:type="dxa" w:w="3802"/>
+          </w:tcPr>
+          <w:p>
+            <w:pPr>
+              <w:spacing w:after="60" w:before="0" w:line="276" w:lineRule="auto"/>
+            </w:pPr>
+            <w:r/>
+            <w:r>
+              <w:rPr>
+                <w:rFonts w:ascii="Times New Roman" w:hAnsi="Times New Roman"/>
+                <w:sz w:val="18"/>
+              </w:rPr>
+              <w:t>Where it would fit: ‘Rarely do parents have the chance to spend a whole weekday with their children.’</w:t>
+            </w:r>
+          </w:p>
+        </w:tc>
+      </w:tr>
+      <w:tr>
+        <w:tc>
+          <w:tcPr>
+            <w:tcW w:type="dxa" w:w="1800"/>
+          </w:tcPr>
+          <w:p>
+            <w:pPr>
+              <w:spacing w:after="60" w:before="0" w:line="276" w:lineRule="auto"/>
+            </w:pPr>
+            <w:r/>
+            <w:r>
+              <w:rPr>
+                <w:rFonts w:ascii="Times New Roman" w:hAnsi="Times New Roman"/>
+                <w:b/>
+                <w:i w:val="0"/>
+                <w:sz w:val="18"/>
+              </w:rPr>
+            </w:r>
+          </w:p>
+        </w:tc>
+        <w:tc>
+          <w:tcPr>
+            <w:tcW w:type="dxa" w:w="2664"/>
+          </w:tcPr>
+          <w:p>
+            <w:pPr>
+              <w:spacing w:after="60" w:before="0" w:line="276" w:lineRule="auto"/>
+            </w:pPr>
+            <w:r/>
+            <w:r>
+              <w:rPr>
+                <w:rFonts w:ascii="Times New Roman" w:hAnsi="Times New Roman"/>
+                <w:sz w:val="18"/>
+              </w:rPr>
+              <w:t>Only by + -ing + auxiliary + subject + verb</w:t>
+            </w:r>
+          </w:p>
+        </w:tc>
+        <w:tc>
+          <w:tcPr>
+            <w:tcW w:type="dxa" w:w="1368"/>
+          </w:tcPr>
+          <w:p>
+            <w:pPr>
+              <w:spacing w:after="60" w:before="0" w:line="276" w:lineRule="auto"/>
+            </w:pPr>
+            <w:r/>
+            <w:r>
+              <w:rPr>
+                <w:rFonts w:ascii="Times New Roman" w:hAnsi="Times New Roman"/>
+                <w:sz w:val="18"/>
+              </w:rPr>
+              <w:t>No</w:t>
+            </w:r>
+          </w:p>
+        </w:tc>
+        <w:tc>
+          <w:tcPr>
+            <w:tcW w:type="dxa" w:w="3802"/>
+          </w:tcPr>
+          <w:p>
+            <w:pPr>
+              <w:spacing w:after="60" w:before="0" w:line="276" w:lineRule="auto"/>
+            </w:pPr>
+            <w:r/>
+            <w:r>
+              <w:rPr>
+                <w:rFonts w:ascii="Times New Roman" w:hAnsi="Times New Roman"/>
+                <w:sz w:val="18"/>
+              </w:rPr>
+              <w:t>Where it would fit: ‘Only by freeing one day a week can schools give students the time to discover their own interests.’</w:t>
+            </w:r>
+          </w:p>
+        </w:tc>
+      </w:tr>
+      <w:tr>
+        <w:tc>
+          <w:tcPr>
+            <w:tcW w:type="dxa" w:w="1800"/>
+          </w:tcPr>
+          <w:p>
+            <w:pPr>
+              <w:spacing w:after="60" w:before="0" w:line="276" w:lineRule="auto"/>
+            </w:pPr>
+            <w:r/>
+            <w:r>
+              <w:rPr>
+                <w:rFonts w:ascii="Times New Roman" w:hAnsi="Times New Roman"/>
+                <w:b/>
+                <w:i w:val="0"/>
+                <w:sz w:val="18"/>
+              </w:rPr>
+              <w:t>F.5 relative clauses and participle phrases</w:t>
+            </w:r>
+          </w:p>
+        </w:tc>
+        <w:tc>
+          <w:tcPr>
+            <w:tcW w:type="dxa" w:w="2664"/>
+          </w:tcPr>
+          <w:p>
+            <w:pPr>
+              <w:spacing w:after="60" w:before="0" w:line="276" w:lineRule="auto"/>
+            </w:pPr>
+            <w:r/>
+            <w:r>
+              <w:rPr>
+                <w:rFonts w:ascii="Times New Roman" w:hAnsi="Times New Roman"/>
+                <w:sz w:val="18"/>
+              </w:rPr>
+              <w:t>Relative clause: which / who / that</w:t>
+            </w:r>
+          </w:p>
+        </w:tc>
+        <w:tc>
+          <w:tcPr>
+            <w:tcW w:type="dxa" w:w="1368"/>
+          </w:tcPr>
+          <w:p>
+            <w:pPr>
+              <w:spacing w:after="60" w:before="0" w:line="276" w:lineRule="auto"/>
+            </w:pPr>
+            <w:r/>
+            <w:r>
+              <w:rPr>
+                <w:rFonts w:ascii="Times New Roman" w:hAnsi="Times New Roman"/>
+                <w:sz w:val="18"/>
+              </w:rPr>
+              <w:t>Yes</w:t>
+            </w:r>
+          </w:p>
+        </w:tc>
+        <w:tc>
+          <w:tcPr>
+            <w:tcW w:type="dxa" w:w="3802"/>
+          </w:tcPr>
+          <w:p>
+            <w:pPr>
+              <w:spacing w:after="60" w:before="0" w:line="276" w:lineRule="auto"/>
+            </w:pPr>
+            <w:r/>
+            <w:r>
+              <w:rPr>
+                <w:rFonts w:ascii="Times New Roman" w:hAnsi="Times New Roman"/>
+                <w:sz w:val="18"/>
+              </w:rPr>
+              <w:t>‘which can help them achieve academic excellence’; ‘enhancement classes that are hosted by professionals outside the school’. One slip: ‘public exams like the DSE which determines …’ needs ‘determine’.</w:t>
+            </w:r>
+          </w:p>
+        </w:tc>
+      </w:tr>
+      <w:tr>
+        <w:tc>
+          <w:tcPr>
+            <w:tcW w:type="dxa" w:w="1800"/>
+          </w:tcPr>
+          <w:p>
+            <w:pPr>
+              <w:spacing w:after="60" w:before="0" w:line="276" w:lineRule="auto"/>
+            </w:pPr>
+            <w:r/>
+            <w:r>
+              <w:rPr>
+                <w:rFonts w:ascii="Times New Roman" w:hAnsi="Times New Roman"/>
+                <w:b/>
+                <w:i w:val="0"/>
+                <w:sz w:val="18"/>
+              </w:rPr>
+            </w:r>
+          </w:p>
+        </w:tc>
+        <w:tc>
+          <w:tcPr>
+            <w:tcW w:type="dxa" w:w="2664"/>
+          </w:tcPr>
+          <w:p>
+            <w:pPr>
+              <w:spacing w:after="60" w:before="0" w:line="276" w:lineRule="auto"/>
+            </w:pPr>
+            <w:r/>
+            <w:r>
+              <w:rPr>
+                <w:rFonts w:ascii="Times New Roman" w:hAnsi="Times New Roman"/>
+                <w:sz w:val="18"/>
+              </w:rPr>
+              <w:t>Participle phrase (–ing / with + noun + –ing)</w:t>
+            </w:r>
+          </w:p>
+        </w:tc>
+        <w:tc>
+          <w:tcPr>
+            <w:tcW w:type="dxa" w:w="1368"/>
+          </w:tcPr>
+          <w:p>
+            <w:pPr>
+              <w:spacing w:after="60" w:before="0" w:line="276" w:lineRule="auto"/>
+            </w:pPr>
+            <w:r/>
+            <w:r>
+              <w:rPr>
+                <w:rFonts w:ascii="Times New Roman" w:hAnsi="Times New Roman"/>
+                <w:sz w:val="18"/>
+              </w:rPr>
+              <w:t>Yes</w:t>
+            </w:r>
+          </w:p>
+        </w:tc>
+        <w:tc>
+          <w:tcPr>
+            <w:tcW w:type="dxa" w:w="3802"/>
+          </w:tcPr>
+          <w:p>
+            <w:pPr>
+              <w:spacing w:after="60" w:before="0" w:line="276" w:lineRule="auto"/>
+            </w:pPr>
+            <w:r/>
+            <w:r>
+              <w:rPr>
+                <w:rFonts w:ascii="Times New Roman" w:hAnsi="Times New Roman"/>
+                <w:sz w:val="18"/>
+              </w:rPr>
+              <w:t>‘With … being …’; ‘building students’ confidence’; ‘using the extra day provided’.</w:t>
+            </w:r>
+          </w:p>
+        </w:tc>
+      </w:tr>
+      <w:tr>
+        <w:tc>
+          <w:tcPr>
+            <w:tcW w:type="dxa" w:w="1800"/>
+          </w:tcPr>
+          <w:p>
+            <w:pPr>
+              <w:spacing w:after="60" w:before="0" w:line="276" w:lineRule="auto"/>
+            </w:pPr>
+            <w:r/>
+            <w:r>
+              <w:rPr>
+                <w:rFonts w:ascii="Times New Roman" w:hAnsi="Times New Roman"/>
+                <w:b/>
+                <w:i w:val="0"/>
+                <w:sz w:val="18"/>
+              </w:rPr>
+            </w:r>
+          </w:p>
+        </w:tc>
+        <w:tc>
+          <w:tcPr>
+            <w:tcW w:type="dxa" w:w="2664"/>
+          </w:tcPr>
+          <w:p>
+            <w:pPr>
+              <w:spacing w:after="60" w:before="0" w:line="276" w:lineRule="auto"/>
+            </w:pPr>
+            <w:r/>
+            <w:r>
+              <w:rPr>
+                <w:rFonts w:ascii="Times New Roman" w:hAnsi="Times New Roman"/>
+                <w:sz w:val="18"/>
+              </w:rPr>
+              <w:t>Nominalisation (the + noun + of)</w:t>
+            </w:r>
+          </w:p>
+        </w:tc>
+        <w:tc>
+          <w:tcPr>
+            <w:tcW w:type="dxa" w:w="1368"/>
+          </w:tcPr>
+          <w:p>
+            <w:pPr>
+              <w:spacing w:after="60" w:before="0" w:line="276" w:lineRule="auto"/>
+            </w:pPr>
+            <w:r/>
+            <w:r>
+              <w:rPr>
+                <w:rFonts w:ascii="Times New Roman" w:hAnsi="Times New Roman"/>
+                <w:sz w:val="18"/>
+              </w:rPr>
+              <w:t>Yes</w:t>
+            </w:r>
+          </w:p>
+        </w:tc>
+        <w:tc>
+          <w:tcPr>
+            <w:tcW w:type="dxa" w:w="3802"/>
+          </w:tcPr>
+          <w:p>
+            <w:pPr>
+              <w:spacing w:after="60" w:before="0" w:line="276" w:lineRule="auto"/>
+            </w:pPr>
+            <w:r/>
+            <w:r>
+              <w:rPr>
+                <w:rFonts w:ascii="Times New Roman" w:hAnsi="Times New Roman"/>
+                <w:sz w:val="18"/>
+              </w:rPr>
+              <w:t>‘the implementation of a four-day school week’; ‘the lack of communication between parents and children’.</w:t>
+            </w:r>
+          </w:p>
+        </w:tc>
+      </w:tr>
+    </w:tbl>
+    <w:p>
+      <w:pPr>
+        <w:spacing w:after="80"/>
+      </w:pPr>
+    </w:p>
+    <w:p>
+      <w:pPr>
+        <w:spacing w:after="40"/>
+      </w:pPr>
+      <w:r>
+        <w:rPr>
+          <w:rFonts w:ascii="Times New Roman" w:hAnsi="Times New Roman"/>
+          <w:b/>
+          <w:i w:val="0"/>
+        </w:rPr>
+        <w:t>Task 8. ◎ HOMEWORK — Use TWO of the five patterns above and FOUR items from the word table to write TWO sentences about the four-day school week.</w:t>
+      </w:r>
+    </w:p>
+    <w:p>
+      <w:pPr>
+        <w:spacing w:after="200"/>
+      </w:pPr>
+      <w:r>
+        <w:rPr>
+          <w:rFonts w:ascii="Times New Roman" w:hAnsi="Times New Roman"/>
+        </w:rPr>
+        <w:t>____________________________________________________________________________________</w:t>
+      </w:r>
+    </w:p>
+    <w:p>
+      <w:pPr>
+        <w:spacing w:after="200"/>
+      </w:pPr>
+      <w:r>
+        <w:rPr>
+          <w:rFonts w:ascii="Times New Roman" w:hAnsi="Times New Roman"/>
+        </w:rPr>
+        <w:t>____________________________________________________________________________________</w:t>
+      </w:r>
+    </w:p>
+    <w:p>
+      <w:pPr>
+        <w:spacing w:after="200"/>
+      </w:pPr>
+      <w:r>
+        <w:rPr>
+          <w:rFonts w:ascii="Times New Roman" w:hAnsi="Times New Roman"/>
+        </w:rPr>
+        <w:t>____________________________________________________________________________________</w:t>
+      </w:r>
+    </w:p>
+    <w:p>
+      <w:pPr>
+        <w:spacing w:after="200"/>
+      </w:pPr>
+      <w:r>
+        <w:rPr>
+          <w:rFonts w:ascii="Times New Roman" w:hAnsi="Times New Roman"/>
+        </w:rPr>
+        <w:t>____________________________________________________________________________________</w:t>
+      </w:r>
+    </w:p>
     <w:sectPr>
       <w:pgSz w:w="11906" w:h="16838"/>
       <w:pgMar w:top="851" w:right="1134" w:bottom="851" w:left="1134" w:header="720" w:footer="720" w:gutter="0"/>
